--- a/docs/Publishing-Battleplan-and-Yafie.docx
+++ b/docs/Publishing-Battleplan-and-Yafie.docx
@@ -32,7 +32,7 @@
           <w:sz w:val="20"/>
           <w:szCs w:val="20"/>
         </w:rPr>
-        <w:t xml:space="preserve">Battle Baseball LLC  ·  As of October 9, 2026</w:t>
+        <w:t xml:space="preserve">Under your own name  ·  As of October 9, 2026</w:t>
       </w:r>
     </w:p>
     <w:p>
@@ -43,7 +43,7 @@
         <w:rPr>
           <w:rFonts w:ascii="Arial" w:cs="Arial" w:eastAsia="Arial" w:hAnsi="Arial"/>
         </w:rPr>
-        <w:t xml:space="preserve">Battle Baseball LLC can publish both apps for about </w:t>
+        <w:t xml:space="preserve">You can publish both apps under your own name for about </w:t>
       </w:r>
       <w:r>
         <w:rPr>
@@ -71,7 +71,7 @@
         <w:rPr>
           <w:rFonts w:ascii="Arial" w:cs="Arial" w:eastAsia="Arial" w:hAnsi="Arial"/>
         </w:rPr>
-        <w:t xml:space="preserve">, plus Firebase usage of roughly $0–3 a month until many teams use Battleplan. One Apple Developer membership covers Battleplan for iPhone and Yafie for Mac. One Google Play account covers Battleplan for Android.</w:t>
+        <w:t xml:space="preserve">, plus Firebase usage of roughly $0–3 a month until many teams use Battleplan. One individual Apple Developer membership covers Battleplan for iPhone and Yafie for Mac. One personal Google Play account covers Battleplan for Android.</w:t>
       </w:r>
     </w:p>
     <w:p>
@@ -82,7 +82,18 @@
         <w:rPr>
           <w:rFonts w:ascii="Arial" w:cs="Arial" w:eastAsia="Arial" w:hAnsi="Arial"/>
         </w:rPr>
-        <w:t xml:space="preserve">The order is website and web app first, then iPhone, then Android, all from one Flutter codebase. Firebase hosts the site and runs the backend, and the domain lives at Cloudflare. The slowest steps are the LLC's free D-U-N-S number (about 1–2 weeks) and a live website with privacy, terms, support and account-deletion pages. Apple, Google and Meta all check that website.</w:t>
+        <w:t xml:space="preserve">The order is website and web app first, then iPhone, then Android, all from one Flutter codebase. Firebase hosts the site and runs the backend, and the domain lives at Cloudflare. The slowest steps are a live website with privacy, terms, support and account-deletion pages, which Apple, Google and Meta all check, and Google Play's closed test. A personal account can't publish until 12 testers have stayed opted in for 14 days in a row.</w:t>
+      </w:r>
+    </w:p>
+    <w:p>
+      <w:pPr>
+        <w:spacing w:after="120"/>
+      </w:pPr>
+      <w:r>
+        <w:rPr>
+          <w:rFonts w:ascii="Arial" w:cs="Arial" w:eastAsia="Arial" w:hAnsi="Arial"/>
+        </w:rPr>
+        <w:t xml:space="preserve">Publishing as an individual puts your legal name on both stores, and with no LLC you're personally liable for the apps. If you form or reinstate an LLC later, both stores upgrade the account in place and keep the apps (section 8).</w:t>
       </w:r>
     </w:p>
     <w:p>
@@ -131,7 +142,7 @@
         <w:rPr>
           <w:rFonts w:ascii="Arial" w:cs="Arial" w:eastAsia="Arial" w:hAnsi="Arial"/>
         </w:rPr>
-        <w:t xml:space="preserve">Confirm the LLC's </w:t>
+        <w:t xml:space="preserve">Use your </w:t>
       </w:r>
       <w:r>
         <w:rPr>
@@ -145,7 +156,7 @@
         <w:rPr>
           <w:rFonts w:ascii="Arial" w:cs="Arial" w:eastAsia="Arial" w:hAnsi="Arial"/>
         </w:rPr>
-        <w:t xml:space="preserve"> as filed with the state. Apple and Google show it as the seller, exactly as it appears on the D-U-N-S record.</w:t>
+        <w:t xml:space="preserve"> wherever you enroll, as it appears on your driver's license or passport, with no nickname or business name. Apple shows it as the seller, and Google Play shows it on the app's page.</w:t>
       </w:r>
     </w:p>
     <w:p>
@@ -157,25 +168,19 @@
         </w:numPr>
         <w:spacing w:after="60"/>
       </w:pPr>
-      <w:r>
-        <w:rPr>
-          <w:rFonts w:ascii="Arial" w:cs="Arial" w:eastAsia="Arial" w:hAnsi="Arial"/>
-        </w:rPr>
-        <w:t xml:space="preserve">Check that the LLC's </w:t>
-      </w:r>
       <w:r>
         <w:rPr>
           <w:rFonts w:ascii="Arial" w:cs="Arial" w:eastAsia="Arial" w:hAnsi="Arial"/>
           <w:b/>
           <w:bCs/>
         </w:rPr>
-        <w:t xml:space="preserve">articles allow any lawful business</w:t>
-      </w:r>
-      <w:r>
-        <w:rPr>
-          <w:rFonts w:ascii="Arial" w:cs="Arial" w:eastAsia="Arial" w:hAnsi="Arial"/>
-        </w:rPr>
-        <w:t xml:space="preserve">, so software fits. If they name only baseball, file an amendment.</w:t>
+        <w:t xml:space="preserve">Secure your personal Gmail:</w:t>
+      </w:r>
+      <w:r>
+        <w:rPr>
+          <w:rFonts w:ascii="Arial" w:cs="Arial" w:eastAsia="Arial" w:hAnsi="Arial"/>
+        </w:rPr>
+        <w:t xml:space="preserve"> it will own Firebase, Google Play, Cloudflare and Resend, so check that 2-Step Verification is on and your recovery phone and email are current.</w:t>
       </w:r>
     </w:p>
     <w:p>
@@ -187,19 +192,36 @@
         </w:numPr>
         <w:spacing w:after="60"/>
       </w:pPr>
+      <w:r>
+        <w:rPr>
+          <w:rFonts w:ascii="Arial" w:cs="Arial" w:eastAsia="Arial" w:hAnsi="Arial"/>
+        </w:rPr>
+        <w:t xml:space="preserve">Create a </w:t>
+      </w:r>
       <w:r>
         <w:rPr>
           <w:rFonts w:ascii="Arial" w:cs="Arial" w:eastAsia="Arial" w:hAnsi="Arial"/>
           <w:b/>
           <w:bCs/>
         </w:rPr>
-        <w:t xml:space="preserve">Decide: one LLC or two.</w:t>
-      </w:r>
-      <w:r>
-        <w:rPr>
-          <w:rFonts w:ascii="Arial" w:cs="Arial" w:eastAsia="Arial" w:hAnsi="Arial"/>
-        </w:rPr>
-        <w:t xml:space="preserve"> Keeping baseball and software together means a claim against one can reach the other. Decide before the first public release, because moving an app to a new publisher later is painful.</w:t>
+        <w:t xml:space="preserve">Battleplan vault</w:t>
+      </w:r>
+      <w:r>
+        <w:rPr>
+          <w:rFonts w:ascii="Arial" w:cs="Arial" w:eastAsia="Arial" w:hAnsi="Arial"/>
+        </w:rPr>
+        <w:t xml:space="preserve"> in the family 1Password for every login, key file and recovery code.</w:t>
+      </w:r>
+    </w:p>
+    <w:p>
+      <w:pPr>
+        <w:pStyle w:val="Heading2"/>
+      </w:pPr>
+      <w:r>
+        <w:rPr>
+          <w:rFonts w:ascii="Arial" w:cs="Arial" w:eastAsia="Arial" w:hAnsi="Arial"/>
+        </w:rPr>
+        <w:t xml:space="preserve">Phase 1 · Website and web app</w:t>
       </w:r>
     </w:p>
     <w:p>
@@ -215,47 +237,21 @@
         <w:rPr>
           <w:rFonts w:ascii="Arial" w:cs="Arial" w:eastAsia="Arial" w:hAnsi="Arial"/>
         </w:rPr>
-        <w:t xml:space="preserve">Look up the LLC on </w:t>
-      </w:r>
-      <w:hyperlink w:history="1" r:id="rIdz4lskuxeyawdpb7l9txhm">
-        <w:r>
-          <w:rPr>
-            <w:rFonts w:ascii="Arial" w:cs="Arial" w:eastAsia="Arial" w:hAnsi="Arial"/>
-            <w:color w:val="2F5BEA"/>
-            <w:u w:val="single"/>
-          </w:rPr>
-          <w:t xml:space="preserve">Apple's D-U-N-S lookup</w:t>
-        </w:r>
-      </w:hyperlink>
-      <w:r>
-        <w:rPr>
-          <w:rFonts w:ascii="Arial" w:cs="Arial" w:eastAsia="Arial" w:hAnsi="Arial"/>
-        </w:rPr>
-        <w:t xml:space="preserve">, signed in with any Apple Account. If it has no number, request one there for free: D&amp;B takes up to 5 business days, then Apple up to 2 more. The name and address must match the state filing.</w:t>
-      </w:r>
-    </w:p>
-    <w:p>
-      <w:pPr>
-        <w:pStyle w:val="ListParagraph"/>
-        <w:numPr>
-          <w:ilvl w:val="0"/>
-          <w:numId w:val="2"/>
-        </w:numPr>
-        <w:spacing w:after="60"/>
-      </w:pPr>
+        <w:t xml:space="preserve">Buy </w:t>
+      </w:r>
       <w:r>
         <w:rPr>
           <w:rFonts w:ascii="Arial" w:cs="Arial" w:eastAsia="Arial" w:hAnsi="Arial"/>
           <w:b/>
           <w:bCs/>
         </w:rPr>
-        <w:t xml:space="preserve">Secure the Battle Baseball Gmail:</w:t>
-      </w:r>
-      <w:r>
-        <w:rPr>
-          <w:rFonts w:ascii="Arial" w:cs="Arial" w:eastAsia="Arial" w:hAnsi="Arial"/>
-        </w:rPr>
-        <w:t xml:space="preserve"> 2-Step Verification, your own recovery phone and email, and a new password if anyone else knows it.</w:t>
+        <w:t xml:space="preserve">battleplan.team</w:t>
+      </w:r>
+      <w:r>
+        <w:rPr>
+          <w:rFonts w:ascii="Arial" w:cs="Arial" w:eastAsia="Arial" w:hAnsi="Arial"/>
+        </w:rPr>
+        <w:t xml:space="preserve"> at Cloudflare, signed in with your Gmail (unregistered as of Oct 9, 2026).</w:t>
       </w:r>
     </w:p>
     <w:p>
@@ -271,7 +267,7 @@
         <w:rPr>
           <w:rFonts w:ascii="Arial" w:cs="Arial" w:eastAsia="Arial" w:hAnsi="Arial"/>
         </w:rPr>
-        <w:t xml:space="preserve">Create a </w:t>
+        <w:t xml:space="preserve">Turn on </w:t>
       </w:r>
       <w:r>
         <w:rPr>
@@ -279,24 +275,13 @@
           <w:b/>
           <w:bCs/>
         </w:rPr>
-        <w:t xml:space="preserve">Battleplan vault</w:t>
-      </w:r>
-      <w:r>
-        <w:rPr>
-          <w:rFonts w:ascii="Arial" w:cs="Arial" w:eastAsia="Arial" w:hAnsi="Arial"/>
-        </w:rPr>
-        <w:t xml:space="preserve"> in the family 1Password for every login, key file and recovery code.</w:t>
-      </w:r>
-    </w:p>
-    <w:p>
-      <w:pPr>
-        <w:pStyle w:val="Heading2"/>
-      </w:pPr>
-      <w:r>
-        <w:rPr>
-          <w:rFonts w:ascii="Arial" w:cs="Arial" w:eastAsia="Arial" w:hAnsi="Arial"/>
-        </w:rPr>
-        <w:t xml:space="preserve">Phase 1 · Website and web app</w:t>
+        <w:t xml:space="preserve">Cloudflare Email Routing</w:t>
+      </w:r>
+      <w:r>
+        <w:rPr>
+          <w:rFonts w:ascii="Arial" w:cs="Arial" w:eastAsia="Arial" w:hAnsi="Arial"/>
+        </w:rPr>
+        <w:t xml:space="preserve"> and create support@ and privacy@, both forwarding to your Gmail.</w:t>
       </w:r>
     </w:p>
     <w:p>
@@ -312,7 +297,7 @@
         <w:rPr>
           <w:rFonts w:ascii="Arial" w:cs="Arial" w:eastAsia="Arial" w:hAnsi="Arial"/>
         </w:rPr>
-        <w:t xml:space="preserve">Buy </w:t>
+        <w:t xml:space="preserve">Create Firebase projects </w:t>
       </w:r>
       <w:r>
         <w:rPr>
@@ -320,29 +305,13 @@
           <w:b/>
           <w:bCs/>
         </w:rPr>
-        <w:t xml:space="preserve">battleplan.team</w:t>
-      </w:r>
-      <w:r>
-        <w:rPr>
-          <w:rFonts w:ascii="Arial" w:cs="Arial" w:eastAsia="Arial" w:hAnsi="Arial"/>
-        </w:rPr>
-        <w:t xml:space="preserve"> at Cloudflare, signed in with the Gmail (unregistered as of Oct 9, 2026).</w:t>
-      </w:r>
-    </w:p>
-    <w:p>
-      <w:pPr>
-        <w:pStyle w:val="ListParagraph"/>
-        <w:numPr>
-          <w:ilvl w:val="0"/>
-          <w:numId w:val="2"/>
-        </w:numPr>
-        <w:spacing w:after="60"/>
-      </w:pPr>
-      <w:r>
-        <w:rPr>
-          <w:rFonts w:ascii="Arial" w:cs="Arial" w:eastAsia="Arial" w:hAnsi="Arial"/>
-        </w:rPr>
-        <w:t xml:space="preserve">Turn on </w:t>
+        <w:t xml:space="preserve">battleplan-dev</w:t>
+      </w:r>
+      <w:r>
+        <w:rPr>
+          <w:rFonts w:ascii="Arial" w:cs="Arial" w:eastAsia="Arial" w:hAnsi="Arial"/>
+        </w:rPr>
+        <w:t xml:space="preserve"> (free plan) and </w:t>
       </w:r>
       <w:r>
         <w:rPr>
@@ -350,13 +319,13 @@
           <w:b/>
           <w:bCs/>
         </w:rPr>
-        <w:t xml:space="preserve">Cloudflare Email Routing</w:t>
-      </w:r>
-      <w:r>
-        <w:rPr>
-          <w:rFonts w:ascii="Arial" w:cs="Arial" w:eastAsia="Arial" w:hAnsi="Arial"/>
-        </w:rPr>
-        <w:t xml:space="preserve"> and create jared@, support@ and privacy@, all forwarding to the Gmail.</w:t>
+        <w:t xml:space="preserve">battleplan-prod</w:t>
+      </w:r>
+      <w:r>
+        <w:rPr>
+          <w:rFonts w:ascii="Arial" w:cs="Arial" w:eastAsia="Arial" w:hAnsi="Arial"/>
+        </w:rPr>
+        <w:t xml:space="preserve"> (Blaze plan) with your Gmail. Optionally add a second Google account you control as an owner, so losing one account can't lock you out.</w:t>
       </w:r>
     </w:p>
     <w:p>
@@ -372,7 +341,7 @@
         <w:rPr>
           <w:rFonts w:ascii="Arial" w:cs="Arial" w:eastAsia="Arial" w:hAnsi="Arial"/>
         </w:rPr>
-        <w:t xml:space="preserve">Create Firebase projects </w:t>
+        <w:t xml:space="preserve">On battleplan-prod, set </w:t>
       </w:r>
       <w:r>
         <w:rPr>
@@ -380,13 +349,29 @@
           <w:b/>
           <w:bCs/>
         </w:rPr>
-        <w:t xml:space="preserve">battleplan-dev</w:t>
-      </w:r>
-      <w:r>
-        <w:rPr>
-          <w:rFonts w:ascii="Arial" w:cs="Arial" w:eastAsia="Arial" w:hAnsi="Arial"/>
-        </w:rPr>
-        <w:t xml:space="preserve"> (free plan) and </w:t>
+        <w:t xml:space="preserve">budget alerts</w:t>
+      </w:r>
+      <w:r>
+        <w:rPr>
+          <w:rFonts w:ascii="Arial" w:cs="Arial" w:eastAsia="Arial" w:hAnsi="Arial"/>
+        </w:rPr>
+        <w:t xml:space="preserve"> at $5, $25, $50 and $100 a month.</w:t>
+      </w:r>
+    </w:p>
+    <w:p>
+      <w:pPr>
+        <w:pStyle w:val="ListParagraph"/>
+        <w:numPr>
+          <w:ilvl w:val="0"/>
+          <w:numId w:val="2"/>
+        </w:numPr>
+        <w:spacing w:after="60"/>
+      </w:pPr>
+      <w:r>
+        <w:rPr>
+          <w:rFonts w:ascii="Arial" w:cs="Arial" w:eastAsia="Arial" w:hAnsi="Arial"/>
+        </w:rPr>
+        <w:t xml:space="preserve">Connect battleplan.team to </w:t>
       </w:r>
       <w:r>
         <w:rPr>
@@ -394,13 +379,13 @@
           <w:b/>
           <w:bCs/>
         </w:rPr>
-        <w:t xml:space="preserve">battleplan-prod</w:t>
-      </w:r>
-      <w:r>
-        <w:rPr>
-          <w:rFonts w:ascii="Arial" w:cs="Arial" w:eastAsia="Arial" w:hAnsi="Arial"/>
-        </w:rPr>
-        <w:t xml:space="preserve"> (Blaze plan) with the Gmail. Add your personal Google account as a second owner.</w:t>
+        <w:t xml:space="preserve">Firebase Hosting</w:t>
+      </w:r>
+      <w:r>
+        <w:rPr>
+          <w:rFonts w:ascii="Arial" w:cs="Arial" w:eastAsia="Arial" w:hAnsi="Arial"/>
+        </w:rPr>
+        <w:t xml:space="preserve">, which issues the HTTPS certificate for free.</w:t>
       </w:r>
     </w:p>
     <w:p>
@@ -416,7 +401,7 @@
         <w:rPr>
           <w:rFonts w:ascii="Arial" w:cs="Arial" w:eastAsia="Arial" w:hAnsi="Arial"/>
         </w:rPr>
-        <w:t xml:space="preserve">On battleplan-prod, set </w:t>
+        <w:t xml:space="preserve">Publish the </w:t>
       </w:r>
       <w:r>
         <w:rPr>
@@ -424,13 +409,13 @@
           <w:b/>
           <w:bCs/>
         </w:rPr>
-        <w:t xml:space="preserve">budget alerts</w:t>
-      </w:r>
-      <w:r>
-        <w:rPr>
-          <w:rFonts w:ascii="Arial" w:cs="Arial" w:eastAsia="Arial" w:hAnsi="Arial"/>
-        </w:rPr>
-        <w:t xml:space="preserve"> at $5, $25, $50 and $100 a month.</w:t>
+        <w:t xml:space="preserve">required pages</w:t>
+      </w:r>
+      <w:r>
+        <w:rPr>
+          <w:rFonts w:ascii="Arial" w:cs="Arial" w:eastAsia="Arial" w:hAnsi="Arial"/>
+        </w:rPr>
+        <w:t xml:space="preserve"> as plain HTML (section 4).</w:t>
       </w:r>
     </w:p>
     <w:p>
@@ -446,7 +431,7 @@
         <w:rPr>
           <w:rFonts w:ascii="Arial" w:cs="Arial" w:eastAsia="Arial" w:hAnsi="Arial"/>
         </w:rPr>
-        <w:t xml:space="preserve">Connect battleplan.team to </w:t>
+        <w:t xml:space="preserve">Set up </w:t>
       </w:r>
       <w:r>
         <w:rPr>
@@ -454,13 +439,13 @@
           <w:b/>
           <w:bCs/>
         </w:rPr>
-        <w:t xml:space="preserve">Firebase Hosting</w:t>
-      </w:r>
-      <w:r>
-        <w:rPr>
-          <w:rFonts w:ascii="Arial" w:cs="Arial" w:eastAsia="Arial" w:hAnsi="Arial"/>
-        </w:rPr>
-        <w:t xml:space="preserve">, which issues the HTTPS certificate for free.</w:t>
+        <w:t xml:space="preserve">Resend</w:t>
+      </w:r>
+      <w:r>
+        <w:rPr>
+          <w:rFonts w:ascii="Arial" w:cs="Arial" w:eastAsia="Arial" w:hAnsi="Arial"/>
+        </w:rPr>
+        <w:t xml:space="preserve"> to send from noreply@battleplan.team, and add its SPF and DKIM records plus a DMARC record in Cloudflare.</w:t>
       </w:r>
     </w:p>
     <w:p>
@@ -476,7 +461,7 @@
         <w:rPr>
           <w:rFonts w:ascii="Arial" w:cs="Arial" w:eastAsia="Arial" w:hAnsi="Arial"/>
         </w:rPr>
-        <w:t xml:space="preserve">Publish the </w:t>
+        <w:t xml:space="preserve">Send Firebase's sign-in and password-reset emails </w:t>
       </w:r>
       <w:r>
         <w:rPr>
@@ -484,13 +469,13 @@
           <w:b/>
           <w:bCs/>
         </w:rPr>
-        <w:t xml:space="preserve">required pages</w:t>
-      </w:r>
-      <w:r>
-        <w:rPr>
-          <w:rFonts w:ascii="Arial" w:cs="Arial" w:eastAsia="Arial" w:hAnsi="Arial"/>
-        </w:rPr>
-        <w:t xml:space="preserve"> as plain HTML (section 4).</w:t>
+        <w:t xml:space="preserve">from noreply@battleplan.team</w:t>
+      </w:r>
+      <w:r>
+        <w:rPr>
+          <w:rFonts w:ascii="Arial" w:cs="Arial" w:eastAsia="Arial" w:hAnsi="Arial"/>
+        </w:rPr>
+        <w:t xml:space="preserve">.</w:t>
       </w:r>
     </w:p>
     <w:p>
@@ -506,7 +491,7 @@
         <w:rPr>
           <w:rFonts w:ascii="Arial" w:cs="Arial" w:eastAsia="Arial" w:hAnsi="Arial"/>
         </w:rPr>
-        <w:t xml:space="preserve">Set up </w:t>
+        <w:t xml:space="preserve">Set up Google sign-in's </w:t>
       </w:r>
       <w:r>
         <w:rPr>
@@ -514,13 +499,13 @@
           <w:b/>
           <w:bCs/>
         </w:rPr>
-        <w:t xml:space="preserve">Resend</w:t>
-      </w:r>
-      <w:r>
-        <w:rPr>
-          <w:rFonts w:ascii="Arial" w:cs="Arial" w:eastAsia="Arial" w:hAnsi="Arial"/>
-        </w:rPr>
-        <w:t xml:space="preserve"> to send from noreply@battleplan.team, and add its SPF and DKIM records plus a DMARC record in Cloudflare.</w:t>
+        <w:t xml:space="preserve">consent screen</w:t>
+      </w:r>
+      <w:r>
+        <w:rPr>
+          <w:rFonts w:ascii="Arial" w:cs="Arial" w:eastAsia="Arial" w:hAnsi="Arial"/>
+        </w:rPr>
+        <w:t xml:space="preserve">: app name, battleplan-help@googlegroups.com as the support email (already created), homepage and privacy link.</w:t>
       </w:r>
     </w:p>
     <w:p>
@@ -536,7 +521,7 @@
         <w:rPr>
           <w:rFonts w:ascii="Arial" w:cs="Arial" w:eastAsia="Arial" w:hAnsi="Arial"/>
         </w:rPr>
-        <w:t xml:space="preserve">Send Firebase's sign-in and password-reset emails </w:t>
+        <w:t xml:space="preserve">Create the </w:t>
       </w:r>
       <w:r>
         <w:rPr>
@@ -544,13 +529,13 @@
           <w:b/>
           <w:bCs/>
         </w:rPr>
-        <w:t xml:space="preserve">from noreply@battleplan.team</w:t>
-      </w:r>
-      <w:r>
-        <w:rPr>
-          <w:rFonts w:ascii="Arial" w:cs="Arial" w:eastAsia="Arial" w:hAnsi="Arial"/>
-        </w:rPr>
-        <w:t xml:space="preserve">.</w:t>
+        <w:t xml:space="preserve">Meta app</w:t>
+      </w:r>
+      <w:r>
+        <w:rPr>
+          <w:rFonts w:ascii="Arial" w:cs="Arial" w:eastAsia="Arial" w:hAnsi="Arial"/>
+        </w:rPr>
+        <w:t xml:space="preserve"> for Facebook sign-in, add the privacy, terms and data-deletion URLs, and switch it to Live.</w:t>
       </w:r>
     </w:p>
     <w:p>
@@ -566,7 +551,7 @@
         <w:rPr>
           <w:rFonts w:ascii="Arial" w:cs="Arial" w:eastAsia="Arial" w:hAnsi="Arial"/>
         </w:rPr>
-        <w:t xml:space="preserve">Set up Google sign-in's </w:t>
+        <w:t xml:space="preserve">Register a </w:t>
       </w:r>
       <w:r>
         <w:rPr>
@@ -574,13 +559,13 @@
           <w:b/>
           <w:bCs/>
         </w:rPr>
-        <w:t xml:space="preserve">consent screen</w:t>
-      </w:r>
-      <w:r>
-        <w:rPr>
-          <w:rFonts w:ascii="Arial" w:cs="Arial" w:eastAsia="Arial" w:hAnsi="Arial"/>
-        </w:rPr>
-        <w:t xml:space="preserve">: app name, support email, homepage and privacy link.</w:t>
+        <w:t xml:space="preserve">DMCA agent</w:t>
+      </w:r>
+      <w:r>
+        <w:rPr>
+          <w:rFonts w:ascii="Arial" w:cs="Arial" w:eastAsia="Arial" w:hAnsi="Arial"/>
+        </w:rPr>
+        <w:t xml:space="preserve"> with the US Copyright Office ($6) before the public can upload photos or files. As an individual, the Office's public directory then lists your name and street address; only the agent's own address may be a P.O. box.</w:t>
       </w:r>
     </w:p>
     <w:p>
@@ -596,7 +581,7 @@
         <w:rPr>
           <w:rFonts w:ascii="Arial" w:cs="Arial" w:eastAsia="Arial" w:hAnsi="Arial"/>
         </w:rPr>
-        <w:t xml:space="preserve">Create the </w:t>
+        <w:t xml:space="preserve">Launch the </w:t>
       </w:r>
       <w:r>
         <w:rPr>
@@ -604,13 +589,24 @@
           <w:b/>
           <w:bCs/>
         </w:rPr>
-        <w:t xml:space="preserve">Meta app</w:t>
-      </w:r>
-      <w:r>
-        <w:rPr>
-          <w:rFonts w:ascii="Arial" w:cs="Arial" w:eastAsia="Arial" w:hAnsi="Arial"/>
-        </w:rPr>
-        <w:t xml:space="preserve"> for Facebook sign-in, add the privacy, terms and data-deletion URLs, and switch it to Live.</w:t>
+        <w:t xml:space="preserve">web app</w:t>
+      </w:r>
+      <w:r>
+        <w:rPr>
+          <w:rFonts w:ascii="Arial" w:cs="Arial" w:eastAsia="Arial" w:hAnsi="Arial"/>
+        </w:rPr>
+        <w:t xml:space="preserve">.</w:t>
+      </w:r>
+    </w:p>
+    <w:p>
+      <w:pPr>
+        <w:pStyle w:val="Heading2"/>
+      </w:pPr>
+      <w:r>
+        <w:rPr>
+          <w:rFonts w:ascii="Arial" w:cs="Arial" w:eastAsia="Arial" w:hAnsi="Arial"/>
+        </w:rPr>
+        <w:t xml:space="preserve">Phase 2 · iPhone</w:t>
       </w:r>
     </w:p>
     <w:p>
@@ -626,7 +622,7 @@
         <w:rPr>
           <w:rFonts w:ascii="Arial" w:cs="Arial" w:eastAsia="Arial" w:hAnsi="Arial"/>
         </w:rPr>
-        <w:t xml:space="preserve">Register a </w:t>
+        <w:t xml:space="preserve">Enroll in the </w:t>
       </w:r>
       <w:r>
         <w:rPr>
@@ -634,13 +630,13 @@
           <w:b/>
           <w:bCs/>
         </w:rPr>
-        <w:t xml:space="preserve">DMCA agent</w:t>
-      </w:r>
-      <w:r>
-        <w:rPr>
-          <w:rFonts w:ascii="Arial" w:cs="Arial" w:eastAsia="Arial" w:hAnsi="Arial"/>
-        </w:rPr>
-        <w:t xml:space="preserve"> with the US Copyright Office ($6) before the public can upload photos or files.</w:t>
+        <w:t xml:space="preserve">Apple Developer Program as an individual</w:t>
+      </w:r>
+      <w:r>
+        <w:rPr>
+          <w:rFonts w:ascii="Arial" w:cs="Arial" w:eastAsia="Arial" w:hAnsi="Arial"/>
+        </w:rPr>
+        <w:t xml:space="preserve"> ($99 a year) with your own Apple Account. Pay with a card in your name, or Apple asks for a photo ID and approval slows down. No D-U-N-S number or website is needed.</w:t>
       </w:r>
     </w:p>
     <w:p>
@@ -656,7 +652,7 @@
         <w:rPr>
           <w:rFonts w:ascii="Arial" w:cs="Arial" w:eastAsia="Arial" w:hAnsi="Arial"/>
         </w:rPr>
-        <w:t xml:space="preserve">Launch the </w:t>
+        <w:t xml:space="preserve">Create the app ID, the </w:t>
       </w:r>
       <w:r>
         <w:rPr>
@@ -664,40 +660,13 @@
           <w:b/>
           <w:bCs/>
         </w:rPr>
-        <w:t xml:space="preserve">web app</w:t>
-      </w:r>
-      <w:r>
-        <w:rPr>
-          <w:rFonts w:ascii="Arial" w:cs="Arial" w:eastAsia="Arial" w:hAnsi="Arial"/>
-        </w:rPr>
-        <w:t xml:space="preserve">.</w:t>
-      </w:r>
-    </w:p>
-    <w:p>
-      <w:pPr>
-        <w:pStyle w:val="Heading2"/>
-      </w:pPr>
-      <w:r>
-        <w:rPr>
-          <w:rFonts w:ascii="Arial" w:cs="Arial" w:eastAsia="Arial" w:hAnsi="Arial"/>
-        </w:rPr>
-        <w:t xml:space="preserve">Phase 2 · iPhone</w:t>
-      </w:r>
-    </w:p>
-    <w:p>
-      <w:pPr>
-        <w:pStyle w:val="ListParagraph"/>
-        <w:numPr>
-          <w:ilvl w:val="0"/>
-          <w:numId w:val="2"/>
-        </w:numPr>
-        <w:spacing w:after="60"/>
-      </w:pPr>
-      <w:r>
-        <w:rPr>
-          <w:rFonts w:ascii="Arial" w:cs="Arial" w:eastAsia="Arial" w:hAnsi="Arial"/>
-        </w:rPr>
-        <w:t xml:space="preserve">Enroll in the </w:t>
+        <w:t xml:space="preserve">push notification key</w:t>
+      </w:r>
+      <w:r>
+        <w:rPr>
+          <w:rFonts w:ascii="Arial" w:cs="Arial" w:eastAsia="Arial" w:hAnsi="Arial"/>
+        </w:rPr>
+        <w:t xml:space="preserve"> and the </w:t>
       </w:r>
       <w:r>
         <w:rPr>
@@ -705,13 +674,13 @@
           <w:b/>
           <w:bCs/>
         </w:rPr>
-        <w:t xml:space="preserve">Apple Developer Program as Battle Baseball LLC</w:t>
-      </w:r>
-      <w:r>
-        <w:rPr>
-          <w:rFonts w:ascii="Arial" w:cs="Arial" w:eastAsia="Arial" w:hAnsi="Arial"/>
-        </w:rPr>
-        <w:t xml:space="preserve"> ($99 a year), with a new Apple Account at jared@battleplan.team. It needs the D-U-N-S number and the live website.</w:t>
+        <w:t xml:space="preserve">Sign in with Apple key</w:t>
+      </w:r>
+      <w:r>
+        <w:rPr>
+          <w:rFonts w:ascii="Arial" w:cs="Arial" w:eastAsia="Arial" w:hAnsi="Arial"/>
+        </w:rPr>
+        <w:t xml:space="preserve">, and add them to Firebase. Each key file downloads only once, so save it to 1Password right away.</w:t>
       </w:r>
     </w:p>
     <w:p>
@@ -727,7 +696,7 @@
         <w:rPr>
           <w:rFonts w:ascii="Arial" w:cs="Arial" w:eastAsia="Arial" w:hAnsi="Arial"/>
         </w:rPr>
-        <w:t xml:space="preserve">Create the app ID, the </w:t>
+        <w:t xml:space="preserve">Register battleplan.team and noreply@ for </w:t>
       </w:r>
       <w:r>
         <w:rPr>
@@ -735,13 +704,29 @@
           <w:b/>
           <w:bCs/>
         </w:rPr>
-        <w:t xml:space="preserve">push notification key</w:t>
-      </w:r>
-      <w:r>
-        <w:rPr>
-          <w:rFonts w:ascii="Arial" w:cs="Arial" w:eastAsia="Arial" w:hAnsi="Arial"/>
-        </w:rPr>
-        <w:t xml:space="preserve"> and the </w:t>
+        <w:t xml:space="preserve">Sign in with Apple's private email relay</w:t>
+      </w:r>
+      <w:r>
+        <w:rPr>
+          <w:rFonts w:ascii="Arial" w:cs="Arial" w:eastAsia="Arial" w:hAnsi="Arial"/>
+        </w:rPr>
+        <w:t xml:space="preserve">, so mail reaches people who hide their address.</w:t>
+      </w:r>
+    </w:p>
+    <w:p>
+      <w:pPr>
+        <w:pStyle w:val="ListParagraph"/>
+        <w:numPr>
+          <w:ilvl w:val="0"/>
+          <w:numId w:val="2"/>
+        </w:numPr>
+        <w:spacing w:after="60"/>
+      </w:pPr>
+      <w:r>
+        <w:rPr>
+          <w:rFonts w:ascii="Arial" w:cs="Arial" w:eastAsia="Arial" w:hAnsi="Arial"/>
+        </w:rPr>
+        <w:t xml:space="preserve">Publish </w:t>
       </w:r>
       <w:r>
         <w:rPr>
@@ -749,13 +734,13 @@
           <w:b/>
           <w:bCs/>
         </w:rPr>
-        <w:t xml:space="preserve">Sign in with Apple key</w:t>
-      </w:r>
-      <w:r>
-        <w:rPr>
-          <w:rFonts w:ascii="Arial" w:cs="Arial" w:eastAsia="Arial" w:hAnsi="Arial"/>
-        </w:rPr>
-        <w:t xml:space="preserve">, and add them to Firebase. Each key file downloads only once, so save it to 1Password right away.</w:t>
+        <w:t xml:space="preserve">apple-app-site-association</w:t>
+      </w:r>
+      <w:r>
+        <w:rPr>
+          <w:rFonts w:ascii="Arial" w:cs="Arial" w:eastAsia="Arial" w:hAnsi="Arial"/>
+        </w:rPr>
+        <w:t xml:space="preserve"> on the site so invite links open the app.</w:t>
       </w:r>
     </w:p>
     <w:p>
@@ -771,7 +756,7 @@
         <w:rPr>
           <w:rFonts w:ascii="Arial" w:cs="Arial" w:eastAsia="Arial" w:hAnsi="Arial"/>
         </w:rPr>
-        <w:t xml:space="preserve">Register battleplan.team and noreply@ for </w:t>
+        <w:t xml:space="preserve">Beta test with </w:t>
       </w:r>
       <w:r>
         <w:rPr>
@@ -779,13 +764,13 @@
           <w:b/>
           <w:bCs/>
         </w:rPr>
-        <w:t xml:space="preserve">Sign in with Apple's private email relay</w:t>
-      </w:r>
-      <w:r>
-        <w:rPr>
-          <w:rFonts w:ascii="Arial" w:cs="Arial" w:eastAsia="Arial" w:hAnsi="Arial"/>
-        </w:rPr>
-        <w:t xml:space="preserve">, so mail reaches people who hide their address.</w:t>
+        <w:t xml:space="preserve">TestFlight</w:t>
+      </w:r>
+      <w:r>
+        <w:rPr>
+          <w:rFonts w:ascii="Arial" w:cs="Arial" w:eastAsia="Arial" w:hAnsi="Arial"/>
+        </w:rPr>
+        <w:t xml:space="preserve"> (free).</w:t>
       </w:r>
     </w:p>
     <w:p>
@@ -801,7 +786,7 @@
         <w:rPr>
           <w:rFonts w:ascii="Arial" w:cs="Arial" w:eastAsia="Arial" w:hAnsi="Arial"/>
         </w:rPr>
-        <w:t xml:space="preserve">Publish </w:t>
+        <w:t xml:space="preserve">Fill in the </w:t>
       </w:r>
       <w:r>
         <w:rPr>
@@ -809,13 +794,13 @@
           <w:b/>
           <w:bCs/>
         </w:rPr>
-        <w:t xml:space="preserve">apple-app-site-association</w:t>
-      </w:r>
-      <w:r>
-        <w:rPr>
-          <w:rFonts w:ascii="Arial" w:cs="Arial" w:eastAsia="Arial" w:hAnsi="Arial"/>
-        </w:rPr>
-        <w:t xml:space="preserve"> on the site so invite links open the app.</w:t>
+        <w:t xml:space="preserve">App Store listing and forms</w:t>
+      </w:r>
+      <w:r>
+        <w:rPr>
+          <w:rFonts w:ascii="Arial" w:cs="Arial" w:eastAsia="Arial" w:hAnsi="Arial"/>
+        </w:rPr>
+        <w:t xml:space="preserve"> (section 5).</w:t>
       </w:r>
     </w:p>
     <w:p>
@@ -831,7 +816,7 @@
         <w:rPr>
           <w:rFonts w:ascii="Arial" w:cs="Arial" w:eastAsia="Arial" w:hAnsi="Arial"/>
         </w:rPr>
-        <w:t xml:space="preserve">Beta test with </w:t>
+        <w:t xml:space="preserve">Declare </w:t>
       </w:r>
       <w:r>
         <w:rPr>
@@ -839,13 +824,13 @@
           <w:b/>
           <w:bCs/>
         </w:rPr>
-        <w:t xml:space="preserve">TestFlight</w:t>
-      </w:r>
-      <w:r>
-        <w:rPr>
-          <w:rFonts w:ascii="Arial" w:cs="Arial" w:eastAsia="Arial" w:hAnsi="Arial"/>
-        </w:rPr>
-        <w:t xml:space="preserve"> (free).</w:t>
+        <w:t xml:space="preserve">EU trader status</w:t>
+      </w:r>
+      <w:r>
+        <w:rPr>
+          <w:rFonts w:ascii="Arial" w:cs="Arial" w:eastAsia="Arial" w:hAnsi="Arial"/>
+        </w:rPr>
+        <w:t xml:space="preserve"> in App Store Connect; Apple requires it even if you skip the EU. A trader's address, phone and email appear on EU product pages, though an individual may show a P.O. box instead of a home address. A free app with no business behind it may qualify as non-trader, which shows nothing; revisit if Battleplan starts charging.</w:t>
       </w:r>
     </w:p>
     <w:p>
@@ -857,25 +842,30 @@
         </w:numPr>
         <w:spacing w:after="60"/>
       </w:pPr>
-      <w:r>
-        <w:rPr>
-          <w:rFonts w:ascii="Arial" w:cs="Arial" w:eastAsia="Arial" w:hAnsi="Arial"/>
-        </w:rPr>
-        <w:t xml:space="preserve">Fill in the </w:t>
-      </w:r>
       <w:r>
         <w:rPr>
           <w:rFonts w:ascii="Arial" w:cs="Arial" w:eastAsia="Arial" w:hAnsi="Arial"/>
           <w:b/>
           <w:bCs/>
         </w:rPr>
-        <w:t xml:space="preserve">App Store listing and forms</w:t>
-      </w:r>
-      <w:r>
-        <w:rPr>
-          <w:rFonts w:ascii="Arial" w:cs="Arial" w:eastAsia="Arial" w:hAnsi="Arial"/>
-        </w:rPr>
-        <w:t xml:space="preserve"> (section 5).</w:t>
+        <w:t xml:space="preserve">Submit for review</w:t>
+      </w:r>
+      <w:r>
+        <w:rPr>
+          <w:rFonts w:ascii="Arial" w:cs="Arial" w:eastAsia="Arial" w:hAnsi="Arial"/>
+        </w:rPr>
+        <w:t xml:space="preserve"> with a demo account.</w:t>
+      </w:r>
+    </w:p>
+    <w:p>
+      <w:pPr>
+        <w:pStyle w:val="Heading2"/>
+      </w:pPr>
+      <w:r>
+        <w:rPr>
+          <w:rFonts w:ascii="Arial" w:cs="Arial" w:eastAsia="Arial" w:hAnsi="Arial"/>
+        </w:rPr>
+        <w:t xml:space="preserve">Yafie (any time after Apple enrollment)</w:t>
       </w:r>
     </w:p>
     <w:p>
@@ -891,7 +881,7 @@
         <w:rPr>
           <w:rFonts w:ascii="Arial" w:cs="Arial" w:eastAsia="Arial" w:hAnsi="Arial"/>
         </w:rPr>
-        <w:t xml:space="preserve">Declare </w:t>
+        <w:t xml:space="preserve">Create </w:t>
       </w:r>
       <w:r>
         <w:rPr>
@@ -899,48 +889,27 @@
           <w:b/>
           <w:bCs/>
         </w:rPr>
-        <w:t xml:space="preserve">EU trader status</w:t>
-      </w:r>
-      <w:r>
-        <w:rPr>
-          <w:rFonts w:ascii="Arial" w:cs="Arial" w:eastAsia="Arial" w:hAnsi="Arial"/>
-        </w:rPr>
-        <w:t xml:space="preserve"> in App Store Connect. Apple requires it even if you skip the EU, and shows a trader's address, phone and email on EU product pages.</w:t>
-      </w:r>
-    </w:p>
-    <w:p>
-      <w:pPr>
-        <w:pStyle w:val="ListParagraph"/>
-        <w:numPr>
-          <w:ilvl w:val="0"/>
-          <w:numId w:val="2"/>
-        </w:numPr>
-        <w:spacing w:after="60"/>
-      </w:pPr>
+        <w:t xml:space="preserve">Developer ID Application</w:t>
+      </w:r>
+      <w:r>
+        <w:rPr>
+          <w:rFonts w:ascii="Arial" w:cs="Arial" w:eastAsia="Arial" w:hAnsi="Arial"/>
+        </w:rPr>
+        <w:t xml:space="preserve"> and </w:t>
+      </w:r>
       <w:r>
         <w:rPr>
           <w:rFonts w:ascii="Arial" w:cs="Arial" w:eastAsia="Arial" w:hAnsi="Arial"/>
           <w:b/>
           <w:bCs/>
         </w:rPr>
-        <w:t xml:space="preserve">Submit for review</w:t>
-      </w:r>
-      <w:r>
-        <w:rPr>
-          <w:rFonts w:ascii="Arial" w:cs="Arial" w:eastAsia="Arial" w:hAnsi="Arial"/>
-        </w:rPr>
-        <w:t xml:space="preserve"> with a demo account.</w:t>
-      </w:r>
-    </w:p>
-    <w:p>
-      <w:pPr>
-        <w:pStyle w:val="Heading2"/>
-      </w:pPr>
-      <w:r>
-        <w:rPr>
-          <w:rFonts w:ascii="Arial" w:cs="Arial" w:eastAsia="Arial" w:hAnsi="Arial"/>
-        </w:rPr>
-        <w:t xml:space="preserve">Yafie (any time after Apple enrollment)</w:t>
+        <w:t xml:space="preserve">Developer ID Installer</w:t>
+      </w:r>
+      <w:r>
+        <w:rPr>
+          <w:rFonts w:ascii="Arial" w:cs="Arial" w:eastAsia="Arial" w:hAnsi="Arial"/>
+        </w:rPr>
+        <w:t xml:space="preserve"> certificates. Only the membership's Account Holder can, and they now expire after one year, so renew them annually.</w:t>
       </w:r>
     </w:p>
     <w:p>
@@ -956,7 +925,7 @@
         <w:rPr>
           <w:rFonts w:ascii="Arial" w:cs="Arial" w:eastAsia="Arial" w:hAnsi="Arial"/>
         </w:rPr>
-        <w:t xml:space="preserve">Create </w:t>
+        <w:t xml:space="preserve">Turn on the </w:t>
       </w:r>
       <w:r>
         <w:rPr>
@@ -964,13 +933,45 @@
           <w:b/>
           <w:bCs/>
         </w:rPr>
-        <w:t xml:space="preserve">Developer ID Application</w:t>
-      </w:r>
-      <w:r>
-        <w:rPr>
-          <w:rFonts w:ascii="Arial" w:cs="Arial" w:eastAsia="Arial" w:hAnsi="Arial"/>
-        </w:rPr>
-        <w:t xml:space="preserve"> and </w:t>
+        <w:t xml:space="preserve">hardened runtime</w:t>
+      </w:r>
+      <w:r>
+        <w:rPr>
+          <w:rFonts w:ascii="Arial" w:cs="Arial" w:eastAsia="Arial" w:hAnsi="Arial"/>
+        </w:rPr>
+        <w:t xml:space="preserve">, then sign, notarize and staple each release in the GitHub workflow.</w:t>
+      </w:r>
+    </w:p>
+    <w:p>
+      <w:pPr>
+        <w:pStyle w:val="ListParagraph"/>
+        <w:numPr>
+          <w:ilvl w:val="0"/>
+          <w:numId w:val="2"/>
+        </w:numPr>
+        <w:spacing w:after="60"/>
+      </w:pPr>
+      <w:r>
+        <w:rPr>
+          <w:rFonts w:ascii="Arial" w:cs="Arial" w:eastAsia="Arial" w:hAnsi="Arial"/>
+        </w:rPr>
+        <w:t xml:space="preserve">Remove the “Open Anyway” steps from Yafie's README.</w:t>
+      </w:r>
+    </w:p>
+    <w:p>
+      <w:pPr>
+        <w:pStyle w:val="ListParagraph"/>
+        <w:numPr>
+          <w:ilvl w:val="0"/>
+          <w:numId w:val="2"/>
+        </w:numPr>
+        <w:spacing w:after="60"/>
+      </w:pPr>
+      <w:r>
+        <w:rPr>
+          <w:rFonts w:ascii="Arial" w:cs="Arial" w:eastAsia="Arial" w:hAnsi="Arial"/>
+        </w:rPr>
+        <w:t xml:space="preserve">Warn users that after the first signed build, macOS asks once more for </w:t>
       </w:r>
       <w:r>
         <w:rPr>
@@ -978,13 +979,24 @@
           <w:b/>
           <w:bCs/>
         </w:rPr>
-        <w:t xml:space="preserve">Developer ID Installer</w:t>
-      </w:r>
-      <w:r>
-        <w:rPr>
-          <w:rFonts w:ascii="Arial" w:cs="Arial" w:eastAsia="Arial" w:hAnsi="Arial"/>
-        </w:rPr>
-        <w:t xml:space="preserve"> certificates. Only the membership's Account Holder can, and they now expire after one year, so renew them annually.</w:t>
+        <w:t xml:space="preserve">Accessibility and Screen Recording</w:t>
+      </w:r>
+      <w:r>
+        <w:rPr>
+          <w:rFonts w:ascii="Arial" w:cs="Arial" w:eastAsia="Arial" w:hAnsi="Arial"/>
+        </w:rPr>
+        <w:t xml:space="preserve">. Updates keep working, because the updater checks for a valid signature, not a specific one.</w:t>
+      </w:r>
+    </w:p>
+    <w:p>
+      <w:pPr>
+        <w:pStyle w:val="Heading2"/>
+      </w:pPr>
+      <w:r>
+        <w:rPr>
+          <w:rFonts w:ascii="Arial" w:cs="Arial" w:eastAsia="Arial" w:hAnsi="Arial"/>
+        </w:rPr>
+        <w:t xml:space="preserve">Phase 3 · Android</w:t>
       </w:r>
     </w:p>
     <w:p>
@@ -1000,7 +1012,7 @@
         <w:rPr>
           <w:rFonts w:ascii="Arial" w:cs="Arial" w:eastAsia="Arial" w:hAnsi="Arial"/>
         </w:rPr>
-        <w:t xml:space="preserve">Turn on the </w:t>
+        <w:t xml:space="preserve">Create a </w:t>
       </w:r>
       <w:r>
         <w:rPr>
@@ -1008,13 +1020,13 @@
           <w:b/>
           <w:bCs/>
         </w:rPr>
-        <w:t xml:space="preserve">hardened runtime</w:t>
-      </w:r>
-      <w:r>
-        <w:rPr>
-          <w:rFonts w:ascii="Arial" w:cs="Arial" w:eastAsia="Arial" w:hAnsi="Arial"/>
-        </w:rPr>
-        <w:t xml:space="preserve">, then sign, notarize and staple each release in the GitHub workflow.</w:t>
+        <w:t xml:space="preserve">Google Play Console personal account</w:t>
+      </w:r>
+      <w:r>
+        <w:rPr>
+          <w:rFonts w:ascii="Arial" w:cs="Arial" w:eastAsia="Arial" w:hAnsi="Arial"/>
+        </w:rPr>
+        <w:t xml:space="preserve"> ($25 once) with your Gmail. Google verifies your legal name and address, and you confirm a physical Android phone (Android 10 or later) with the Play Console app. Google Play then shows your legal name, your country and a developer email; use support@battleplan.team for it, not your Gmail.</w:t>
       </w:r>
     </w:p>
     <w:p>
@@ -1030,23 +1042,7 @@
         <w:rPr>
           <w:rFonts w:ascii="Arial" w:cs="Arial" w:eastAsia="Arial" w:hAnsi="Arial"/>
         </w:rPr>
-        <w:t xml:space="preserve">Remove the “Open Anyway” steps from Yafie's README.</w:t>
-      </w:r>
-    </w:p>
-    <w:p>
-      <w:pPr>
-        <w:pStyle w:val="ListParagraph"/>
-        <w:numPr>
-          <w:ilvl w:val="0"/>
-          <w:numId w:val="2"/>
-        </w:numPr>
-        <w:spacing w:after="60"/>
-      </w:pPr>
-      <w:r>
-        <w:rPr>
-          <w:rFonts w:ascii="Arial" w:cs="Arial" w:eastAsia="Arial" w:hAnsi="Arial"/>
-        </w:rPr>
-        <w:t xml:space="preserve">Warn users that after the first signed build, macOS asks once more for </w:t>
+        <w:t xml:space="preserve">Publish </w:t>
       </w:r>
       <w:r>
         <w:rPr>
@@ -1054,24 +1050,13 @@
           <w:b/>
           <w:bCs/>
         </w:rPr>
-        <w:t xml:space="preserve">Accessibility and Screen Recording</w:t>
-      </w:r>
-      <w:r>
-        <w:rPr>
-          <w:rFonts w:ascii="Arial" w:cs="Arial" w:eastAsia="Arial" w:hAnsi="Arial"/>
-        </w:rPr>
-        <w:t xml:space="preserve">. Updates keep working, because the updater checks for a valid signature, not a specific one.</w:t>
-      </w:r>
-    </w:p>
-    <w:p>
-      <w:pPr>
-        <w:pStyle w:val="Heading2"/>
-      </w:pPr>
-      <w:r>
-        <w:rPr>
-          <w:rFonts w:ascii="Arial" w:cs="Arial" w:eastAsia="Arial" w:hAnsi="Arial"/>
-        </w:rPr>
-        <w:t xml:space="preserve">Phase 3 · Android</w:t>
+        <w:t xml:space="preserve">assetlinks.json</w:t>
+      </w:r>
+      <w:r>
+        <w:rPr>
+          <w:rFonts w:ascii="Arial" w:cs="Arial" w:eastAsia="Arial" w:hAnsi="Arial"/>
+        </w:rPr>
+        <w:t xml:space="preserve"> on the site so invite links open the app.</w:t>
       </w:r>
     </w:p>
     <w:p>
@@ -1087,7 +1072,7 @@
         <w:rPr>
           <w:rFonts w:ascii="Arial" w:cs="Arial" w:eastAsia="Arial" w:hAnsi="Arial"/>
         </w:rPr>
-        <w:t xml:space="preserve">Create a </w:t>
+        <w:t xml:space="preserve">Fill in the </w:t>
       </w:r>
       <w:r>
         <w:rPr>
@@ -1095,13 +1080,13 @@
           <w:b/>
           <w:bCs/>
         </w:rPr>
-        <w:t xml:space="preserve">Google Play Console organization account</w:t>
-      </w:r>
-      <w:r>
-        <w:rPr>
-          <w:rFonts w:ascii="Arial" w:cs="Arial" w:eastAsia="Arial" w:hAnsi="Arial"/>
-        </w:rPr>
-        <w:t xml:space="preserve"> ($25 once) with the Gmail. It asks for the D-U-N-S number, the website and a contact phone.</w:t>
+        <w:t xml:space="preserve">Play listing and App content forms</w:t>
+      </w:r>
+      <w:r>
+        <w:rPr>
+          <w:rFonts w:ascii="Arial" w:cs="Arial" w:eastAsia="Arial" w:hAnsi="Arial"/>
+        </w:rPr>
+        <w:t xml:space="preserve"> (section 5).</w:t>
       </w:r>
     </w:p>
     <w:p>
@@ -1117,7 +1102,7 @@
         <w:rPr>
           <w:rFonts w:ascii="Arial" w:cs="Arial" w:eastAsia="Arial" w:hAnsi="Arial"/>
         </w:rPr>
-        <w:t xml:space="preserve">Publish </w:t>
+        <w:t xml:space="preserve">Run a </w:t>
       </w:r>
       <w:r>
         <w:rPr>
@@ -1125,13 +1110,13 @@
           <w:b/>
           <w:bCs/>
         </w:rPr>
-        <w:t xml:space="preserve">assetlinks.json</w:t>
-      </w:r>
-      <w:r>
-        <w:rPr>
-          <w:rFonts w:ascii="Arial" w:cs="Arial" w:eastAsia="Arial" w:hAnsi="Arial"/>
-        </w:rPr>
-        <w:t xml:space="preserve"> on the site so invite links open the app.</w:t>
+        <w:t xml:space="preserve">closed test with at least 12 testers</w:t>
+      </w:r>
+      <w:r>
+        <w:rPr>
+          <w:rFonts w:ascii="Arial" w:cs="Arial" w:eastAsia="Arial" w:hAnsi="Arial"/>
+        </w:rPr>
+        <w:t xml:space="preserve"> who stay opted in for 14 days in a row; testers who leave early don't count. Then apply for production access, which Google usually reviews within a week. Android users on your team can be the testers.</w:t>
       </w:r>
     </w:p>
     <w:p>
@@ -1143,25 +1128,46 @@
         </w:numPr>
         <w:spacing w:after="60"/>
       </w:pPr>
-      <w:r>
-        <w:rPr>
-          <w:rFonts w:ascii="Arial" w:cs="Arial" w:eastAsia="Arial" w:hAnsi="Arial"/>
-        </w:rPr>
-        <w:t xml:space="preserve">Fill in the </w:t>
-      </w:r>
       <w:r>
         <w:rPr>
           <w:rFonts w:ascii="Arial" w:cs="Arial" w:eastAsia="Arial" w:hAnsi="Arial"/>
           <w:b/>
           <w:bCs/>
         </w:rPr>
-        <w:t xml:space="preserve">Play listing and App content forms</w:t>
-      </w:r>
-      <w:r>
-        <w:rPr>
-          <w:rFonts w:ascii="Arial" w:cs="Arial" w:eastAsia="Arial" w:hAnsi="Arial"/>
-        </w:rPr>
-        <w:t xml:space="preserve"> (section 5).</w:t>
+        <w:t xml:space="preserve">Submit for review.</w:t>
+      </w:r>
+    </w:p>
+    <w:p>
+      <w:pPr>
+        <w:pStyle w:val="Heading1"/>
+      </w:pPr>
+      <w:r>
+        <w:rPr>
+          <w:rFonts w:ascii="Arial" w:cs="Arial" w:eastAsia="Arial" w:hAnsi="Arial"/>
+        </w:rPr>
+        <w:t xml:space="preserve">2. Risks that get an app rejected or removed</w:t>
+      </w:r>
+    </w:p>
+    <w:p>
+      <w:pPr>
+        <w:spacing w:after="120"/>
+      </w:pPr>
+      <w:r>
+        <w:rPr>
+          <w:rFonts w:ascii="Arial" w:cs="Arial" w:eastAsia="Arial" w:hAnsi="Arial"/>
+        </w:rPr>
+        <w:t xml:space="preserve">Check each before you submit. The rule behind each risk is in parentheses.</w:t>
+      </w:r>
+    </w:p>
+    <w:p>
+      <w:pPr>
+        <w:pStyle w:val="Heading2"/>
+      </w:pPr>
+      <w:r>
+        <w:rPr>
+          <w:rFonts w:ascii="Arial" w:cs="Arial" w:eastAsia="Arial" w:hAnsi="Arial"/>
+        </w:rPr>
+        <w:t xml:space="preserve">Both stores</w:t>
       </w:r>
     </w:p>
     <w:p>
@@ -1173,25 +1179,19 @@
         </w:numPr>
         <w:spacing w:after="60"/>
       </w:pPr>
-      <w:r>
-        <w:rPr>
-          <w:rFonts w:ascii="Arial" w:cs="Arial" w:eastAsia="Arial" w:hAnsi="Arial"/>
-        </w:rPr>
-        <w:t xml:space="preserve">Test on an </w:t>
-      </w:r>
       <w:r>
         <w:rPr>
           <w:rFonts w:ascii="Arial" w:cs="Arial" w:eastAsia="Arial" w:hAnsi="Arial"/>
           <w:b/>
           <w:bCs/>
         </w:rPr>
-        <w:t xml:space="preserve">internal or closed track</w:t>
-      </w:r>
-      <w:r>
-        <w:rPr>
-          <w:rFonts w:ascii="Arial" w:cs="Arial" w:eastAsia="Arial" w:hAnsi="Arial"/>
-        </w:rPr>
-        <w:t xml:space="preserve">. Organization accounts skip the 14-day, 12-tester rule that personal accounts face.</w:t>
+        <w:t xml:space="preserve">No in-app account deletion</w:t>
+      </w:r>
+      <w:r>
+        <w:rPr>
+          <w:rFonts w:ascii="Arial" w:cs="Arial" w:eastAsia="Arial" w:hAnsi="Arial"/>
+        </w:rPr>
+        <w:t xml:space="preserve"> (Apple 5.1.1(v); Google Play account deletion policy). Add Settings → Delete account, plus the web deletion page.</w:t>
       </w:r>
     </w:p>
     <w:p>
@@ -1209,40 +1209,13 @@
           <w:b/>
           <w:bCs/>
         </w:rPr>
-        <w:t xml:space="preserve">Submit for review.</w:t>
-      </w:r>
-    </w:p>
-    <w:p>
-      <w:pPr>
-        <w:pStyle w:val="Heading1"/>
-      </w:pPr>
-      <w:r>
-        <w:rPr>
-          <w:rFonts w:ascii="Arial" w:cs="Arial" w:eastAsia="Arial" w:hAnsi="Arial"/>
-        </w:rPr>
-        <w:t xml:space="preserve">2. Risks that get an app rejected or removed</w:t>
-      </w:r>
-    </w:p>
-    <w:p>
-      <w:pPr>
-        <w:spacing w:after="120"/>
-      </w:pPr>
-      <w:r>
-        <w:rPr>
-          <w:rFonts w:ascii="Arial" w:cs="Arial" w:eastAsia="Arial" w:hAnsi="Arial"/>
-        </w:rPr>
-        <w:t xml:space="preserve">Check each before you submit. The rule behind each risk is in parentheses.</w:t>
-      </w:r>
-    </w:p>
-    <w:p>
-      <w:pPr>
-        <w:pStyle w:val="Heading2"/>
-      </w:pPr>
-      <w:r>
-        <w:rPr>
-          <w:rFonts w:ascii="Arial" w:cs="Arial" w:eastAsia="Arial" w:hAnsi="Arial"/>
-        </w:rPr>
-        <w:t xml:space="preserve">Both stores</w:t>
+        <w:t xml:space="preserve">Chat, photos or files without safety tools</w:t>
+      </w:r>
+      <w:r>
+        <w:rPr>
+          <w:rFonts w:ascii="Arial" w:cs="Arial" w:eastAsia="Arial" w:hAnsi="Arial"/>
+        </w:rPr>
+        <w:t xml:space="preserve"> (Apple 1.2; Google Play UGC policy). Users accept terms that ban abuse before posting, can report content and block users, and can reach you. Someone must act on reports.</w:t>
       </w:r>
     </w:p>
     <w:p>
@@ -1260,13 +1233,13 @@
           <w:b/>
           <w:bCs/>
         </w:rPr>
-        <w:t xml:space="preserve">No in-app account deletion</w:t>
-      </w:r>
-      <w:r>
-        <w:rPr>
-          <w:rFonts w:ascii="Arial" w:cs="Arial" w:eastAsia="Arial" w:hAnsi="Arial"/>
-        </w:rPr>
-        <w:t xml:space="preserve"> (Apple 5.1.1(v); Google Play account deletion policy). Add Settings → Delete account, plus the web deletion page.</w:t>
+        <w:t xml:space="preserve">Missing, broken or mismatched privacy policy</w:t>
+      </w:r>
+      <w:r>
+        <w:rPr>
+          <w:rFonts w:ascii="Arial" w:cs="Arial" w:eastAsia="Arial" w:hAnsi="Arial"/>
+        </w:rPr>
+        <w:t xml:space="preserve"> (Apple 5.1.1(i); Google User Data policy). Link it in the store listing and inside the app, and keep it matching what the app collects.</w:t>
       </w:r>
     </w:p>
     <w:p>
@@ -1284,13 +1257,13 @@
           <w:b/>
           <w:bCs/>
         </w:rPr>
-        <w:t xml:space="preserve">Chat, photos or files without safety tools</w:t>
-      </w:r>
-      <w:r>
-        <w:rPr>
-          <w:rFonts w:ascii="Arial" w:cs="Arial" w:eastAsia="Arial" w:hAnsi="Arial"/>
-        </w:rPr>
-        <w:t xml:space="preserve"> (Apple 1.2; Google Play UGC policy). Users accept terms that ban abuse before posting, can report content and block users, and can reach you. Someone must act on reports.</w:t>
+        <w:t xml:space="preserve">Privacy answers that don't match the app</w:t>
+      </w:r>
+      <w:r>
+        <w:rPr>
+          <w:rFonts w:ascii="Arial" w:cs="Arial" w:eastAsia="Arial" w:hAnsi="Arial"/>
+        </w:rPr>
+        <w:t xml:space="preserve"> (Apple App Privacy; Google Data safety). Declare every data type, including what the Firebase SDKs collect.</w:t>
       </w:r>
     </w:p>
     <w:p>
@@ -1308,13 +1281,13 @@
           <w:b/>
           <w:bCs/>
         </w:rPr>
-        <w:t xml:space="preserve">Missing, broken or mismatched privacy policy</w:t>
-      </w:r>
-      <w:r>
-        <w:rPr>
-          <w:rFonts w:ascii="Arial" w:cs="Arial" w:eastAsia="Arial" w:hAnsi="Arial"/>
-        </w:rPr>
-        <w:t xml:space="preserve"> (Apple 5.1.1(i); Google User Data policy). Link it in the store listing and inside the app, and keep it matching what the app collects.</w:t>
+        <w:t xml:space="preserve">Reviewers can't get in</w:t>
+      </w:r>
+      <w:r>
+        <w:rPr>
+          <w:rFonts w:ascii="Arial" w:cs="Arial" w:eastAsia="Arial" w:hAnsi="Arial"/>
+        </w:rPr>
+        <w:t xml:space="preserve"> (Apple 2.1; Google app access). Battleplan is invite-only, so give them a demo account already on a sample team.</w:t>
       </w:r>
     </w:p>
     <w:p>
@@ -1332,13 +1305,13 @@
           <w:b/>
           <w:bCs/>
         </w:rPr>
-        <w:t xml:space="preserve">Privacy answers that don't match the app</w:t>
-      </w:r>
-      <w:r>
-        <w:rPr>
-          <w:rFonts w:ascii="Arial" w:cs="Arial" w:eastAsia="Arial" w:hAnsi="Arial"/>
-        </w:rPr>
-        <w:t xml:space="preserve"> (Apple App Privacy; Google Data safety). Declare every data type, including what the Firebase SDKs collect.</w:t>
+        <w:t xml:space="preserve">Crashes, placeholder text or “beta” labels</w:t>
+      </w:r>
+      <w:r>
+        <w:rPr>
+          <w:rFonts w:ascii="Arial" w:cs="Arial" w:eastAsia="Arial" w:hAnsi="Arial"/>
+        </w:rPr>
+        <w:t xml:space="preserve"> (Apple 2.1). Test the release build on real phones first.</w:t>
       </w:r>
     </w:p>
     <w:p>
@@ -1356,13 +1329,13 @@
           <w:b/>
           <w:bCs/>
         </w:rPr>
-        <w:t xml:space="preserve">Reviewers can't get in</w:t>
-      </w:r>
-      <w:r>
-        <w:rPr>
-          <w:rFonts w:ascii="Arial" w:cs="Arial" w:eastAsia="Arial" w:hAnsi="Arial"/>
-        </w:rPr>
-        <w:t xml:space="preserve"> (Apple 2.1; Google app access). Battleplan is invite-only, so give them a demo account already on a sample team.</w:t>
+        <w:t xml:space="preserve">Charging for digital features outside store billing</w:t>
+      </w:r>
+      <w:r>
+        <w:rPr>
+          <w:rFonts w:ascii="Arial" w:cs="Arial" w:eastAsia="Arial" w:hAnsi="Arial"/>
+        </w:rPr>
+        <w:t xml:space="preserve"> (Apple 3.1.1; Google Payments policy). If teams ever pay inside the app for features, use in-app purchase. In the US, Apple now also allows a link to pay on the web.</w:t>
       </w:r>
     </w:p>
     <w:p>
@@ -1380,13 +1353,13 @@
           <w:b/>
           <w:bCs/>
         </w:rPr>
-        <w:t xml:space="preserve">Crashes, placeholder text or “beta” labels</w:t>
-      </w:r>
-      <w:r>
-        <w:rPr>
-          <w:rFonts w:ascii="Arial" w:cs="Arial" w:eastAsia="Arial" w:hAnsi="Arial"/>
-        </w:rPr>
-        <w:t xml:space="preserve"> (Apple 2.1). Test the release build on real phones first.</w:t>
+        <w:t xml:space="preserve">Looking like a kids' app.</w:t>
+      </w:r>
+      <w:r>
+        <w:rPr>
+          <w:rFonts w:ascii="Arial" w:cs="Arial" w:eastAsia="Arial" w:hAnsi="Arial"/>
+        </w:rPr>
+        <w:t xml:space="preserve"> Accounts are for adults, who manage youth players. Keep sign-up 18+, set Google's target audience to adults, and never market to children, or Kids and Families rules apply.</w:t>
       </w:r>
     </w:p>
     <w:p>
@@ -1404,13 +1377,13 @@
           <w:b/>
           <w:bCs/>
         </w:rPr>
-        <w:t xml:space="preserve">Charging for digital features outside store billing</w:t>
-      </w:r>
-      <w:r>
-        <w:rPr>
-          <w:rFonts w:ascii="Arial" w:cs="Arial" w:eastAsia="Arial" w:hAnsi="Arial"/>
-        </w:rPr>
-        <w:t xml:space="preserve"> (Apple 3.1.1; Google Payments policy). If teams ever pay inside the app for features, use in-app purchase. In the US, Apple now also allows a link to pay on the web.</w:t>
+        <w:t xml:space="preserve">Name or logo conflicts</w:t>
+      </w:r>
+      <w:r>
+        <w:rPr>
+          <w:rFonts w:ascii="Arial" w:cs="Arial" w:eastAsia="Arial" w:hAnsi="Arial"/>
+        </w:rPr>
+        <w:t xml:space="preserve"> (Apple 5.2; Google intellectual property policy). Another software company already uses “Battleplan”, so run a trademark search first.</w:t>
       </w:r>
     </w:p>
     <w:p>
@@ -1428,13 +1401,13 @@
           <w:b/>
           <w:bCs/>
         </w:rPr>
-        <w:t xml:space="preserve">Looking like a kids' app.</w:t>
-      </w:r>
-      <w:r>
-        <w:rPr>
-          <w:rFonts w:ascii="Arial" w:cs="Arial" w:eastAsia="Arial" w:hAnsi="Arial"/>
-        </w:rPr>
-        <w:t xml:space="preserve"> Accounts are for adults, who manage youth players. Keep sign-up 18+, set Google's target audience to adults, and never market to children, or Kids and Families rules apply.</w:t>
+        <w:t xml:space="preserve">Outdated build tools.</w:t>
+      </w:r>
+      <w:r>
+        <w:rPr>
+          <w:rFonts w:ascii="Arial" w:cs="Arial" w:eastAsia="Arial" w:hAnsi="Arial"/>
+        </w:rPr>
+        <w:t xml:space="preserve"> Apple has required Xcode 26 and the iOS 26 SDK since April 28, 2026. Google has required new apps and updates to target Android 16 (API 36) since August 31, 2026. Both requirements rise every year.</w:t>
       </w:r>
     </w:p>
     <w:p>
@@ -1452,13 +1425,24 @@
           <w:b/>
           <w:bCs/>
         </w:rPr>
-        <w:t xml:space="preserve">Name or logo conflicts</w:t>
-      </w:r>
-      <w:r>
-        <w:rPr>
-          <w:rFonts w:ascii="Arial" w:cs="Arial" w:eastAsia="Arial" w:hAnsi="Arial"/>
-        </w:rPr>
-        <w:t xml:space="preserve"> (Apple 5.2; Google intellectual property policy). Another software company already uses “Battleplan”, so run a trademark search first.</w:t>
+        <w:t xml:space="preserve">A lapsed Apple membership.</w:t>
+      </w:r>
+      <w:r>
+        <w:rPr>
+          <w:rFonts w:ascii="Arial" w:cs="Arial" w:eastAsia="Arial" w:hAnsi="Arial"/>
+        </w:rPr>
+        <w:t xml:space="preserve"> Battleplan leaves the App Store, and Yafie can't get new certificates. Copies already installed keep running.</w:t>
+      </w:r>
+    </w:p>
+    <w:p>
+      <w:pPr>
+        <w:pStyle w:val="Heading2"/>
+      </w:pPr>
+      <w:r>
+        <w:rPr>
+          <w:rFonts w:ascii="Arial" w:cs="Arial" w:eastAsia="Arial" w:hAnsi="Arial"/>
+        </w:rPr>
+        <w:t xml:space="preserve">Apple only</w:t>
       </w:r>
     </w:p>
     <w:p>
@@ -1476,13 +1460,13 @@
           <w:b/>
           <w:bCs/>
         </w:rPr>
-        <w:t xml:space="preserve">Outdated build tools.</w:t>
-      </w:r>
-      <w:r>
-        <w:rPr>
-          <w:rFonts w:ascii="Arial" w:cs="Arial" w:eastAsia="Arial" w:hAnsi="Arial"/>
-        </w:rPr>
-        <w:t xml:space="preserve"> Apple has required Xcode 26 and the iOS 26 SDK since April 28, 2026. Google has required new apps and updates to target Android 16 (API 36) since August 31, 2026. Both requirements rise every year.</w:t>
+        <w:t xml:space="preserve">Google or Facebook sign-in without a private alternative</w:t>
+      </w:r>
+      <w:r>
+        <w:rPr>
+          <w:rFonts w:ascii="Arial" w:cs="Arial" w:eastAsia="Arial" w:hAnsi="Arial"/>
+        </w:rPr>
+        <w:t xml:space="preserve"> (4.8). Offer Sign in with Apple, which meets the rule, everywhere the others appear.</w:t>
       </w:r>
     </w:p>
     <w:p>
@@ -1500,24 +1484,13 @@
           <w:b/>
           <w:bCs/>
         </w:rPr>
-        <w:t xml:space="preserve">A lapsed Apple membership.</w:t>
-      </w:r>
-      <w:r>
-        <w:rPr>
-          <w:rFonts w:ascii="Arial" w:cs="Arial" w:eastAsia="Arial" w:hAnsi="Arial"/>
-        </w:rPr>
-        <w:t xml:space="preserve"> Battleplan leaves the App Store, and Yafie can't get new certificates. Copies already installed keep running.</w:t>
-      </w:r>
-    </w:p>
-    <w:p>
-      <w:pPr>
-        <w:pStyle w:val="Heading2"/>
-      </w:pPr>
-      <w:r>
-        <w:rPr>
-          <w:rFonts w:ascii="Arial" w:cs="Arial" w:eastAsia="Arial" w:hAnsi="Arial"/>
-        </w:rPr>
-        <w:t xml:space="preserve">Apple only</w:t>
+        <w:t xml:space="preserve">An app that's just the website</w:t>
+      </w:r>
+      <w:r>
+        <w:rPr>
+          <w:rFonts w:ascii="Arial" w:cs="Arial" w:eastAsia="Arial" w:hAnsi="Arial"/>
+        </w:rPr>
+        <w:t xml:space="preserve"> (4.2). Since the website ships first, give the iPhone app native value: push notifications, offline use, calendar and photos.</w:t>
       </w:r>
     </w:p>
     <w:p>
@@ -1535,13 +1508,13 @@
           <w:b/>
           <w:bCs/>
         </w:rPr>
-        <w:t xml:space="preserve">Google or Facebook sign-in without a private alternative</w:t>
-      </w:r>
-      <w:r>
-        <w:rPr>
-          <w:rFonts w:ascii="Arial" w:cs="Arial" w:eastAsia="Arial" w:hAnsi="Arial"/>
-        </w:rPr>
-        <w:t xml:space="preserve"> (4.8). Offer Sign in with Apple, which meets the rule, everywhere the others appear.</w:t>
+        <w:t xml:space="preserve">Mentioning Android</w:t>
+      </w:r>
+      <w:r>
+        <w:rPr>
+          <w:rFonts w:ascii="Arial" w:cs="Arial" w:eastAsia="Arial" w:hAnsi="Arial"/>
+        </w:rPr>
+        <w:t xml:space="preserve"> in App Store text or screenshots (2.3.10).</w:t>
       </w:r>
     </w:p>
     <w:p>
@@ -1559,13 +1532,13 @@
           <w:b/>
           <w:bCs/>
         </w:rPr>
-        <w:t xml:space="preserve">An app that's just the website</w:t>
-      </w:r>
-      <w:r>
-        <w:rPr>
-          <w:rFonts w:ascii="Arial" w:cs="Arial" w:eastAsia="Arial" w:hAnsi="Arial"/>
-        </w:rPr>
-        <w:t xml:space="preserve"> (4.2). Since the website ships first, give the iPhone app native value: push notifications, offline use, calendar and photos.</w:t>
+        <w:t xml:space="preserve">Missing privacy-manifest reasons</w:t>
+      </w:r>
+      <w:r>
+        <w:rPr>
+          <w:rFonts w:ascii="Arial" w:cs="Arial" w:eastAsia="Arial" w:hAnsi="Arial"/>
+        </w:rPr>
+        <w:t xml:space="preserve"> (upload error ITMS-91053). Declare the app's own required-reason APIs; Flutter and Firebase ship theirs.</w:t>
       </w:r>
     </w:p>
     <w:p>
@@ -1583,13 +1556,24 @@
           <w:b/>
           <w:bCs/>
         </w:rPr>
-        <w:t xml:space="preserve">Mentioning Android</w:t>
-      </w:r>
-      <w:r>
-        <w:rPr>
-          <w:rFonts w:ascii="Arial" w:cs="Arial" w:eastAsia="Arial" w:hAnsi="Arial"/>
-        </w:rPr>
-        <w:t xml:space="preserve"> in App Store text or screenshots (2.3.10).</w:t>
+        <w:t xml:space="preserve">No EU trader status.</w:t>
+      </w:r>
+      <w:r>
+        <w:rPr>
+          <w:rFonts w:ascii="Arial" w:cs="Arial" w:eastAsia="Arial" w:hAnsi="Arial"/>
+        </w:rPr>
+        <w:t xml:space="preserve"> Apple requires every developer to declare one, and has pulled undeclared apps from EU storefronts since February 2025.</w:t>
+      </w:r>
+    </w:p>
+    <w:p>
+      <w:pPr>
+        <w:pStyle w:val="Heading2"/>
+      </w:pPr>
+      <w:r>
+        <w:rPr>
+          <w:rFonts w:ascii="Arial" w:cs="Arial" w:eastAsia="Arial" w:hAnsi="Arial"/>
+        </w:rPr>
+        <w:t xml:space="preserve">Google only</w:t>
       </w:r>
     </w:p>
     <w:p>
@@ -1607,13 +1591,13 @@
           <w:b/>
           <w:bCs/>
         </w:rPr>
-        <w:t xml:space="preserve">Missing privacy-manifest reasons</w:t>
-      </w:r>
-      <w:r>
-        <w:rPr>
-          <w:rFonts w:ascii="Arial" w:cs="Arial" w:eastAsia="Arial" w:hAnsi="Arial"/>
-        </w:rPr>
-        <w:t xml:space="preserve"> (upload error ITMS-91053). Declare the app's own required-reason APIs; Flutter and Firebase ship theirs.</w:t>
+        <w:t xml:space="preserve">Broad photo access</w:t>
+      </w:r>
+      <w:r>
+        <w:rPr>
+          <w:rFonts w:ascii="Arial" w:cs="Arial" w:eastAsia="Arial" w:hAnsi="Arial"/>
+        </w:rPr>
+        <w:t xml:space="preserve"> instead of the system photo picker (Google Play Photo and Video Permissions policy).</w:t>
       </w:r>
     </w:p>
     <w:p>
@@ -1631,24 +1615,13 @@
           <w:b/>
           <w:bCs/>
         </w:rPr>
-        <w:t xml:space="preserve">No EU trader status.</w:t>
-      </w:r>
-      <w:r>
-        <w:rPr>
-          <w:rFonts w:ascii="Arial" w:cs="Arial" w:eastAsia="Arial" w:hAnsi="Arial"/>
-        </w:rPr>
-        <w:t xml:space="preserve"> Apple requires every developer to declare one, and has pulled undeclared apps from EU storefronts since February 2025.</w:t>
-      </w:r>
-    </w:p>
-    <w:p>
-      <w:pPr>
-        <w:pStyle w:val="Heading2"/>
-      </w:pPr>
-      <w:r>
-        <w:rPr>
-          <w:rFonts w:ascii="Arial" w:cs="Arial" w:eastAsia="Arial" w:hAnsi="Arial"/>
-        </w:rPr>
-        <w:t xml:space="preserve">Google only</w:t>
+        <w:t xml:space="preserve">Account details that don't match your ID.</w:t>
+      </w:r>
+      <w:r>
+        <w:rPr>
+          <w:rFonts w:ascii="Arial" w:cs="Arial" w:eastAsia="Arial" w:hAnsi="Arial"/>
+        </w:rPr>
+        <w:t xml:space="preserve"> Google checks your legal name and address, and mismatches stall verification.</w:t>
       </w:r>
     </w:p>
     <w:p>
@@ -1666,13 +1639,24 @@
           <w:b/>
           <w:bCs/>
         </w:rPr>
-        <w:t xml:space="preserve">Broad photo access</w:t>
-      </w:r>
-      <w:r>
-        <w:rPr>
-          <w:rFonts w:ascii="Arial" w:cs="Arial" w:eastAsia="Arial" w:hAnsi="Arial"/>
-        </w:rPr>
-        <w:t xml:space="preserve"> instead of the system photo picker (Google Play Photo and Video Permissions policy).</w:t>
+        <w:t xml:space="preserve">Production access refused</w:t>
+      </w:r>
+      <w:r>
+        <w:rPr>
+          <w:rFonts w:ascii="Arial" w:cs="Arial" w:eastAsia="Arial" w:hAnsi="Arial"/>
+        </w:rPr>
+        <w:t xml:space="preserve"> (Google Play testing requirement for new personal accounts). Recruit a few more than 12 testers in case some leave, and note what they report: the application asks what the test found.</w:t>
+      </w:r>
+    </w:p>
+    <w:p>
+      <w:pPr>
+        <w:pStyle w:val="Heading2"/>
+      </w:pPr>
+      <w:r>
+        <w:rPr>
+          <w:rFonts w:ascii="Arial" w:cs="Arial" w:eastAsia="Arial" w:hAnsi="Arial"/>
+        </w:rPr>
+        <w:t xml:space="preserve">Yafie</w:t>
       </w:r>
     </w:p>
     <w:p>
@@ -1690,24 +1674,13 @@
           <w:b/>
           <w:bCs/>
         </w:rPr>
-        <w:t xml:space="preserve">Account details that don't match the D-U-N-S record.</w:t>
-      </w:r>
-      <w:r>
-        <w:rPr>
-          <w:rFonts w:ascii="Arial" w:cs="Arial" w:eastAsia="Arial" w:hAnsi="Arial"/>
-        </w:rPr>
-        <w:t xml:space="preserve"> Google checks the organization's details against it, and mismatches stall verification.</w:t>
-      </w:r>
-    </w:p>
-    <w:p>
-      <w:pPr>
-        <w:pStyle w:val="Heading2"/>
-      </w:pPr>
-      <w:r>
-        <w:rPr>
-          <w:rFonts w:ascii="Arial" w:cs="Arial" w:eastAsia="Arial" w:hAnsi="Arial"/>
-        </w:rPr>
-        <w:t xml:space="preserve">Yafie</w:t>
+        <w:t xml:space="preserve">The Mac App Store is not an option as built</w:t>
+      </w:r>
+      <w:r>
+        <w:rPr>
+          <w:rFonts w:ascii="Arial" w:cs="Arial" w:eastAsia="Arial" w:hAnsi="Arial"/>
+        </w:rPr>
+        <w:t xml:space="preserve"> (Apple 2.4.5). Yafie edits sudoers for the lid-closed feature and updates itself. Keep it a Developer ID download.</w:t>
       </w:r>
     </w:p>
     <w:p>
@@ -1725,30 +1698,6 @@
           <w:b/>
           <w:bCs/>
         </w:rPr>
-        <w:t xml:space="preserve">The Mac App Store is not an option as built</w:t>
-      </w:r>
-      <w:r>
-        <w:rPr>
-          <w:rFonts w:ascii="Arial" w:cs="Arial" w:eastAsia="Arial" w:hAnsi="Arial"/>
-        </w:rPr>
-        <w:t xml:space="preserve"> (Apple 2.4.5). Yafie edits sudoers for the lid-closed feature and updates itself. Keep it a Developer ID download.</w:t>
-      </w:r>
-    </w:p>
-    <w:p>
-      <w:pPr>
-        <w:pStyle w:val="ListParagraph"/>
-        <w:numPr>
-          <w:ilvl w:val="0"/>
-          <w:numId w:val="2"/>
-        </w:numPr>
-        <w:spacing w:after="60"/>
-      </w:pPr>
-      <w:r>
-        <w:rPr>
-          <w:rFonts w:ascii="Arial" w:cs="Arial" w:eastAsia="Arial" w:hAnsi="Arial"/>
-          <w:b/>
-          <w:bCs/>
-        </w:rPr>
         <w:t xml:space="preserve">Notarization fails</w:t>
       </w:r>
       <w:r>
@@ -1777,7 +1726,7 @@
         <w:rPr>
           <w:rFonts w:ascii="Arial" w:cs="Arial" w:eastAsia="Arial" w:hAnsi="Arial"/>
         </w:rPr>
-        <w:t xml:space="preserve">A new domain has no email. Cloudflare Email Routing forwards any address to the Gmail for free. It only receives; sending goes through Resend.</w:t>
+        <w:t xml:space="preserve">A new domain has no email. Cloudflare Email Routing forwards any address to your Gmail for free. It only receives; sending goes through Resend.</w:t>
       </w:r>
     </w:p>
     <w:tbl>
@@ -1941,7 +1890,7 @@
                 <w:sz w:val="18"/>
                 <w:szCs w:val="18"/>
               </w:rPr>
-              <w:t xml:space="preserve">Battle Baseball Gmail (existing)</w:t>
+              <w:t xml:space="preserve">Your personal Gmail</w:t>
             </w:r>
           </w:p>
         </w:tc>
@@ -1965,7 +1914,7 @@
                 <w:sz w:val="18"/>
                 <w:szCs w:val="18"/>
               </w:rPr>
-              <w:t xml:space="preserve">Free Gmail</w:t>
+              <w:t xml:space="preserve">Existing</w:t>
             </w:r>
           </w:p>
         </w:tc>
@@ -1989,7 +1938,7 @@
                 <w:sz w:val="18"/>
                 <w:szCs w:val="18"/>
               </w:rPr>
-              <w:t xml:space="preserve">Owns Cloudflare, Firebase, Google Play and Resend. Shown as the support email on Google's sign-in screen.</w:t>
+              <w:t xml:space="preserve">Owns Cloudflare, Firebase, Google Play and Resend, and receives the forwarded addresses below.</w:t>
             </w:r>
           </w:p>
         </w:tc>
@@ -2042,7 +1991,7 @@
                 <w:sz w:val="18"/>
                 <w:szCs w:val="18"/>
               </w:rPr>
-              <w:t xml:space="preserve">Your personal Google account</w:t>
+              <w:t xml:space="preserve">battleplan-help@googlegroups.com</w:t>
             </w:r>
           </w:p>
         </w:tc>
@@ -2066,7 +2015,7 @@
                 <w:sz w:val="18"/>
                 <w:szCs w:val="18"/>
               </w:rPr>
-              <w:t xml:space="preserve">Existing</w:t>
+              <w:t xml:space="preserve">Google Group (created)</w:t>
             </w:r>
           </w:p>
         </w:tc>
@@ -2090,7 +2039,7 @@
                 <w:sz w:val="18"/>
                 <w:szCs w:val="18"/>
               </w:rPr>
-              <w:t xml:space="preserve">Backup owner of the Firebase projects</w:t>
+              <w:t xml:space="preserve">Support email on Google's sign-in screen, so your Gmail stays private</w:t>
             </w:r>
           </w:p>
         </w:tc>
@@ -2143,7 +2092,7 @@
                 <w:sz w:val="18"/>
                 <w:szCs w:val="18"/>
               </w:rPr>
-              <w:t xml:space="preserve">jared@battleplan.team</w:t>
+              <w:t xml:space="preserve">Your own Apple Account</w:t>
             </w:r>
           </w:p>
         </w:tc>
@@ -2167,7 +2116,7 @@
                 <w:sz w:val="18"/>
                 <w:szCs w:val="18"/>
               </w:rPr>
-              <w:t xml:space="preserve">Forwards to the Gmail</w:t>
+              <w:t xml:space="preserve">Existing</w:t>
             </w:r>
           </w:p>
         </w:tc>
@@ -2191,7 +2140,7 @@
                 <w:sz w:val="18"/>
                 <w:szCs w:val="18"/>
               </w:rPr>
-              <w:t xml:space="preserve">Apple Account for the Apple Developer Program</w:t>
+              <w:t xml:space="preserve">Apple Developer Program, as an individual</w:t>
             </w:r>
           </w:p>
         </w:tc>
@@ -2268,7 +2217,7 @@
                 <w:sz w:val="18"/>
                 <w:szCs w:val="18"/>
               </w:rPr>
-              <w:t xml:space="preserve">Forwards to the Gmail</w:t>
+              <w:t xml:space="preserve">Forwards to your Gmail</w:t>
             </w:r>
           </w:p>
         </w:tc>
@@ -2369,7 +2318,7 @@
                 <w:sz w:val="18"/>
                 <w:szCs w:val="18"/>
               </w:rPr>
-              <w:t xml:space="preserve">Forwards to the Gmail</w:t>
+              <w:t xml:space="preserve">Forwards to your Gmail</w:t>
             </w:r>
           </w:p>
         </w:tc>
@@ -2817,7 +2766,7 @@
                 <w:sz w:val="18"/>
                 <w:szCs w:val="18"/>
               </w:rPr>
-              <w:t xml:space="preserve">Says what Battleplan is and that Battle Baseball LLC makes it, with contact details</w:t>
+              <w:t xml:space="preserve">Says what Battleplan is and who makes it, with contact details</w:t>
             </w:r>
           </w:p>
         </w:tc>
@@ -2841,7 +2790,7 @@
                 <w:sz w:val="18"/>
                 <w:szCs w:val="18"/>
               </w:rPr>
-              <w:t xml:space="preserve">Apple and Google organization checks (parked or placeholder pages fail)</w:t>
+              <w:t xml:space="preserve">Google sign-in's consent screen. Individual store accounts don't require one.</w:t>
             </w:r>
           </w:p>
         </w:tc>
@@ -3597,7 +3546,7 @@
         <w:rPr>
           <w:rFonts w:ascii="Arial" w:cs="Arial" w:eastAsia="Arial" w:hAnsi="Arial"/>
         </w:rPr>
-        <w:t xml:space="preserve"> names Battle Baseball LLC; covers account data, youth player names and photos entered by guardians, messages, photos and files, Firebase and Resend as processors, retention, deletion and contact.</w:t>
+        <w:t xml:space="preserve"> names you as the operator; covers account data, youth player names and photos entered by guardians, messages, photos and files, Firebase and Resend as processors, retention, deletion and contact.</w:t>
       </w:r>
     </w:p>
     <w:p>
@@ -4295,7 +4244,7 @@
           <w:sz w:val="18"/>
           <w:szCs w:val="18"/>
         </w:rPr>
-        <w:t xml:space="preserve">Choose AWS only if the LLC already runs other systems there. Either way, Firebase Hosting serves the site.</w:t>
+        <w:t xml:space="preserve">Choose AWS only if you already run other systems there. Either way, Firebase Hosting serves the site.</w:t>
       </w:r>
     </w:p>
     <w:p>
@@ -4975,7 +4924,7 @@
                 <w:sz w:val="18"/>
                 <w:szCs w:val="18"/>
               </w:rPr>
-              <w:t xml:space="preserve">D-U-N-S number</w:t>
+              <w:t xml:space="preserve">Apple Developer Program (Battleplan iPhone + Yafie)</w:t>
             </w:r>
           </w:p>
         </w:tc>
@@ -4999,7 +4948,7 @@
                 <w:sz w:val="18"/>
                 <w:szCs w:val="18"/>
               </w:rPr>
-              <w:t xml:space="preserve">$0</w:t>
+              <w:t xml:space="preserve">—</w:t>
             </w:r>
           </w:p>
         </w:tc>
@@ -5023,7 +4972,7 @@
                 <w:sz w:val="18"/>
                 <w:szCs w:val="18"/>
               </w:rPr>
-              <w:t xml:space="preserve">—</w:t>
+              <w:t xml:space="preserve">$99</w:t>
             </w:r>
           </w:p>
         </w:tc>
@@ -5047,7 +4996,7 @@
                 <w:sz w:val="18"/>
                 <w:szCs w:val="18"/>
               </w:rPr>
-              <w:t xml:space="preserve">iPhone, Android</w:t>
+              <w:t xml:space="preserve">iPhone, Yafie</w:t>
             </w:r>
           </w:p>
         </w:tc>
@@ -5076,7 +5025,7 @@
                 <w:sz w:val="18"/>
                 <w:szCs w:val="18"/>
               </w:rPr>
-              <w:t xml:space="preserve">Apple Developer Program (Battleplan iPhone + Yafie)</w:t>
+              <w:t xml:space="preserve">Google Play Console</w:t>
             </w:r>
           </w:p>
         </w:tc>
@@ -5100,36 +5049,36 @@
                 <w:sz w:val="18"/>
                 <w:szCs w:val="18"/>
               </w:rPr>
+              <w:t xml:space="preserve">$25</w:t>
+            </w:r>
+          </w:p>
+        </w:tc>
+        <w:tc>
+          <w:tcPr>
+            <w:tcW w:type="dxa" w:w="2100"/>
+            <w:tcMar>
+              <w:top w:type="dxa" w:w="60"/>
+              <w:left w:type="dxa" w:w="110"/>
+              <w:bottom w:type="dxa" w:w="60"/>
+              <w:right w:type="dxa" w:w="110"/>
+            </w:tcMar>
+          </w:tcPr>
+          <w:p>
+            <w:pPr>
+              <w:spacing w:after="0"/>
+            </w:pPr>
+            <w:r>
+              <w:rPr>
+                <w:rFonts w:ascii="Arial" w:cs="Arial" w:eastAsia="Arial" w:hAnsi="Arial"/>
+                <w:sz w:val="18"/>
+                <w:szCs w:val="18"/>
+              </w:rPr>
               <w:t xml:space="preserve">—</w:t>
             </w:r>
           </w:p>
         </w:tc>
         <w:tc>
           <w:tcPr>
-            <w:tcW w:type="dxa" w:w="2100"/>
-            <w:tcMar>
-              <w:top w:type="dxa" w:w="60"/>
-              <w:left w:type="dxa" w:w="110"/>
-              <w:bottom w:type="dxa" w:w="60"/>
-              <w:right w:type="dxa" w:w="110"/>
-            </w:tcMar>
-          </w:tcPr>
-          <w:p>
-            <w:pPr>
-              <w:spacing w:after="0"/>
-            </w:pPr>
-            <w:r>
-              <w:rPr>
-                <w:rFonts w:ascii="Arial" w:cs="Arial" w:eastAsia="Arial" w:hAnsi="Arial"/>
-                <w:sz w:val="18"/>
-                <w:szCs w:val="18"/>
-              </w:rPr>
-              <w:t xml:space="preserve">$99</w:t>
-            </w:r>
-          </w:p>
-        </w:tc>
-        <w:tc>
-          <w:tcPr>
             <w:tcW w:type="dxa" w:w="1800"/>
             <w:tcMar>
               <w:top w:type="dxa" w:w="60"/>
@@ -5148,7 +5097,7 @@
                 <w:sz w:val="18"/>
                 <w:szCs w:val="18"/>
               </w:rPr>
-              <w:t xml:space="preserve">iPhone, Yafie</w:t>
+              <w:t xml:space="preserve">Android</w:t>
             </w:r>
           </w:p>
         </w:tc>
@@ -5177,7 +5126,7 @@
                 <w:sz w:val="18"/>
                 <w:szCs w:val="18"/>
               </w:rPr>
-              <w:t xml:space="preserve">Google Play Console</w:t>
+              <w:t xml:space="preserve">Xcode, Android Studio, Flutter, TestFlight, Meta for Developers</w:t>
             </w:r>
           </w:p>
         </w:tc>
@@ -5201,7 +5150,7 @@
                 <w:sz w:val="18"/>
                 <w:szCs w:val="18"/>
               </w:rPr>
-              <w:t xml:space="preserve">$25</w:t>
+              <w:t xml:space="preserve">$0</w:t>
             </w:r>
           </w:p>
         </w:tc>
@@ -5225,7 +5174,7 @@
                 <w:sz w:val="18"/>
                 <w:szCs w:val="18"/>
               </w:rPr>
-              <w:t xml:space="preserve">—</w:t>
+              <w:t xml:space="preserve">$0</w:t>
             </w:r>
           </w:p>
         </w:tc>
@@ -5249,7 +5198,7 @@
                 <w:sz w:val="18"/>
                 <w:szCs w:val="18"/>
               </w:rPr>
-              <w:t xml:space="preserve">Android</w:t>
+              <w:t xml:space="preserve">Everything</w:t>
             </w:r>
           </w:p>
         </w:tc>
@@ -5278,7 +5227,7 @@
                 <w:sz w:val="18"/>
                 <w:szCs w:val="18"/>
               </w:rPr>
-              <w:t xml:space="preserve">Xcode, Android Studio, Flutter, TestFlight, Meta for Developers</w:t>
+              <w:t xml:space="preserve">Legal documents from templates</w:t>
             </w:r>
           </w:p>
         </w:tc>
@@ -5326,7 +5275,7 @@
                 <w:sz w:val="18"/>
                 <w:szCs w:val="18"/>
               </w:rPr>
-              <w:t xml:space="preserve">$0</w:t>
+              <w:t xml:space="preserve">—</w:t>
             </w:r>
           </w:p>
         </w:tc>
@@ -5350,7 +5299,7 @@
                 <w:sz w:val="18"/>
                 <w:szCs w:val="18"/>
               </w:rPr>
-              <w:t xml:space="preserve">Everything</w:t>
+              <w:t xml:space="preserve">Website</w:t>
             </w:r>
           </w:p>
         </w:tc>
@@ -5362,107 +5311,6 @@
         <w:tc>
           <w:tcPr>
             <w:tcW w:type="dxa" w:w="3960"/>
-            <w:tcMar>
-              <w:top w:type="dxa" w:w="60"/>
-              <w:left w:type="dxa" w:w="110"/>
-              <w:bottom w:type="dxa" w:w="60"/>
-              <w:right w:type="dxa" w:w="110"/>
-            </w:tcMar>
-          </w:tcPr>
-          <w:p>
-            <w:pPr>
-              <w:spacing w:after="0"/>
-            </w:pPr>
-            <w:r>
-              <w:rPr>
-                <w:rFonts w:ascii="Arial" w:cs="Arial" w:eastAsia="Arial" w:hAnsi="Arial"/>
-                <w:sz w:val="18"/>
-                <w:szCs w:val="18"/>
-              </w:rPr>
-              <w:t xml:space="preserve">Legal documents from templates</w:t>
-            </w:r>
-          </w:p>
-        </w:tc>
-        <w:tc>
-          <w:tcPr>
-            <w:tcW w:type="dxa" w:w="1500"/>
-            <w:tcMar>
-              <w:top w:type="dxa" w:w="60"/>
-              <w:left w:type="dxa" w:w="110"/>
-              <w:bottom w:type="dxa" w:w="60"/>
-              <w:right w:type="dxa" w:w="110"/>
-            </w:tcMar>
-          </w:tcPr>
-          <w:p>
-            <w:pPr>
-              <w:spacing w:after="0"/>
-            </w:pPr>
-            <w:r>
-              <w:rPr>
-                <w:rFonts w:ascii="Arial" w:cs="Arial" w:eastAsia="Arial" w:hAnsi="Arial"/>
-                <w:sz w:val="18"/>
-                <w:szCs w:val="18"/>
-              </w:rPr>
-              <w:t xml:space="preserve">$0</w:t>
-            </w:r>
-          </w:p>
-        </w:tc>
-        <w:tc>
-          <w:tcPr>
-            <w:tcW w:type="dxa" w:w="2100"/>
-            <w:tcMar>
-              <w:top w:type="dxa" w:w="60"/>
-              <w:left w:type="dxa" w:w="110"/>
-              <w:bottom w:type="dxa" w:w="60"/>
-              <w:right w:type="dxa" w:w="110"/>
-            </w:tcMar>
-          </w:tcPr>
-          <w:p>
-            <w:pPr>
-              <w:spacing w:after="0"/>
-            </w:pPr>
-            <w:r>
-              <w:rPr>
-                <w:rFonts w:ascii="Arial" w:cs="Arial" w:eastAsia="Arial" w:hAnsi="Arial"/>
-                <w:sz w:val="18"/>
-                <w:szCs w:val="18"/>
-              </w:rPr>
-              <w:t xml:space="preserve">—</w:t>
-            </w:r>
-          </w:p>
-        </w:tc>
-        <w:tc>
-          <w:tcPr>
-            <w:tcW w:type="dxa" w:w="1800"/>
-            <w:tcMar>
-              <w:top w:type="dxa" w:w="60"/>
-              <w:left w:type="dxa" w:w="110"/>
-              <w:bottom w:type="dxa" w:w="60"/>
-              <w:right w:type="dxa" w:w="110"/>
-            </w:tcMar>
-          </w:tcPr>
-          <w:p>
-            <w:pPr>
-              <w:spacing w:after="0"/>
-            </w:pPr>
-            <w:r>
-              <w:rPr>
-                <w:rFonts w:ascii="Arial" w:cs="Arial" w:eastAsia="Arial" w:hAnsi="Arial"/>
-                <w:sz w:val="18"/>
-                <w:szCs w:val="18"/>
-              </w:rPr>
-              <w:t xml:space="preserve">Website</w:t>
-            </w:r>
-          </w:p>
-        </w:tc>
-      </w:tr>
-      <w:tr>
-        <w:trPr>
-          <w:cantSplit/>
-        </w:trPr>
-        <w:tc>
-          <w:tcPr>
-            <w:tcW w:type="dxa" w:w="3960"/>
             <w:shd w:fill="F3F5F9" w:color="auto" w:val="clear"/>
             <w:tcMar>
               <w:top w:type="dxa" w:w="60"/>
@@ -5581,7 +5429,101 @@
           <w:sz w:val="18"/>
           <w:szCs w:val="18"/>
         </w:rPr>
-        <w:t xml:space="preserve">Later years run about $129, with the DMCA renewal spread out. Firebase grows with use: about $15–35 a month at 100 active teams (Battleplan architecture doc, section 10). Optional extras: a .com instead of .team saves about $18 a year; a Workspace mailbox is $7 per user per month on an annual plan; signing Yafie under your own name instead of the LLC takes a second $99 membership.</w:t>
+        <w:t xml:space="preserve">Later years run about $129, with the DMCA renewal spread out. Firebase grows with use: about $15–35 a month at 100 active teams (Battleplan architecture doc, section 10). Optional extras: a .com instead of .team saves about $18 a year; a Workspace mailbox is $7 per user per month on an annual plan.</w:t>
+      </w:r>
+    </w:p>
+    <w:p>
+      <w:pPr>
+        <w:pStyle w:val="Heading1"/>
+      </w:pPr>
+      <w:r>
+        <w:rPr>
+          <w:rFonts w:ascii="Arial" w:cs="Arial" w:eastAsia="Arial" w:hAnsi="Arial"/>
+        </w:rPr>
+        <w:t xml:space="preserve">8. Moving to an LLC later</w:t>
+      </w:r>
+    </w:p>
+    <w:p>
+      <w:pPr>
+        <w:spacing w:after="120"/>
+      </w:pPr>
+      <w:r>
+        <w:rPr>
+          <w:rFonts w:ascii="Arial" w:cs="Arial" w:eastAsia="Arial" w:hAnsi="Arial"/>
+        </w:rPr>
+        <w:t xml:space="preserve">Starting as an individual doesn't lock you in. If you form an LLC, or reinstate Battle Baseball LLC if your state allows it, both stores upgrade the account in place, so the apps, reviews and app IDs stay put. Each store needs the LLC's free D-U-N-S number first, which takes about 1–2 weeks.</w:t>
+      </w:r>
+    </w:p>
+    <w:p>
+      <w:pPr>
+        <w:pStyle w:val="ListParagraph"/>
+        <w:numPr>
+          <w:ilvl w:val="0"/>
+          <w:numId w:val="3"/>
+        </w:numPr>
+        <w:spacing w:after="60"/>
+      </w:pPr>
+      <w:r>
+        <w:rPr>
+          <w:rFonts w:ascii="Arial" w:cs="Arial" w:eastAsia="Arial" w:hAnsi="Arial"/>
+          <w:b/>
+          <w:bCs/>
+        </w:rPr>
+        <w:t xml:space="preserve">Apple:</w:t>
+      </w:r>
+      <w:r>
+        <w:rPr>
+          <w:rFonts w:ascii="Arial" w:cs="Arial" w:eastAsia="Arial" w:hAnsi="Arial"/>
+        </w:rPr>
+        <w:t xml:space="preserve"> ask Apple to change the membership from individual to organization. You must be a founder of the LLC, and Apple may ask for business documents. Developers report that the Team ID stays the same, so Sign in with Apple accounts keep working. One developer reported uploads blocked for more than two weeks during the change, so do it between releases, and check afterward that the seller name changed.</w:t>
+      </w:r>
+    </w:p>
+    <w:p>
+      <w:pPr>
+        <w:pStyle w:val="ListParagraph"/>
+        <w:numPr>
+          <w:ilvl w:val="0"/>
+          <w:numId w:val="3"/>
+        </w:numPr>
+        <w:spacing w:after="60"/>
+      </w:pPr>
+      <w:r>
+        <w:rPr>
+          <w:rFonts w:ascii="Arial" w:cs="Arial" w:eastAsia="Arial" w:hAnsi="Arial"/>
+          <w:b/>
+          <w:bCs/>
+        </w:rPr>
+        <w:t xml:space="preserve">Google Play:</w:t>
+      </w:r>
+      <w:r>
+        <w:rPr>
+          <w:rFonts w:ascii="Arial" w:cs="Arial" w:eastAsia="Arial" w:hAnsi="Arial"/>
+        </w:rPr>
+        <w:t xml:space="preserve"> in Play Console, open Developer account → About you → Change account type. It needs the D-U-N-S number and a verified website for the LLC, and it can't be undone. Wait 72 hours before submitting new apps.</w:t>
+      </w:r>
+    </w:p>
+    <w:p>
+      <w:pPr>
+        <w:pStyle w:val="ListParagraph"/>
+        <w:numPr>
+          <w:ilvl w:val="0"/>
+          <w:numId w:val="3"/>
+        </w:numPr>
+        <w:spacing w:after="60"/>
+      </w:pPr>
+      <w:r>
+        <w:rPr>
+          <w:rFonts w:ascii="Arial" w:cs="Arial" w:eastAsia="Arial" w:hAnsi="Arial"/>
+          <w:b/>
+          <w:bCs/>
+        </w:rPr>
+        <w:t xml:space="preserve">Everything else</w:t>
+      </w:r>
+      <w:r>
+        <w:rPr>
+          <w:rFonts w:ascii="Arial" w:cs="Arial" w:eastAsia="Arial" w:hAnsi="Arial"/>
+        </w:rPr>
+        <w:t xml:space="preserve"> belongs to your Gmail rather than a legal entity, so Firebase, Cloudflare, Resend and the domain carry over unchanged. If the LLC should have its own Google account, Firebase takes new owners any time, and Play Console can transfer ownership to it after a 7-day hold. Update the privacy policy and terms to name the LLC, and amend the DMCA designation ($6).</w:t>
       </w:r>
     </w:p>
     <w:p>
@@ -5748,6 +5690,22 @@
           <w:t xml:space="preserve">moving Sign in with Apple users</w:t>
         </w:r>
       </w:hyperlink>
+      <w:r>
+        <w:rPr>
+          <w:rFonts w:ascii="Arial" w:cs="Arial" w:eastAsia="Arial" w:hAnsi="Arial"/>
+        </w:rPr>
+        <w:t xml:space="preserve">, </w:t>
+      </w:r>
+      <w:hyperlink w:history="1" r:id="rIdIndiv1">
+        <w:r>
+          <w:rPr>
+            <w:rFonts w:ascii="Arial" w:cs="Arial" w:eastAsia="Arial" w:hAnsi="Arial"/>
+            <w:color w:val="2F5BEA"/>
+            <w:u w:val="single"/>
+          </w:rPr>
+          <w:t xml:space="preserve">membership upgrade</w:t>
+        </w:r>
+      </w:hyperlink>
     </w:p>
     <w:p>
       <w:pPr>
@@ -5884,6 +5842,80 @@
             <w:u w:val="single"/>
           </w:rPr>
           <w:t xml:space="preserve">target API level</w:t>
+        </w:r>
+      </w:hyperlink>
+      <w:r>
+        <w:rPr>
+          <w:rFonts w:ascii="Arial" w:cs="Arial" w:eastAsia="Arial" w:hAnsi="Arial"/>
+        </w:rPr>
+        <w:t xml:space="preserve">, </w:t>
+      </w:r>
+      <w:hyperlink w:history="1" r:id="rIdIndiv2">
+        <w:r>
+          <w:rPr>
+            <w:rFonts w:ascii="Arial" w:cs="Arial" w:eastAsia="Arial" w:hAnsi="Arial"/>
+            <w:color w:val="2F5BEA"/>
+            <w:u w:val="single"/>
+          </w:rPr>
+          <w:t xml:space="preserve">device verification</w:t>
+        </w:r>
+      </w:hyperlink>
+      <w:r>
+        <w:rPr>
+          <w:rFonts w:ascii="Arial" w:cs="Arial" w:eastAsia="Arial" w:hAnsi="Arial"/>
+        </w:rPr>
+        <w:t xml:space="preserve">, </w:t>
+      </w:r>
+      <w:hyperlink w:history="1" r:id="rIdIndiv3">
+        <w:r>
+          <w:rPr>
+            <w:rFonts w:ascii="Arial" w:cs="Arial" w:eastAsia="Arial" w:hAnsi="Arial"/>
+            <w:color w:val="2F5BEA"/>
+            <w:u w:val="single"/>
+          </w:rPr>
+          <w:t xml:space="preserve">changing account type</w:t>
+        </w:r>
+      </w:hyperlink>
+      <w:r>
+        <w:rPr>
+          <w:rFonts w:ascii="Arial" w:cs="Arial" w:eastAsia="Arial" w:hAnsi="Arial"/>
+        </w:rPr>
+        <w:t xml:space="preserve">, </w:t>
+      </w:r>
+      <w:hyperlink w:history="1" r:id="rIdGmail1">
+        <w:r>
+          <w:rPr>
+            <w:rFonts w:ascii="Arial" w:cs="Arial" w:eastAsia="Arial" w:hAnsi="Arial"/>
+            <w:color w:val="2F5BEA"/>
+            <w:u w:val="single"/>
+          </w:rPr>
+          <w:t xml:space="preserve">ownership transfer</w:t>
+        </w:r>
+      </w:hyperlink>
+    </w:p>
+    <w:p>
+      <w:pPr>
+        <w:pStyle w:val="ListParagraph"/>
+        <w:numPr>
+          <w:ilvl w:val="0"/>
+          <w:numId w:val="3"/>
+        </w:numPr>
+        <w:spacing w:after="60"/>
+      </w:pPr>
+      <w:r>
+        <w:rPr>
+          <w:rFonts w:ascii="Arial" w:cs="Arial" w:eastAsia="Arial" w:hAnsi="Arial"/>
+        </w:rPr>
+        <w:t xml:space="preserve">Google sign-in: </w:t>
+      </w:r>
+      <w:hyperlink w:history="1" r:id="rIdGmail2">
+        <w:r>
+          <w:rPr>
+            <w:rFonts w:ascii="Arial" w:cs="Arial" w:eastAsia="Arial" w:hAnsi="Arial"/>
+            <w:color w:val="2F5BEA"/>
+            <w:u w:val="single"/>
+          </w:rPr>
+          <w:t xml:space="preserve">support email rules</w:t>
         </w:r>
       </w:hyperlink>
     </w:p>
@@ -6226,7 +6258,7 @@
         <w:sz w:val="16"/>
         <w:szCs w:val="16"/>
       </w:rPr>
-      <w:t xml:space="preserve">Publishing Battleplan and Yafie  ·  Battle Baseball LLC  ·  Page </w:t>
+      <w:t xml:space="preserve">Publishing Battleplan and Yafie  ·  Page </w:t>
       <w:fldChar w:fldCharType="begin"/>
       <w:instrText xml:space="preserve">PAGE</w:instrText>
       <w:fldChar w:fldCharType="separate"/>

--- a/docs/Publishing-Battleplan-and-Yafie.docx
+++ b/docs/Publishing-Battleplan-and-Yafie.docx
@@ -237,7 +237,7 @@
         <w:rPr>
           <w:rFonts w:ascii="Arial" w:cs="Arial" w:eastAsia="Arial" w:hAnsi="Arial"/>
         </w:rPr>
-        <w:t xml:space="preserve">Buy </w:t>
+        <w:t xml:space="preserve"/>
       </w:r>
       <w:r>
         <w:rPr>
@@ -245,13 +245,13 @@
           <w:b/>
           <w:bCs/>
         </w:rPr>
-        <w:t xml:space="preserve">battleplan.team</w:t>
-      </w:r>
-      <w:r>
-        <w:rPr>
-          <w:rFonts w:ascii="Arial" w:cs="Arial" w:eastAsia="Arial" w:hAnsi="Arial"/>
-        </w:rPr>
-        <w:t xml:space="preserve"> at Cloudflare, signed in with your Gmail (unregistered as of Oct 9, 2026).</w:t>
+        <w:t xml:space="preserve">getbattleplan.app</w:t>
+      </w:r>
+      <w:r>
+        <w:rPr>
+          <w:rFonts w:ascii="Arial" w:cs="Arial" w:eastAsia="Arial" w:hAnsi="Arial"/>
+        </w:rPr>
+        <w:t xml:space="preserve"> is registered at Cloudflare under your Gmail (done October 2026).</w:t>
       </w:r>
     </w:p>
     <w:p>
@@ -371,7 +371,7 @@
         <w:rPr>
           <w:rFonts w:ascii="Arial" w:cs="Arial" w:eastAsia="Arial" w:hAnsi="Arial"/>
         </w:rPr>
-        <w:t xml:space="preserve">Connect battleplan.team to </w:t>
+        <w:t xml:space="preserve">Connect getbattleplan.app to </w:t>
       </w:r>
       <w:r>
         <w:rPr>
@@ -445,7 +445,7 @@
         <w:rPr>
           <w:rFonts w:ascii="Arial" w:cs="Arial" w:eastAsia="Arial" w:hAnsi="Arial"/>
         </w:rPr>
-        <w:t xml:space="preserve"> to send from noreply@battleplan.team, and add its SPF and DKIM records plus a DMARC record in Cloudflare.</w:t>
+        <w:t xml:space="preserve"> to send from noreply@getbattleplan.app, and add its SPF and DKIM records plus a DMARC record in Cloudflare.</w:t>
       </w:r>
     </w:p>
     <w:p>
@@ -469,7 +469,7 @@
           <w:b/>
           <w:bCs/>
         </w:rPr>
-        <w:t xml:space="preserve">from noreply@battleplan.team</w:t>
+        <w:t xml:space="preserve">from noreply@getbattleplan.app</w:t>
       </w:r>
       <w:r>
         <w:rPr>
@@ -696,7 +696,7 @@
         <w:rPr>
           <w:rFonts w:ascii="Arial" w:cs="Arial" w:eastAsia="Arial" w:hAnsi="Arial"/>
         </w:rPr>
-        <w:t xml:space="preserve">Register battleplan.team and noreply@ for </w:t>
+        <w:t xml:space="preserve">Register getbattleplan.app and noreply@ for </w:t>
       </w:r>
       <w:r>
         <w:rPr>
@@ -1026,7 +1026,7 @@
         <w:rPr>
           <w:rFonts w:ascii="Arial" w:cs="Arial" w:eastAsia="Arial" w:hAnsi="Arial"/>
         </w:rPr>
-        <w:t xml:space="preserve"> ($25 once) with your Gmail. Google verifies your legal name and address, and you confirm a physical Android phone (Android 10 or later) with the Play Console app. Google Play then shows your legal name, your country and a developer email; use support@battleplan.team for it, not your Gmail.</w:t>
+        <w:t xml:space="preserve"> ($25 once) with your Gmail. Google verifies your legal name and address, and you confirm a physical Android phone (Android 10 or later) with the Play Console app. Google Play then shows your legal name, your country and a developer email; use support@getbattleplan.app for it, not your Gmail.</w:t>
       </w:r>
     </w:p>
     <w:p>
@@ -2193,7 +2193,7 @@
                 <w:sz w:val="18"/>
                 <w:szCs w:val="18"/>
               </w:rPr>
-              <w:t xml:space="preserve">support@battleplan.team</w:t>
+              <w:t xml:space="preserve">support@getbattleplan.app</w:t>
             </w:r>
           </w:p>
         </w:tc>
@@ -2294,7 +2294,7 @@
                 <w:sz w:val="18"/>
                 <w:szCs w:val="18"/>
               </w:rPr>
-              <w:t xml:space="preserve">privacy@battleplan.team</w:t>
+              <w:t xml:space="preserve">privacy@getbattleplan.app</w:t>
             </w:r>
           </w:p>
         </w:tc>
@@ -2395,7 +2395,7 @@
                 <w:sz w:val="18"/>
                 <w:szCs w:val="18"/>
               </w:rPr>
-              <w:t xml:space="preserve">noreply@battleplan.team</w:t>
+              <w:t xml:space="preserve">noreply@getbattleplan.app</w:t>
             </w:r>
           </w:p>
         </w:tc>

--- a/docs/Publishing-Battleplan-and-Yafie.docx
+++ b/docs/Publishing-Battleplan-and-Yafie.docx
@@ -51,7 +51,7 @@
           <w:b/>
           <w:bCs/>
         </w:rPr>
-        <w:t xml:space="preserve">$158 the first year</w:t>
+        <w:t xml:space="preserve">$138 the first year</w:t>
       </w:r>
       <w:r>
         <w:rPr>
@@ -65,7 +65,7 @@
           <w:b/>
           <w:bCs/>
         </w:rPr>
-        <w:t xml:space="preserve">$129 a year after that</w:t>
+        <w:t xml:space="preserve">$115 a year after that</w:t>
       </w:r>
       <w:r>
         <w:rPr>
@@ -115,7 +115,7 @@
         <w:rPr>
           <w:rFonts w:ascii="Arial" w:cs="Arial" w:eastAsia="Arial" w:hAnsi="Arial"/>
         </w:rPr>
-        <w:t xml:space="preserve">Do these in order. Everything under “Now” is free and unblocks the rest.</w:t>
+        <w:t xml:space="preserve">Do these in order. Each step says where to go and which account to use. Everything under “Now” is free except the domain.</w:t>
       </w:r>
     </w:p>
     <w:p>
@@ -126,7 +126,7 @@
         <w:rPr>
           <w:rFonts w:ascii="Arial" w:cs="Arial" w:eastAsia="Arial" w:hAnsi="Arial"/>
         </w:rPr>
-        <w:t xml:space="preserve">Now (free)</w:t>
+        <w:t xml:space="preserve">Now</w:t>
       </w:r>
     </w:p>
     <w:p>
@@ -141,22 +141,32 @@
       <w:r>
         <w:rPr>
           <w:rFonts w:ascii="Arial" w:cs="Arial" w:eastAsia="Arial" w:hAnsi="Arial"/>
-        </w:rPr>
-        <w:t xml:space="preserve">Use your </w:t>
-      </w:r>
-      <w:r>
-        <w:rPr>
-          <w:rFonts w:ascii="Arial" w:cs="Arial" w:eastAsia="Arial" w:hAnsi="Arial"/>
           <w:b/>
           <w:bCs/>
         </w:rPr>
-        <w:t xml:space="preserve">exact legal name</w:t>
-      </w:r>
-      <w:r>
-        <w:rPr>
-          <w:rFonts w:ascii="Arial" w:cs="Arial" w:eastAsia="Arial" w:hAnsi="Arial"/>
-        </w:rPr>
-        <w:t xml:space="preserve"> wherever you enroll, as it appears on your driver's license or passport, with no nickname or business name. Apple shows it as the seller, and Google Play shows it on the app's page.</w:t>
+        <w:t xml:space="preserve">Secure your Gmail</w:t>
+      </w:r>
+      <w:r>
+        <w:rPr>
+          <w:rFonts w:ascii="Arial" w:cs="Arial" w:eastAsia="Arial" w:hAnsi="Arial"/>
+        </w:rPr>
+        <w:t xml:space="preserve"> at </w:t>
+      </w:r>
+      <w:hyperlink w:history="1" r:id="rIdDom1">
+        <w:r>
+          <w:rPr>
+            <w:rFonts w:ascii="Arial" w:cs="Arial" w:eastAsia="Arial" w:hAnsi="Arial"/>
+            <w:color w:val="2F5BEA"/>
+            <w:u w:val="single"/>
+          </w:rPr>
+          <w:t xml:space="preserve">myaccount.google.com/security</w:t>
+        </w:r>
+      </w:hyperlink>
+      <w:r>
+        <w:rPr>
+          <w:rFonts w:ascii="Arial" w:cs="Arial" w:eastAsia="Arial" w:hAnsi="Arial"/>
+        </w:rPr>
+        <w:t xml:space="preserve">: turn on 2-Step Verification (a passkey or security key is safest) and check the recovery phone and email. It will own Firebase, Google Play, Cloudflare and Resend.</w:t>
       </w:r>
     </w:p>
     <w:p>
@@ -174,13 +184,45 @@
           <w:b/>
           <w:bCs/>
         </w:rPr>
-        <w:t xml:space="preserve">Secure your personal Gmail:</w:t>
-      </w:r>
-      <w:r>
-        <w:rPr>
-          <w:rFonts w:ascii="Arial" w:cs="Arial" w:eastAsia="Arial" w:hAnsi="Arial"/>
-        </w:rPr>
-        <w:t xml:space="preserve"> it will own Firebase, Google Play, Cloudflare and Resend, so check that 2-Step Verification is on and your recovery phone and email are current.</w:t>
+        <w:t xml:space="preserve">Check your legal name and address</w:t>
+      </w:r>
+      <w:r>
+        <w:rPr>
+          <w:rFonts w:ascii="Arial" w:cs="Arial" w:eastAsia="Arial" w:hAnsi="Arial"/>
+        </w:rPr>
+        <w:t xml:space="preserve"> in your Apple Account at </w:t>
+      </w:r>
+      <w:hyperlink w:history="1" r:id="rIdDom2">
+        <w:r>
+          <w:rPr>
+            <w:rFonts w:ascii="Arial" w:cs="Arial" w:eastAsia="Arial" w:hAnsi="Arial"/>
+            <w:color w:val="2F5BEA"/>
+            <w:u w:val="single"/>
+          </w:rPr>
+          <w:t xml:space="preserve">account.apple.com</w:t>
+        </w:r>
+      </w:hyperlink>
+      <w:r>
+        <w:rPr>
+          <w:rFonts w:ascii="Arial" w:cs="Arial" w:eastAsia="Arial" w:hAnsi="Arial"/>
+        </w:rPr>
+        <w:t xml:space="preserve"> (Personal Information) and your Google payments profile at </w:t>
+      </w:r>
+      <w:hyperlink w:history="1" r:id="rIdDom3">
+        <w:r>
+          <w:rPr>
+            <w:rFonts w:ascii="Arial" w:cs="Arial" w:eastAsia="Arial" w:hAnsi="Arial"/>
+            <w:color w:val="2F5BEA"/>
+            <w:u w:val="single"/>
+          </w:rPr>
+          <w:t xml:space="preserve">pay.google.com</w:t>
+        </w:r>
+      </w:hyperlink>
+      <w:r>
+        <w:rPr>
+          <w:rFonts w:ascii="Arial" w:cs="Arial" w:eastAsia="Arial" w:hAnsi="Arial"/>
+        </w:rPr>
+        <w:t xml:space="preserve"> (Settings). Fix any nickname or old address now: Apple's enrollment uses that name as the App Store seller, and Google Play checks the payments profile against your ID.</w:t>
       </w:r>
     </w:p>
     <w:p>
@@ -210,18 +252,7 @@
         <w:rPr>
           <w:rFonts w:ascii="Arial" w:cs="Arial" w:eastAsia="Arial" w:hAnsi="Arial"/>
         </w:rPr>
-        <w:t xml:space="preserve"> in the family 1Password for every login, key file and recovery code.</w:t>
-      </w:r>
-    </w:p>
-    <w:p>
-      <w:pPr>
-        <w:pStyle w:val="Heading2"/>
-      </w:pPr>
-      <w:r>
-        <w:rPr>
-          <w:rFonts w:ascii="Arial" w:cs="Arial" w:eastAsia="Arial" w:hAnsi="Arial"/>
-        </w:rPr>
-        <w:t xml:space="preserve">Phase 1 · Website and web app</w:t>
+        <w:t xml:space="preserve"> in the family 1Password app for every login, key file and recovery code. Don't share it with the family.</w:t>
       </w:r>
     </w:p>
     <w:p>
@@ -236,22 +267,32 @@
       <w:r>
         <w:rPr>
           <w:rFonts w:ascii="Arial" w:cs="Arial" w:eastAsia="Arial" w:hAnsi="Arial"/>
-        </w:rPr>
-        <w:t xml:space="preserve">Buy </w:t>
-      </w:r>
-      <w:r>
-        <w:rPr>
-          <w:rFonts w:ascii="Arial" w:cs="Arial" w:eastAsia="Arial" w:hAnsi="Arial"/>
           <w:b/>
           <w:bCs/>
         </w:rPr>
-        <w:t xml:space="preserve">battleplan.team</w:t>
-      </w:r>
-      <w:r>
-        <w:rPr>
-          <w:rFonts w:ascii="Arial" w:cs="Arial" w:eastAsia="Arial" w:hAnsi="Arial"/>
-        </w:rPr>
-        <w:t xml:space="preserve"> at Cloudflare, signed in with your Gmail (unregistered as of Oct 9, 2026).</w:t>
+        <w:t xml:space="preserve">Create a Cloudflare account</w:t>
+      </w:r>
+      <w:r>
+        <w:rPr>
+          <w:rFonts w:ascii="Arial" w:cs="Arial" w:eastAsia="Arial" w:hAnsi="Arial"/>
+        </w:rPr>
+        <w:t xml:space="preserve"> at </w:t>
+      </w:r>
+      <w:hyperlink w:history="1" r:id="rIdDom4">
+        <w:r>
+          <w:rPr>
+            <w:rFonts w:ascii="Arial" w:cs="Arial" w:eastAsia="Arial" w:hAnsi="Arial"/>
+            <w:color w:val="2F5BEA"/>
+            <w:u w:val="single"/>
+          </w:rPr>
+          <w:t xml:space="preserve">dash.cloudflare.com/sign-up</w:t>
+        </w:r>
+      </w:hyperlink>
+      <w:r>
+        <w:rPr>
+          <w:rFonts w:ascii="Arial" w:cs="Arial" w:eastAsia="Arial" w:hAnsi="Arial"/>
+        </w:rPr>
+        <w:t xml:space="preserve"> with your Gmail and verify the email it sends. Then turn on two-factor sign-in under My Profile → Authentication, and save the recovery codes in 1Password.</w:t>
       </w:r>
     </w:p>
     <w:p>
@@ -266,22 +307,16 @@
       <w:r>
         <w:rPr>
           <w:rFonts w:ascii="Arial" w:cs="Arial" w:eastAsia="Arial" w:hAnsi="Arial"/>
-        </w:rPr>
-        <w:t xml:space="preserve">Turn on </w:t>
-      </w:r>
-      <w:r>
-        <w:rPr>
-          <w:rFonts w:ascii="Arial" w:cs="Arial" w:eastAsia="Arial" w:hAnsi="Arial"/>
           <w:b/>
           <w:bCs/>
         </w:rPr>
-        <w:t xml:space="preserve">Cloudflare Email Routing</w:t>
-      </w:r>
-      <w:r>
-        <w:rPr>
-          <w:rFonts w:ascii="Arial" w:cs="Arial" w:eastAsia="Arial" w:hAnsi="Arial"/>
-        </w:rPr>
-        <w:t xml:space="preserve"> and create support@ and privacy@, both forwarding to your Gmail.</w:t>
+        <w:t xml:space="preserve">Buy getbattleplan.app</w:t>
+      </w:r>
+      <w:r>
+        <w:rPr>
+          <w:rFonts w:ascii="Arial" w:cs="Arial" w:eastAsia="Arial" w:hAnsi="Arial"/>
+        </w:rPr>
+        <w:t xml:space="preserve"> on Cloudflare's Register domains page: $8.20 the first year, then $14.20 a year, with auto-renew on. It's the one purchase worth making now, before someone else takes the name.</w:t>
       </w:r>
     </w:p>
     <w:p>
@@ -296,36 +331,43 @@
       <w:r>
         <w:rPr>
           <w:rFonts w:ascii="Arial" w:cs="Arial" w:eastAsia="Arial" w:hAnsi="Arial"/>
-        </w:rPr>
-        <w:t xml:space="preserve">Create Firebase projects </w:t>
-      </w:r>
-      <w:r>
-        <w:rPr>
-          <w:rFonts w:ascii="Arial" w:cs="Arial" w:eastAsia="Arial" w:hAnsi="Arial"/>
           <w:b/>
           <w:bCs/>
         </w:rPr>
-        <w:t xml:space="preserve">battleplan-dev</w:t>
-      </w:r>
-      <w:r>
-        <w:rPr>
-          <w:rFonts w:ascii="Arial" w:cs="Arial" w:eastAsia="Arial" w:hAnsi="Arial"/>
-        </w:rPr>
-        <w:t xml:space="preserve"> (free plan) and </w:t>
-      </w:r>
-      <w:r>
-        <w:rPr>
-          <w:rFonts w:ascii="Arial" w:cs="Arial" w:eastAsia="Arial" w:hAnsi="Arial"/>
-          <w:b/>
-          <w:bCs/>
-        </w:rPr>
-        <w:t xml:space="preserve">battleplan-prod</w:t>
-      </w:r>
-      <w:r>
-        <w:rPr>
-          <w:rFonts w:ascii="Arial" w:cs="Arial" w:eastAsia="Arial" w:hAnsi="Arial"/>
-        </w:rPr>
-        <w:t xml:space="preserve"> (Blaze plan) with your Gmail. Optionally add a second Google account you control as an owner, so losing one account can't lock you out.</w:t>
+        <w:t xml:space="preserve">Create the Firebase projects</w:t>
+      </w:r>
+      <w:r>
+        <w:rPr>
+          <w:rFonts w:ascii="Arial" w:cs="Arial" w:eastAsia="Arial" w:hAnsi="Arial"/>
+        </w:rPr>
+        <w:t xml:space="preserve"> at </w:t>
+      </w:r>
+      <w:hyperlink w:history="1" r:id="rIdProjB1">
+        <w:r>
+          <w:rPr>
+            <w:rFonts w:ascii="Arial" w:cs="Arial" w:eastAsia="Arial" w:hAnsi="Arial"/>
+            <w:color w:val="2F5BEA"/>
+            <w:u w:val="single"/>
+          </w:rPr>
+          <w:t xml:space="preserve">console.firebase.google.com</w:t>
+        </w:r>
+      </w:hyperlink>
+      <w:r>
+        <w:rPr>
+          <w:rFonts w:ascii="Arial" w:cs="Arial" w:eastAsia="Arial" w:hAnsi="Arial"/>
+        </w:rPr>
+        <w:t xml:space="preserve"> with your Gmail, one for development and one for production, both on the free Spark plan, which needs no card. Done Oct 10: battleplan-dev-ecce4 and battleplan-prod.</w:t>
+      </w:r>
+    </w:p>
+    <w:p>
+      <w:pPr>
+        <w:pStyle w:val="Heading2"/>
+      </w:pPr>
+      <w:r>
+        <w:rPr>
+          <w:rFonts w:ascii="Arial" w:cs="Arial" w:eastAsia="Arial" w:hAnsi="Arial"/>
+        </w:rPr>
+        <w:t xml:space="preserve">Phase 1 · Website and web app</w:t>
       </w:r>
     </w:p>
     <w:p>
@@ -341,7 +383,7 @@
         <w:rPr>
           <w:rFonts w:ascii="Arial" w:cs="Arial" w:eastAsia="Arial" w:hAnsi="Arial"/>
         </w:rPr>
-        <w:t xml:space="preserve">On battleplan-prod, set </w:t>
+        <w:t xml:space="preserve">Turn on </w:t>
       </w:r>
       <w:r>
         <w:rPr>
@@ -349,13 +391,13 @@
           <w:b/>
           <w:bCs/>
         </w:rPr>
-        <w:t xml:space="preserve">budget alerts</w:t>
-      </w:r>
-      <w:r>
-        <w:rPr>
-          <w:rFonts w:ascii="Arial" w:cs="Arial" w:eastAsia="Arial" w:hAnsi="Arial"/>
-        </w:rPr>
-        <w:t xml:space="preserve"> at $5, $25, $50 and $100 a month.</w:t>
+        <w:t xml:space="preserve">Cloudflare Email Routing</w:t>
+      </w:r>
+      <w:r>
+        <w:rPr>
+          <w:rFonts w:ascii="Arial" w:cs="Arial" w:eastAsia="Arial" w:hAnsi="Arial"/>
+        </w:rPr>
+        <w:t xml:space="preserve"> for getbattleplan.app (Compute → Email Service → Email Routing), verify your Gmail as the destination, and create support@ and privacy@, both forwarding to it.</w:t>
       </w:r>
     </w:p>
     <w:p>
@@ -371,7 +413,7 @@
         <w:rPr>
           <w:rFonts w:ascii="Arial" w:cs="Arial" w:eastAsia="Arial" w:hAnsi="Arial"/>
         </w:rPr>
-        <w:t xml:space="preserve">Connect battleplan.team to </w:t>
+        <w:t xml:space="preserve">Upgrade </w:t>
       </w:r>
       <w:r>
         <w:rPr>
@@ -379,13 +421,13 @@
           <w:b/>
           <w:bCs/>
         </w:rPr>
-        <w:t xml:space="preserve">Firebase Hosting</w:t>
-      </w:r>
-      <w:r>
-        <w:rPr>
-          <w:rFonts w:ascii="Arial" w:cs="Arial" w:eastAsia="Arial" w:hAnsi="Arial"/>
-        </w:rPr>
-        <w:t xml:space="preserve">, which issues the HTTPS certificate for free.</w:t>
+        <w:t xml:space="preserve">battleplan-prod</w:t>
+      </w:r>
+      <w:r>
+        <w:rPr>
+          <w:rFonts w:ascii="Arial" w:cs="Arial" w:eastAsia="Arial" w:hAnsi="Arial"/>
+        </w:rPr>
+        <w:t xml:space="preserve"> to the Blaze plan, which needs a card. When its database is created, choose us-central1: the location is permanent. Optionally add a second Google account you control as an owner of both projects (Project settings → Users and permissions), so losing one account can't lock you out.</w:t>
       </w:r>
     </w:p>
     <w:p>
@@ -401,7 +443,7 @@
         <w:rPr>
           <w:rFonts w:ascii="Arial" w:cs="Arial" w:eastAsia="Arial" w:hAnsi="Arial"/>
         </w:rPr>
-        <w:t xml:space="preserve">Publish the </w:t>
+        <w:t xml:space="preserve">On battleplan-prod, set </w:t>
       </w:r>
       <w:r>
         <w:rPr>
@@ -409,13 +451,29 @@
           <w:b/>
           <w:bCs/>
         </w:rPr>
-        <w:t xml:space="preserve">required pages</w:t>
-      </w:r>
-      <w:r>
-        <w:rPr>
-          <w:rFonts w:ascii="Arial" w:cs="Arial" w:eastAsia="Arial" w:hAnsi="Arial"/>
-        </w:rPr>
-        <w:t xml:space="preserve"> as plain HTML (section 4).</w:t>
+        <w:t xml:space="preserve">budget alerts</w:t>
+      </w:r>
+      <w:r>
+        <w:rPr>
+          <w:rFonts w:ascii="Arial" w:cs="Arial" w:eastAsia="Arial" w:hAnsi="Arial"/>
+        </w:rPr>
+        <w:t xml:space="preserve"> at $5, $25, $50 and $100 a month at </w:t>
+      </w:r>
+      <w:hyperlink w:history="1" r:id="rIdDom6">
+        <w:r>
+          <w:rPr>
+            <w:rFonts w:ascii="Arial" w:cs="Arial" w:eastAsia="Arial" w:hAnsi="Arial"/>
+            <w:color w:val="2F5BEA"/>
+            <w:u w:val="single"/>
+          </w:rPr>
+          <w:t xml:space="preserve">console.cloud.google.com/billing</w:t>
+        </w:r>
+      </w:hyperlink>
+      <w:r>
+        <w:rPr>
+          <w:rFonts w:ascii="Arial" w:cs="Arial" w:eastAsia="Arial" w:hAnsi="Arial"/>
+        </w:rPr>
+        <w:t xml:space="preserve"> (Budgets &amp; alerts).</w:t>
       </w:r>
     </w:p>
     <w:p>
@@ -431,7 +489,7 @@
         <w:rPr>
           <w:rFonts w:ascii="Arial" w:cs="Arial" w:eastAsia="Arial" w:hAnsi="Arial"/>
         </w:rPr>
-        <w:t xml:space="preserve">Set up </w:t>
+        <w:t xml:space="preserve">Connect getbattleplan.app to </w:t>
       </w:r>
       <w:r>
         <w:rPr>
@@ -439,13 +497,13 @@
           <w:b/>
           <w:bCs/>
         </w:rPr>
-        <w:t xml:space="preserve">Resend</w:t>
-      </w:r>
-      <w:r>
-        <w:rPr>
-          <w:rFonts w:ascii="Arial" w:cs="Arial" w:eastAsia="Arial" w:hAnsi="Arial"/>
-        </w:rPr>
-        <w:t xml:space="preserve"> to send from noreply@battleplan.team, and add its SPF and DKIM records plus a DMARC record in Cloudflare.</w:t>
+        <w:t xml:space="preserve">Firebase Hosting</w:t>
+      </w:r>
+      <w:r>
+        <w:rPr>
+          <w:rFonts w:ascii="Arial" w:cs="Arial" w:eastAsia="Arial" w:hAnsi="Arial"/>
+        </w:rPr>
+        <w:t xml:space="preserve"> from battleplan-prod's Hosting page (Add custom domain), which issues the HTTPS certificate for free. In Cloudflare, add the records Firebase shows and set each to DNS only (grey cloud): a proxied record points the domain at Cloudflare instead of Firebase, so Firebase can't verify it.</w:t>
       </w:r>
     </w:p>
     <w:p>
@@ -461,7 +519,7 @@
         <w:rPr>
           <w:rFonts w:ascii="Arial" w:cs="Arial" w:eastAsia="Arial" w:hAnsi="Arial"/>
         </w:rPr>
-        <w:t xml:space="preserve">Send Firebase's sign-in and password-reset emails </w:t>
+        <w:t xml:space="preserve">Publish the </w:t>
       </w:r>
       <w:r>
         <w:rPr>
@@ -469,13 +527,13 @@
           <w:b/>
           <w:bCs/>
         </w:rPr>
-        <w:t xml:space="preserve">from noreply@battleplan.team</w:t>
-      </w:r>
-      <w:r>
-        <w:rPr>
-          <w:rFonts w:ascii="Arial" w:cs="Arial" w:eastAsia="Arial" w:hAnsi="Arial"/>
-        </w:rPr>
-        <w:t xml:space="preserve">.</w:t>
+        <w:t xml:space="preserve">required pages</w:t>
+      </w:r>
+      <w:r>
+        <w:rPr>
+          <w:rFonts w:ascii="Arial" w:cs="Arial" w:eastAsia="Arial" w:hAnsi="Arial"/>
+        </w:rPr>
+        <w:t xml:space="preserve"> as plain HTML (section 4).</w:t>
       </w:r>
     </w:p>
     <w:p>
@@ -491,7 +549,7 @@
         <w:rPr>
           <w:rFonts w:ascii="Arial" w:cs="Arial" w:eastAsia="Arial" w:hAnsi="Arial"/>
         </w:rPr>
-        <w:t xml:space="preserve">Set up Google sign-in's </w:t>
+        <w:t xml:space="preserve">Sign up for </w:t>
       </w:r>
       <w:r>
         <w:rPr>
@@ -499,13 +557,29 @@
           <w:b/>
           <w:bCs/>
         </w:rPr>
-        <w:t xml:space="preserve">consent screen</w:t>
-      </w:r>
-      <w:r>
-        <w:rPr>
-          <w:rFonts w:ascii="Arial" w:cs="Arial" w:eastAsia="Arial" w:hAnsi="Arial"/>
-        </w:rPr>
-        <w:t xml:space="preserve">: app name, battleplan-help@googlegroups.com as the support email (already created), homepage and privacy link.</w:t>
+        <w:t xml:space="preserve">Resend</w:t>
+      </w:r>
+      <w:r>
+        <w:rPr>
+          <w:rFonts w:ascii="Arial" w:cs="Arial" w:eastAsia="Arial" w:hAnsi="Arial"/>
+        </w:rPr>
+        <w:t xml:space="preserve"> at </w:t>
+      </w:r>
+      <w:hyperlink w:history="1" r:id="rIdDom7">
+        <w:r>
+          <w:rPr>
+            <w:rFonts w:ascii="Arial" w:cs="Arial" w:eastAsia="Arial" w:hAnsi="Arial"/>
+            <w:color w:val="2F5BEA"/>
+            <w:u w:val="single"/>
+          </w:rPr>
+          <w:t xml:space="preserve">resend.com/signup</w:t>
+        </w:r>
+      </w:hyperlink>
+      <w:r>
+        <w:rPr>
+          <w:rFonts w:ascii="Arial" w:cs="Arial" w:eastAsia="Arial" w:hAnsi="Arial"/>
+        </w:rPr>
+        <w:t xml:space="preserve"> with your Gmail, add getbattleplan.app, and add the SPF and DKIM records it shows, plus a DMARC record, in Cloudflare. It sends from noreply@getbattleplan.app, free for up to 3,000 emails a month.</w:t>
       </w:r>
     </w:p>
     <w:p>
@@ -521,7 +595,7 @@
         <w:rPr>
           <w:rFonts w:ascii="Arial" w:cs="Arial" w:eastAsia="Arial" w:hAnsi="Arial"/>
         </w:rPr>
-        <w:t xml:space="preserve">Create the </w:t>
+        <w:t xml:space="preserve">Send Firebase's sign-in and password-reset emails </w:t>
       </w:r>
       <w:r>
         <w:rPr>
@@ -529,13 +603,13 @@
           <w:b/>
           <w:bCs/>
         </w:rPr>
-        <w:t xml:space="preserve">Meta app</w:t>
-      </w:r>
-      <w:r>
-        <w:rPr>
-          <w:rFonts w:ascii="Arial" w:cs="Arial" w:eastAsia="Arial" w:hAnsi="Arial"/>
-        </w:rPr>
-        <w:t xml:space="preserve"> for Facebook sign-in, add the privacy, terms and data-deletion URLs, and switch it to Live.</w:t>
+        <w:t xml:space="preserve">from noreply@getbattleplan.app</w:t>
+      </w:r>
+      <w:r>
+        <w:rPr>
+          <w:rFonts w:ascii="Arial" w:cs="Arial" w:eastAsia="Arial" w:hAnsi="Arial"/>
+        </w:rPr>
+        <w:t xml:space="preserve"> (Firebase console → Authentication → Templates → Customize domain).</w:t>
       </w:r>
     </w:p>
     <w:p>
@@ -551,7 +625,7 @@
         <w:rPr>
           <w:rFonts w:ascii="Arial" w:cs="Arial" w:eastAsia="Arial" w:hAnsi="Arial"/>
         </w:rPr>
-        <w:t xml:space="preserve">Register a </w:t>
+        <w:t xml:space="preserve">Set up Google sign-in's </w:t>
       </w:r>
       <w:r>
         <w:rPr>
@@ -559,13 +633,29 @@
           <w:b/>
           <w:bCs/>
         </w:rPr>
-        <w:t xml:space="preserve">DMCA agent</w:t>
-      </w:r>
-      <w:r>
-        <w:rPr>
-          <w:rFonts w:ascii="Arial" w:cs="Arial" w:eastAsia="Arial" w:hAnsi="Arial"/>
-        </w:rPr>
-        <w:t xml:space="preserve"> with the US Copyright Office ($6) before the public can upload photos or files. As an individual, the Office's public directory then lists your name and street address; only the agent's own address may be a P.O. box.</w:t>
+        <w:t xml:space="preserve">consent screen</w:t>
+      </w:r>
+      <w:r>
+        <w:rPr>
+          <w:rFonts w:ascii="Arial" w:cs="Arial" w:eastAsia="Arial" w:hAnsi="Arial"/>
+        </w:rPr>
+        <w:t xml:space="preserve"> on Google Auth Platform's Branding page in </w:t>
+      </w:r>
+      <w:hyperlink w:history="1" r:id="rIdDom8">
+        <w:r>
+          <w:rPr>
+            <w:rFonts w:ascii="Arial" w:cs="Arial" w:eastAsia="Arial" w:hAnsi="Arial"/>
+            <w:color w:val="2F5BEA"/>
+            <w:u w:val="single"/>
+          </w:rPr>
+          <w:t xml:space="preserve">console.cloud.google.com</w:t>
+        </w:r>
+      </w:hyperlink>
+      <w:r>
+        <w:rPr>
+          <w:rFonts w:ascii="Arial" w:cs="Arial" w:eastAsia="Arial" w:hAnsi="Arial"/>
+        </w:rPr>
+        <w:t xml:space="preserve">: app name, battleplan-help@googlegroups.com as the support email (already created), homepage and privacy link.</w:t>
       </w:r>
     </w:p>
     <w:p>
@@ -581,7 +671,23 @@
         <w:rPr>
           <w:rFonts w:ascii="Arial" w:cs="Arial" w:eastAsia="Arial" w:hAnsi="Arial"/>
         </w:rPr>
-        <w:t xml:space="preserve">Launch the </w:t>
+        <w:t xml:space="preserve">Register at </w:t>
+      </w:r>
+      <w:hyperlink w:history="1" r:id="rIdDom9">
+        <w:r>
+          <w:rPr>
+            <w:rFonts w:ascii="Arial" w:cs="Arial" w:eastAsia="Arial" w:hAnsi="Arial"/>
+            <w:color w:val="2F5BEA"/>
+            <w:u w:val="single"/>
+          </w:rPr>
+          <w:t xml:space="preserve">developers.facebook.com</w:t>
+        </w:r>
+      </w:hyperlink>
+      <w:r>
+        <w:rPr>
+          <w:rFonts w:ascii="Arial" w:cs="Arial" w:eastAsia="Arial" w:hAnsi="Arial"/>
+        </w:rPr>
+        <w:t xml:space="preserve"> with your Facebook account and create the </w:t>
       </w:r>
       <w:r>
         <w:rPr>
@@ -589,24 +695,13 @@
           <w:b/>
           <w:bCs/>
         </w:rPr>
-        <w:t xml:space="preserve">web app</w:t>
-      </w:r>
-      <w:r>
-        <w:rPr>
-          <w:rFonts w:ascii="Arial" w:cs="Arial" w:eastAsia="Arial" w:hAnsi="Arial"/>
-        </w:rPr>
-        <w:t xml:space="preserve">.</w:t>
-      </w:r>
-    </w:p>
-    <w:p>
-      <w:pPr>
-        <w:pStyle w:val="Heading2"/>
-      </w:pPr>
-      <w:r>
-        <w:rPr>
-          <w:rFonts w:ascii="Arial" w:cs="Arial" w:eastAsia="Arial" w:hAnsi="Arial"/>
-        </w:rPr>
-        <w:t xml:space="preserve">Phase 2 · iPhone</w:t>
+        <w:t xml:space="preserve">Meta app</w:t>
+      </w:r>
+      <w:r>
+        <w:rPr>
+          <w:rFonts w:ascii="Arial" w:cs="Arial" w:eastAsia="Arial" w:hAnsi="Arial"/>
+        </w:rPr>
+        <w:t xml:space="preserve"> for Facebook sign-in. Add the privacy, terms and data-deletion URLs, and switch it to Live.</w:t>
       </w:r>
     </w:p>
     <w:p>
@@ -622,7 +717,7 @@
         <w:rPr>
           <w:rFonts w:ascii="Arial" w:cs="Arial" w:eastAsia="Arial" w:hAnsi="Arial"/>
         </w:rPr>
-        <w:t xml:space="preserve">Enroll in the </w:t>
+        <w:t xml:space="preserve">Register a </w:t>
       </w:r>
       <w:r>
         <w:rPr>
@@ -630,13 +725,29 @@
           <w:b/>
           <w:bCs/>
         </w:rPr>
-        <w:t xml:space="preserve">Apple Developer Program as an individual</w:t>
-      </w:r>
-      <w:r>
-        <w:rPr>
-          <w:rFonts w:ascii="Arial" w:cs="Arial" w:eastAsia="Arial" w:hAnsi="Arial"/>
-        </w:rPr>
-        <w:t xml:space="preserve"> ($99 a year) with your own Apple Account. Pay with a card in your name, or Apple asks for a photo ID and approval slows down. No D-U-N-S number or website is needed.</w:t>
+        <w:t xml:space="preserve">DMCA agent</w:t>
+      </w:r>
+      <w:r>
+        <w:rPr>
+          <w:rFonts w:ascii="Arial" w:cs="Arial" w:eastAsia="Arial" w:hAnsi="Arial"/>
+        </w:rPr>
+        <w:t xml:space="preserve"> at </w:t>
+      </w:r>
+      <w:hyperlink w:history="1" r:id="rIdDom10">
+        <w:r>
+          <w:rPr>
+            <w:rFonts w:ascii="Arial" w:cs="Arial" w:eastAsia="Arial" w:hAnsi="Arial"/>
+            <w:color w:val="2F5BEA"/>
+            <w:u w:val="single"/>
+          </w:rPr>
+          <w:t xml:space="preserve">dmca.copyright.gov</w:t>
+        </w:r>
+      </w:hyperlink>
+      <w:r>
+        <w:rPr>
+          <w:rFonts w:ascii="Arial" w:cs="Arial" w:eastAsia="Arial" w:hAnsi="Arial"/>
+        </w:rPr>
+        <w:t xml:space="preserve"> ($6) before the public can upload photos or files. As an individual, the Copyright Office's public directory then lists your name and street address; only the agent's own address may be a P.O. box.</w:t>
       </w:r>
     </w:p>
     <w:p>
@@ -652,7 +763,7 @@
         <w:rPr>
           <w:rFonts w:ascii="Arial" w:cs="Arial" w:eastAsia="Arial" w:hAnsi="Arial"/>
         </w:rPr>
-        <w:t xml:space="preserve">Create the app ID, the </w:t>
+        <w:t xml:space="preserve">Launch the </w:t>
       </w:r>
       <w:r>
         <w:rPr>
@@ -660,27 +771,24 @@
           <w:b/>
           <w:bCs/>
         </w:rPr>
-        <w:t xml:space="preserve">push notification key</w:t>
-      </w:r>
-      <w:r>
-        <w:rPr>
-          <w:rFonts w:ascii="Arial" w:cs="Arial" w:eastAsia="Arial" w:hAnsi="Arial"/>
-        </w:rPr>
-        <w:t xml:space="preserve"> and the </w:t>
-      </w:r>
-      <w:r>
-        <w:rPr>
-          <w:rFonts w:ascii="Arial" w:cs="Arial" w:eastAsia="Arial" w:hAnsi="Arial"/>
-          <w:b/>
-          <w:bCs/>
-        </w:rPr>
-        <w:t xml:space="preserve">Sign in with Apple key</w:t>
-      </w:r>
-      <w:r>
-        <w:rPr>
-          <w:rFonts w:ascii="Arial" w:cs="Arial" w:eastAsia="Arial" w:hAnsi="Arial"/>
-        </w:rPr>
-        <w:t xml:space="preserve">, and add them to Firebase. Each key file downloads only once, so save it to 1Password right away.</w:t>
+        <w:t xml:space="preserve">web app</w:t>
+      </w:r>
+      <w:r>
+        <w:rPr>
+          <w:rFonts w:ascii="Arial" w:cs="Arial" w:eastAsia="Arial" w:hAnsi="Arial"/>
+        </w:rPr>
+        <w:t xml:space="preserve">.</w:t>
+      </w:r>
+    </w:p>
+    <w:p>
+      <w:pPr>
+        <w:pStyle w:val="Heading2"/>
+      </w:pPr>
+      <w:r>
+        <w:rPr>
+          <w:rFonts w:ascii="Arial" w:cs="Arial" w:eastAsia="Arial" w:hAnsi="Arial"/>
+        </w:rPr>
+        <w:t xml:space="preserve">Phase 2 · iPhone</w:t>
       </w:r>
     </w:p>
     <w:p>
@@ -696,7 +804,7 @@
         <w:rPr>
           <w:rFonts w:ascii="Arial" w:cs="Arial" w:eastAsia="Arial" w:hAnsi="Arial"/>
         </w:rPr>
-        <w:t xml:space="preserve">Register battleplan.team and noreply@ for </w:t>
+        <w:t xml:space="preserve">Enroll in the </w:t>
       </w:r>
       <w:r>
         <w:rPr>
@@ -704,13 +812,29 @@
           <w:b/>
           <w:bCs/>
         </w:rPr>
-        <w:t xml:space="preserve">Sign in with Apple's private email relay</w:t>
-      </w:r>
-      <w:r>
-        <w:rPr>
-          <w:rFonts w:ascii="Arial" w:cs="Arial" w:eastAsia="Arial" w:hAnsi="Arial"/>
-        </w:rPr>
-        <w:t xml:space="preserve">, so mail reaches people who hide their address.</w:t>
+        <w:t xml:space="preserve">Apple Developer Program as an individual</w:t>
+      </w:r>
+      <w:r>
+        <w:rPr>
+          <w:rFonts w:ascii="Arial" w:cs="Arial" w:eastAsia="Arial" w:hAnsi="Arial"/>
+        </w:rPr>
+        <w:t xml:space="preserve"> at </w:t>
+      </w:r>
+      <w:hyperlink w:history="1" r:id="rIdDom11">
+        <w:r>
+          <w:rPr>
+            <w:rFonts w:ascii="Arial" w:cs="Arial" w:eastAsia="Arial" w:hAnsi="Arial"/>
+            <w:color w:val="2F5BEA"/>
+            <w:u w:val="single"/>
+          </w:rPr>
+          <w:t xml:space="preserve">developer.apple.com/programs/enroll</w:t>
+        </w:r>
+      </w:hyperlink>
+      <w:r>
+        <w:rPr>
+          <w:rFonts w:ascii="Arial" w:cs="Arial" w:eastAsia="Arial" w:hAnsi="Arial"/>
+        </w:rPr>
+        <w:t xml:space="preserve"> ($99 a year), signed in with your own Apple Account. Pay with a card in your name, or Apple asks for a photo ID and approval slows down. No D-U-N-S number or website is needed.</w:t>
       </w:r>
     </w:p>
     <w:p>
@@ -726,7 +850,7 @@
         <w:rPr>
           <w:rFonts w:ascii="Arial" w:cs="Arial" w:eastAsia="Arial" w:hAnsi="Arial"/>
         </w:rPr>
-        <w:t xml:space="preserve">Publish </w:t>
+        <w:t xml:space="preserve">Create the app ID, the </w:t>
       </w:r>
       <w:r>
         <w:rPr>
@@ -734,13 +858,43 @@
           <w:b/>
           <w:bCs/>
         </w:rPr>
-        <w:t xml:space="preserve">apple-app-site-association</w:t>
-      </w:r>
-      <w:r>
-        <w:rPr>
-          <w:rFonts w:ascii="Arial" w:cs="Arial" w:eastAsia="Arial" w:hAnsi="Arial"/>
-        </w:rPr>
-        <w:t xml:space="preserve"> on the site so invite links open the app.</w:t>
+        <w:t xml:space="preserve">push notification key</w:t>
+      </w:r>
+      <w:r>
+        <w:rPr>
+          <w:rFonts w:ascii="Arial" w:cs="Arial" w:eastAsia="Arial" w:hAnsi="Arial"/>
+        </w:rPr>
+        <w:t xml:space="preserve"> and the </w:t>
+      </w:r>
+      <w:r>
+        <w:rPr>
+          <w:rFonts w:ascii="Arial" w:cs="Arial" w:eastAsia="Arial" w:hAnsi="Arial"/>
+          <w:b/>
+          <w:bCs/>
+        </w:rPr>
+        <w:t xml:space="preserve">Sign in with Apple key</w:t>
+      </w:r>
+      <w:r>
+        <w:rPr>
+          <w:rFonts w:ascii="Arial" w:cs="Arial" w:eastAsia="Arial" w:hAnsi="Arial"/>
+        </w:rPr>
+        <w:t xml:space="preserve"> under Certificates, Identifiers &amp; Profiles at </w:t>
+      </w:r>
+      <w:hyperlink w:history="1" r:id="rIdDom12">
+        <w:r>
+          <w:rPr>
+            <w:rFonts w:ascii="Arial" w:cs="Arial" w:eastAsia="Arial" w:hAnsi="Arial"/>
+            <w:color w:val="2F5BEA"/>
+            <w:u w:val="single"/>
+          </w:rPr>
+          <w:t xml:space="preserve">developer.apple.com/account</w:t>
+        </w:r>
+      </w:hyperlink>
+      <w:r>
+        <w:rPr>
+          <w:rFonts w:ascii="Arial" w:cs="Arial" w:eastAsia="Arial" w:hAnsi="Arial"/>
+        </w:rPr>
+        <w:t xml:space="preserve">, and add them to Firebase. Each key file downloads only once, so save it to 1Password right away.</w:t>
       </w:r>
     </w:p>
     <w:p>
@@ -756,7 +910,7 @@
         <w:rPr>
           <w:rFonts w:ascii="Arial" w:cs="Arial" w:eastAsia="Arial" w:hAnsi="Arial"/>
         </w:rPr>
-        <w:t xml:space="preserve">Beta test with </w:t>
+        <w:t xml:space="preserve">Register getbattleplan.app and noreply@ for </w:t>
       </w:r>
       <w:r>
         <w:rPr>
@@ -764,13 +918,13 @@
           <w:b/>
           <w:bCs/>
         </w:rPr>
-        <w:t xml:space="preserve">TestFlight</w:t>
-      </w:r>
-      <w:r>
-        <w:rPr>
-          <w:rFonts w:ascii="Arial" w:cs="Arial" w:eastAsia="Arial" w:hAnsi="Arial"/>
-        </w:rPr>
-        <w:t xml:space="preserve"> (free).</w:t>
+        <w:t xml:space="preserve">Sign in with Apple's private email relay</w:t>
+      </w:r>
+      <w:r>
+        <w:rPr>
+          <w:rFonts w:ascii="Arial" w:cs="Arial" w:eastAsia="Arial" w:hAnsi="Arial"/>
+        </w:rPr>
+        <w:t xml:space="preserve">, so mail reaches people who hide their address.</w:t>
       </w:r>
     </w:p>
     <w:p>
@@ -786,7 +940,7 @@
         <w:rPr>
           <w:rFonts w:ascii="Arial" w:cs="Arial" w:eastAsia="Arial" w:hAnsi="Arial"/>
         </w:rPr>
-        <w:t xml:space="preserve">Fill in the </w:t>
+        <w:t xml:space="preserve">Publish </w:t>
       </w:r>
       <w:r>
         <w:rPr>
@@ -794,13 +948,13 @@
           <w:b/>
           <w:bCs/>
         </w:rPr>
-        <w:t xml:space="preserve">App Store listing and forms</w:t>
-      </w:r>
-      <w:r>
-        <w:rPr>
-          <w:rFonts w:ascii="Arial" w:cs="Arial" w:eastAsia="Arial" w:hAnsi="Arial"/>
-        </w:rPr>
-        <w:t xml:space="preserve"> (section 5).</w:t>
+        <w:t xml:space="preserve">apple-app-site-association</w:t>
+      </w:r>
+      <w:r>
+        <w:rPr>
+          <w:rFonts w:ascii="Arial" w:cs="Arial" w:eastAsia="Arial" w:hAnsi="Arial"/>
+        </w:rPr>
+        <w:t xml:space="preserve"> on the site so invite links open the app.</w:t>
       </w:r>
     </w:p>
     <w:p>
@@ -816,7 +970,7 @@
         <w:rPr>
           <w:rFonts w:ascii="Arial" w:cs="Arial" w:eastAsia="Arial" w:hAnsi="Arial"/>
         </w:rPr>
-        <w:t xml:space="preserve">Declare </w:t>
+        <w:t xml:space="preserve">Beta test with </w:t>
       </w:r>
       <w:r>
         <w:rPr>
@@ -824,13 +978,13 @@
           <w:b/>
           <w:bCs/>
         </w:rPr>
-        <w:t xml:space="preserve">EU trader status</w:t>
-      </w:r>
-      <w:r>
-        <w:rPr>
-          <w:rFonts w:ascii="Arial" w:cs="Arial" w:eastAsia="Arial" w:hAnsi="Arial"/>
-        </w:rPr>
-        <w:t xml:space="preserve"> in App Store Connect; Apple requires it even if you skip the EU. A trader's address, phone and email appear on EU product pages, though an individual may show a P.O. box instead of a home address. A free app with no business behind it may qualify as non-trader, which shows nothing; revisit if Battleplan starts charging.</w:t>
+        <w:t xml:space="preserve">TestFlight</w:t>
+      </w:r>
+      <w:r>
+        <w:rPr>
+          <w:rFonts w:ascii="Arial" w:cs="Arial" w:eastAsia="Arial" w:hAnsi="Arial"/>
+        </w:rPr>
+        <w:t xml:space="preserve"> (free).</w:t>
       </w:r>
     </w:p>
     <w:p>
@@ -845,27 +999,38 @@
       <w:r>
         <w:rPr>
           <w:rFonts w:ascii="Arial" w:cs="Arial" w:eastAsia="Arial" w:hAnsi="Arial"/>
+        </w:rPr>
+        <w:t xml:space="preserve">Fill in the </w:t>
+      </w:r>
+      <w:r>
+        <w:rPr>
+          <w:rFonts w:ascii="Arial" w:cs="Arial" w:eastAsia="Arial" w:hAnsi="Arial"/>
           <w:b/>
           <w:bCs/>
         </w:rPr>
-        <w:t xml:space="preserve">Submit for review</w:t>
-      </w:r>
-      <w:r>
-        <w:rPr>
-          <w:rFonts w:ascii="Arial" w:cs="Arial" w:eastAsia="Arial" w:hAnsi="Arial"/>
-        </w:rPr>
-        <w:t xml:space="preserve"> with a demo account.</w:t>
-      </w:r>
-    </w:p>
-    <w:p>
-      <w:pPr>
-        <w:pStyle w:val="Heading2"/>
-      </w:pPr>
-      <w:r>
-        <w:rPr>
-          <w:rFonts w:ascii="Arial" w:cs="Arial" w:eastAsia="Arial" w:hAnsi="Arial"/>
-        </w:rPr>
-        <w:t xml:space="preserve">Yafie (any time after Apple enrollment)</w:t>
+        <w:t xml:space="preserve">App Store listing and forms</w:t>
+      </w:r>
+      <w:r>
+        <w:rPr>
+          <w:rFonts w:ascii="Arial" w:cs="Arial" w:eastAsia="Arial" w:hAnsi="Arial"/>
+        </w:rPr>
+        <w:t xml:space="preserve"> in </w:t>
+      </w:r>
+      <w:hyperlink w:history="1" r:id="rIdDom13">
+        <w:r>
+          <w:rPr>
+            <w:rFonts w:ascii="Arial" w:cs="Arial" w:eastAsia="Arial" w:hAnsi="Arial"/>
+            <w:color w:val="2F5BEA"/>
+            <w:u w:val="single"/>
+          </w:rPr>
+          <w:t xml:space="preserve">App Store Connect</w:t>
+        </w:r>
+      </w:hyperlink>
+      <w:r>
+        <w:rPr>
+          <w:rFonts w:ascii="Arial" w:cs="Arial" w:eastAsia="Arial" w:hAnsi="Arial"/>
+        </w:rPr>
+        <w:t xml:space="preserve"> (section 5).</w:t>
       </w:r>
     </w:p>
     <w:p>
@@ -881,7 +1046,7 @@
         <w:rPr>
           <w:rFonts w:ascii="Arial" w:cs="Arial" w:eastAsia="Arial" w:hAnsi="Arial"/>
         </w:rPr>
-        <w:t xml:space="preserve">Create </w:t>
+        <w:t xml:space="preserve">Declare </w:t>
       </w:r>
       <w:r>
         <w:rPr>
@@ -889,27 +1054,13 @@
           <w:b/>
           <w:bCs/>
         </w:rPr>
-        <w:t xml:space="preserve">Developer ID Application</w:t>
-      </w:r>
-      <w:r>
-        <w:rPr>
-          <w:rFonts w:ascii="Arial" w:cs="Arial" w:eastAsia="Arial" w:hAnsi="Arial"/>
-        </w:rPr>
-        <w:t xml:space="preserve"> and </w:t>
-      </w:r>
-      <w:r>
-        <w:rPr>
-          <w:rFonts w:ascii="Arial" w:cs="Arial" w:eastAsia="Arial" w:hAnsi="Arial"/>
-          <w:b/>
-          <w:bCs/>
-        </w:rPr>
-        <w:t xml:space="preserve">Developer ID Installer</w:t>
-      </w:r>
-      <w:r>
-        <w:rPr>
-          <w:rFonts w:ascii="Arial" w:cs="Arial" w:eastAsia="Arial" w:hAnsi="Arial"/>
-        </w:rPr>
-        <w:t xml:space="preserve"> certificates. Only the membership's Account Holder can, and they now expire after one year, so renew them annually.</w:t>
+        <w:t xml:space="preserve">EU trader status</w:t>
+      </w:r>
+      <w:r>
+        <w:rPr>
+          <w:rFonts w:ascii="Arial" w:cs="Arial" w:eastAsia="Arial" w:hAnsi="Arial"/>
+        </w:rPr>
+        <w:t xml:space="preserve"> in App Store Connect; Apple requires it even if you skip the EU. A trader's address, phone and email appear on EU product pages, though an individual may show a P.O. box instead of a home address. A free app with no business behind it may qualify as non-trader, which shows nothing; revisit if Battleplan starts charging.</w:t>
       </w:r>
     </w:p>
     <w:p>
@@ -924,22 +1075,27 @@
       <w:r>
         <w:rPr>
           <w:rFonts w:ascii="Arial" w:cs="Arial" w:eastAsia="Arial" w:hAnsi="Arial"/>
-        </w:rPr>
-        <w:t xml:space="preserve">Turn on the </w:t>
-      </w:r>
-      <w:r>
-        <w:rPr>
-          <w:rFonts w:ascii="Arial" w:cs="Arial" w:eastAsia="Arial" w:hAnsi="Arial"/>
           <w:b/>
           <w:bCs/>
         </w:rPr>
-        <w:t xml:space="preserve">hardened runtime</w:t>
-      </w:r>
-      <w:r>
-        <w:rPr>
-          <w:rFonts w:ascii="Arial" w:cs="Arial" w:eastAsia="Arial" w:hAnsi="Arial"/>
-        </w:rPr>
-        <w:t xml:space="preserve">, then sign, notarize and staple each release in the GitHub workflow.</w:t>
+        <w:t xml:space="preserve">Submit for review</w:t>
+      </w:r>
+      <w:r>
+        <w:rPr>
+          <w:rFonts w:ascii="Arial" w:cs="Arial" w:eastAsia="Arial" w:hAnsi="Arial"/>
+        </w:rPr>
+        <w:t xml:space="preserve"> with a demo account.</w:t>
+      </w:r>
+    </w:p>
+    <w:p>
+      <w:pPr>
+        <w:pStyle w:val="Heading2"/>
+      </w:pPr>
+      <w:r>
+        <w:rPr>
+          <w:rFonts w:ascii="Arial" w:cs="Arial" w:eastAsia="Arial" w:hAnsi="Arial"/>
+        </w:rPr>
+        <w:t xml:space="preserve">Yafie (any time after Apple enrollment)</w:t>
       </w:r>
     </w:p>
     <w:p>
@@ -955,7 +1111,35 @@
         <w:rPr>
           <w:rFonts w:ascii="Arial" w:cs="Arial" w:eastAsia="Arial" w:hAnsi="Arial"/>
         </w:rPr>
-        <w:t xml:space="preserve">Remove the “Open Anyway” steps from Yafie's README.</w:t>
+        <w:t xml:space="preserve">Create </w:t>
+      </w:r>
+      <w:r>
+        <w:rPr>
+          <w:rFonts w:ascii="Arial" w:cs="Arial" w:eastAsia="Arial" w:hAnsi="Arial"/>
+          <w:b/>
+          <w:bCs/>
+        </w:rPr>
+        <w:t xml:space="preserve">Developer ID Application</w:t>
+      </w:r>
+      <w:r>
+        <w:rPr>
+          <w:rFonts w:ascii="Arial" w:cs="Arial" w:eastAsia="Arial" w:hAnsi="Arial"/>
+        </w:rPr>
+        <w:t xml:space="preserve"> and </w:t>
+      </w:r>
+      <w:r>
+        <w:rPr>
+          <w:rFonts w:ascii="Arial" w:cs="Arial" w:eastAsia="Arial" w:hAnsi="Arial"/>
+          <w:b/>
+          <w:bCs/>
+        </w:rPr>
+        <w:t xml:space="preserve">Developer ID Installer</w:t>
+      </w:r>
+      <w:r>
+        <w:rPr>
+          <w:rFonts w:ascii="Arial" w:cs="Arial" w:eastAsia="Arial" w:hAnsi="Arial"/>
+        </w:rPr>
+        <w:t xml:space="preserve"> certificates. Only the membership's Account Holder can, and they now expire after one year, so renew them annually.</w:t>
       </w:r>
     </w:p>
     <w:p>
@@ -971,7 +1155,7 @@
         <w:rPr>
           <w:rFonts w:ascii="Arial" w:cs="Arial" w:eastAsia="Arial" w:hAnsi="Arial"/>
         </w:rPr>
-        <w:t xml:space="preserve">Warn users that after the first signed build, macOS asks once more for </w:t>
+        <w:t xml:space="preserve">Turn on the </w:t>
       </w:r>
       <w:r>
         <w:rPr>
@@ -979,24 +1163,13 @@
           <w:b/>
           <w:bCs/>
         </w:rPr>
-        <w:t xml:space="preserve">Accessibility and Screen Recording</w:t>
-      </w:r>
-      <w:r>
-        <w:rPr>
-          <w:rFonts w:ascii="Arial" w:cs="Arial" w:eastAsia="Arial" w:hAnsi="Arial"/>
-        </w:rPr>
-        <w:t xml:space="preserve">. Updates keep working, because the updater checks for a valid signature, not a specific one.</w:t>
-      </w:r>
-    </w:p>
-    <w:p>
-      <w:pPr>
-        <w:pStyle w:val="Heading2"/>
-      </w:pPr>
-      <w:r>
-        <w:rPr>
-          <w:rFonts w:ascii="Arial" w:cs="Arial" w:eastAsia="Arial" w:hAnsi="Arial"/>
-        </w:rPr>
-        <w:t xml:space="preserve">Phase 3 · Android</w:t>
+        <w:t xml:space="preserve">hardened runtime</w:t>
+      </w:r>
+      <w:r>
+        <w:rPr>
+          <w:rFonts w:ascii="Arial" w:cs="Arial" w:eastAsia="Arial" w:hAnsi="Arial"/>
+        </w:rPr>
+        <w:t xml:space="preserve">, then sign, notarize and staple each release in the GitHub workflow.</w:t>
       </w:r>
     </w:p>
     <w:p>
@@ -1012,21 +1185,7 @@
         <w:rPr>
           <w:rFonts w:ascii="Arial" w:cs="Arial" w:eastAsia="Arial" w:hAnsi="Arial"/>
         </w:rPr>
-        <w:t xml:space="preserve">Create a </w:t>
-      </w:r>
-      <w:r>
-        <w:rPr>
-          <w:rFonts w:ascii="Arial" w:cs="Arial" w:eastAsia="Arial" w:hAnsi="Arial"/>
-          <w:b/>
-          <w:bCs/>
-        </w:rPr>
-        <w:t xml:space="preserve">Google Play Console personal account</w:t>
-      </w:r>
-      <w:r>
-        <w:rPr>
-          <w:rFonts w:ascii="Arial" w:cs="Arial" w:eastAsia="Arial" w:hAnsi="Arial"/>
-        </w:rPr>
-        <w:t xml:space="preserve"> ($25 once) with your Gmail. Google verifies your legal name and address, and you confirm a physical Android phone (Android 10 or later) with the Play Console app. Google Play then shows your legal name, your country and a developer email; use support@battleplan.team for it, not your Gmail.</w:t>
+        <w:t xml:space="preserve">Remove the “Open Anyway” steps from Yafie's README.</w:t>
       </w:r>
     </w:p>
     <w:p>
@@ -1042,7 +1201,7 @@
         <w:rPr>
           <w:rFonts w:ascii="Arial" w:cs="Arial" w:eastAsia="Arial" w:hAnsi="Arial"/>
         </w:rPr>
-        <w:t xml:space="preserve">Publish </w:t>
+        <w:t xml:space="preserve">Warn users that after the first signed build, macOS asks once more for </w:t>
       </w:r>
       <w:r>
         <w:rPr>
@@ -1050,13 +1209,24 @@
           <w:b/>
           <w:bCs/>
         </w:rPr>
-        <w:t xml:space="preserve">assetlinks.json</w:t>
-      </w:r>
-      <w:r>
-        <w:rPr>
-          <w:rFonts w:ascii="Arial" w:cs="Arial" w:eastAsia="Arial" w:hAnsi="Arial"/>
-        </w:rPr>
-        <w:t xml:space="preserve"> on the site so invite links open the app.</w:t>
+        <w:t xml:space="preserve">Accessibility and Screen Recording</w:t>
+      </w:r>
+      <w:r>
+        <w:rPr>
+          <w:rFonts w:ascii="Arial" w:cs="Arial" w:eastAsia="Arial" w:hAnsi="Arial"/>
+        </w:rPr>
+        <w:t xml:space="preserve">. Updates keep working, because the updater checks for a valid signature, not a specific one.</w:t>
+      </w:r>
+    </w:p>
+    <w:p>
+      <w:pPr>
+        <w:pStyle w:val="Heading2"/>
+      </w:pPr>
+      <w:r>
+        <w:rPr>
+          <w:rFonts w:ascii="Arial" w:cs="Arial" w:eastAsia="Arial" w:hAnsi="Arial"/>
+        </w:rPr>
+        <w:t xml:space="preserve">Phase 3 · Android</w:t>
       </w:r>
     </w:p>
     <w:p>
@@ -1072,7 +1242,7 @@
         <w:rPr>
           <w:rFonts w:ascii="Arial" w:cs="Arial" w:eastAsia="Arial" w:hAnsi="Arial"/>
         </w:rPr>
-        <w:t xml:space="preserve">Fill in the </w:t>
+        <w:t xml:space="preserve">Create a </w:t>
       </w:r>
       <w:r>
         <w:rPr>
@@ -1080,13 +1250,29 @@
           <w:b/>
           <w:bCs/>
         </w:rPr>
-        <w:t xml:space="preserve">Play listing and App content forms</w:t>
-      </w:r>
-      <w:r>
-        <w:rPr>
-          <w:rFonts w:ascii="Arial" w:cs="Arial" w:eastAsia="Arial" w:hAnsi="Arial"/>
-        </w:rPr>
-        <w:t xml:space="preserve"> (section 5).</w:t>
+        <w:t xml:space="preserve">Google Play Console personal account</w:t>
+      </w:r>
+      <w:r>
+        <w:rPr>
+          <w:rFonts w:ascii="Arial" w:cs="Arial" w:eastAsia="Arial" w:hAnsi="Arial"/>
+        </w:rPr>
+        <w:t xml:space="preserve"> at </w:t>
+      </w:r>
+      <w:hyperlink w:history="1" r:id="rIdDom14">
+        <w:r>
+          <w:rPr>
+            <w:rFonts w:ascii="Arial" w:cs="Arial" w:eastAsia="Arial" w:hAnsi="Arial"/>
+            <w:color w:val="2F5BEA"/>
+            <w:u w:val="single"/>
+          </w:rPr>
+          <w:t xml:space="preserve">play.google.com/console/signup</w:t>
+        </w:r>
+      </w:hyperlink>
+      <w:r>
+        <w:rPr>
+          <w:rFonts w:ascii="Arial" w:cs="Arial" w:eastAsia="Arial" w:hAnsi="Arial"/>
+        </w:rPr>
+        <w:t xml:space="preserve"> ($25 once) with your Gmail. Google verifies your legal name and address, and you confirm a physical Android phone (Android 10 or later) with the Play Console app. Google Play then shows your legal name, your country and a developer email; use support@getbattleplan.app for it, not your Gmail.</w:t>
       </w:r>
     </w:p>
     <w:p>
@@ -1102,7 +1288,7 @@
         <w:rPr>
           <w:rFonts w:ascii="Arial" w:cs="Arial" w:eastAsia="Arial" w:hAnsi="Arial"/>
         </w:rPr>
-        <w:t xml:space="preserve">Run a </w:t>
+        <w:t xml:space="preserve">Publish </w:t>
       </w:r>
       <w:r>
         <w:rPr>
@@ -1110,13 +1296,13 @@
           <w:b/>
           <w:bCs/>
         </w:rPr>
-        <w:t xml:space="preserve">closed test with at least 12 testers</w:t>
-      </w:r>
-      <w:r>
-        <w:rPr>
-          <w:rFonts w:ascii="Arial" w:cs="Arial" w:eastAsia="Arial" w:hAnsi="Arial"/>
-        </w:rPr>
-        <w:t xml:space="preserve"> who stay opted in for 14 days in a row; testers who leave early don't count. Then apply for production access, which Google usually reviews within a week. Android users on your team can be the testers.</w:t>
+        <w:t xml:space="preserve">assetlinks.json</w:t>
+      </w:r>
+      <w:r>
+        <w:rPr>
+          <w:rFonts w:ascii="Arial" w:cs="Arial" w:eastAsia="Arial" w:hAnsi="Arial"/>
+        </w:rPr>
+        <w:t xml:space="preserve"> on the site so invite links open the app.</w:t>
       </w:r>
     </w:p>
     <w:p>
@@ -1131,43 +1317,22 @@
       <w:r>
         <w:rPr>
           <w:rFonts w:ascii="Arial" w:cs="Arial" w:eastAsia="Arial" w:hAnsi="Arial"/>
+        </w:rPr>
+        <w:t xml:space="preserve">Fill in the </w:t>
+      </w:r>
+      <w:r>
+        <w:rPr>
+          <w:rFonts w:ascii="Arial" w:cs="Arial" w:eastAsia="Arial" w:hAnsi="Arial"/>
           <w:b/>
           <w:bCs/>
         </w:rPr>
-        <w:t xml:space="preserve">Submit for review.</w:t>
-      </w:r>
-    </w:p>
-    <w:p>
-      <w:pPr>
-        <w:pStyle w:val="Heading1"/>
-      </w:pPr>
-      <w:r>
-        <w:rPr>
-          <w:rFonts w:ascii="Arial" w:cs="Arial" w:eastAsia="Arial" w:hAnsi="Arial"/>
-        </w:rPr>
-        <w:t xml:space="preserve">2. Risks that get an app rejected or removed</w:t>
-      </w:r>
-    </w:p>
-    <w:p>
-      <w:pPr>
-        <w:spacing w:after="120"/>
-      </w:pPr>
-      <w:r>
-        <w:rPr>
-          <w:rFonts w:ascii="Arial" w:cs="Arial" w:eastAsia="Arial" w:hAnsi="Arial"/>
-        </w:rPr>
-        <w:t xml:space="preserve">Check each before you submit. The rule behind each risk is in parentheses.</w:t>
-      </w:r>
-    </w:p>
-    <w:p>
-      <w:pPr>
-        <w:pStyle w:val="Heading2"/>
-      </w:pPr>
-      <w:r>
-        <w:rPr>
-          <w:rFonts w:ascii="Arial" w:cs="Arial" w:eastAsia="Arial" w:hAnsi="Arial"/>
-        </w:rPr>
-        <w:t xml:space="preserve">Both stores</w:t>
+        <w:t xml:space="preserve">Play listing and App content forms</w:t>
+      </w:r>
+      <w:r>
+        <w:rPr>
+          <w:rFonts w:ascii="Arial" w:cs="Arial" w:eastAsia="Arial" w:hAnsi="Arial"/>
+        </w:rPr>
+        <w:t xml:space="preserve"> (section 5).</w:t>
       </w:r>
     </w:p>
     <w:p>
@@ -1182,16 +1347,22 @@
       <w:r>
         <w:rPr>
           <w:rFonts w:ascii="Arial" w:cs="Arial" w:eastAsia="Arial" w:hAnsi="Arial"/>
+        </w:rPr>
+        <w:t xml:space="preserve">Run a </w:t>
+      </w:r>
+      <w:r>
+        <w:rPr>
+          <w:rFonts w:ascii="Arial" w:cs="Arial" w:eastAsia="Arial" w:hAnsi="Arial"/>
           <w:b/>
           <w:bCs/>
         </w:rPr>
-        <w:t xml:space="preserve">No in-app account deletion</w:t>
-      </w:r>
-      <w:r>
-        <w:rPr>
-          <w:rFonts w:ascii="Arial" w:cs="Arial" w:eastAsia="Arial" w:hAnsi="Arial"/>
-        </w:rPr>
-        <w:t xml:space="preserve"> (Apple 5.1.1(v); Google Play account deletion policy). Add Settings → Delete account, plus the web deletion page.</w:t>
+        <w:t xml:space="preserve">closed test with at least 12 testers</w:t>
+      </w:r>
+      <w:r>
+        <w:rPr>
+          <w:rFonts w:ascii="Arial" w:cs="Arial" w:eastAsia="Arial" w:hAnsi="Arial"/>
+        </w:rPr>
+        <w:t xml:space="preserve"> who stay opted in for 14 days in a row; testers who leave early don't count. Then apply for production access, which Google usually reviews within a week. Android users on your team can be the testers.</w:t>
       </w:r>
     </w:p>
     <w:p>
@@ -1209,13 +1380,40 @@
           <w:b/>
           <w:bCs/>
         </w:rPr>
-        <w:t xml:space="preserve">Chat, photos or files without safety tools</w:t>
-      </w:r>
-      <w:r>
-        <w:rPr>
-          <w:rFonts w:ascii="Arial" w:cs="Arial" w:eastAsia="Arial" w:hAnsi="Arial"/>
-        </w:rPr>
-        <w:t xml:space="preserve"> (Apple 1.2; Google Play UGC policy). Users accept terms that ban abuse before posting, can report content and block users, and can reach you. Someone must act on reports.</w:t>
+        <w:t xml:space="preserve">Submit for review.</w:t>
+      </w:r>
+    </w:p>
+    <w:p>
+      <w:pPr>
+        <w:pStyle w:val="Heading1"/>
+      </w:pPr>
+      <w:r>
+        <w:rPr>
+          <w:rFonts w:ascii="Arial" w:cs="Arial" w:eastAsia="Arial" w:hAnsi="Arial"/>
+        </w:rPr>
+        <w:t xml:space="preserve">2. Risks that get an app rejected or removed</w:t>
+      </w:r>
+    </w:p>
+    <w:p>
+      <w:pPr>
+        <w:spacing w:after="120"/>
+      </w:pPr>
+      <w:r>
+        <w:rPr>
+          <w:rFonts w:ascii="Arial" w:cs="Arial" w:eastAsia="Arial" w:hAnsi="Arial"/>
+        </w:rPr>
+        <w:t xml:space="preserve">Check each before you submit. The rule behind each risk is in parentheses.</w:t>
+      </w:r>
+    </w:p>
+    <w:p>
+      <w:pPr>
+        <w:pStyle w:val="Heading2"/>
+      </w:pPr>
+      <w:r>
+        <w:rPr>
+          <w:rFonts w:ascii="Arial" w:cs="Arial" w:eastAsia="Arial" w:hAnsi="Arial"/>
+        </w:rPr>
+        <w:t xml:space="preserve">Both stores</w:t>
       </w:r>
     </w:p>
     <w:p>
@@ -1233,13 +1431,13 @@
           <w:b/>
           <w:bCs/>
         </w:rPr>
-        <w:t xml:space="preserve">Missing, broken or mismatched privacy policy</w:t>
-      </w:r>
-      <w:r>
-        <w:rPr>
-          <w:rFonts w:ascii="Arial" w:cs="Arial" w:eastAsia="Arial" w:hAnsi="Arial"/>
-        </w:rPr>
-        <w:t xml:space="preserve"> (Apple 5.1.1(i); Google User Data policy). Link it in the store listing and inside the app, and keep it matching what the app collects.</w:t>
+        <w:t xml:space="preserve">No in-app account deletion</w:t>
+      </w:r>
+      <w:r>
+        <w:rPr>
+          <w:rFonts w:ascii="Arial" w:cs="Arial" w:eastAsia="Arial" w:hAnsi="Arial"/>
+        </w:rPr>
+        <w:t xml:space="preserve"> (Apple 5.1.1(v); Google Play account deletion policy). Add Settings → Delete account, plus the web deletion page.</w:t>
       </w:r>
     </w:p>
     <w:p>
@@ -1257,13 +1455,13 @@
           <w:b/>
           <w:bCs/>
         </w:rPr>
-        <w:t xml:space="preserve">Privacy answers that don't match the app</w:t>
-      </w:r>
-      <w:r>
-        <w:rPr>
-          <w:rFonts w:ascii="Arial" w:cs="Arial" w:eastAsia="Arial" w:hAnsi="Arial"/>
-        </w:rPr>
-        <w:t xml:space="preserve"> (Apple App Privacy; Google Data safety). Declare every data type, including what the Firebase SDKs collect.</w:t>
+        <w:t xml:space="preserve">Chat, photos or files without safety tools</w:t>
+      </w:r>
+      <w:r>
+        <w:rPr>
+          <w:rFonts w:ascii="Arial" w:cs="Arial" w:eastAsia="Arial" w:hAnsi="Arial"/>
+        </w:rPr>
+        <w:t xml:space="preserve"> (Apple 1.2; Google Play UGC policy). Users accept terms that ban abuse before posting, can report content and block users, and can reach you. Someone must act on reports.</w:t>
       </w:r>
     </w:p>
     <w:p>
@@ -1281,13 +1479,13 @@
           <w:b/>
           <w:bCs/>
         </w:rPr>
-        <w:t xml:space="preserve">Reviewers can't get in</w:t>
-      </w:r>
-      <w:r>
-        <w:rPr>
-          <w:rFonts w:ascii="Arial" w:cs="Arial" w:eastAsia="Arial" w:hAnsi="Arial"/>
-        </w:rPr>
-        <w:t xml:space="preserve"> (Apple 2.1; Google app access). Battleplan is invite-only, so give them a demo account already on a sample team.</w:t>
+        <w:t xml:space="preserve">Missing, broken or mismatched privacy policy</w:t>
+      </w:r>
+      <w:r>
+        <w:rPr>
+          <w:rFonts w:ascii="Arial" w:cs="Arial" w:eastAsia="Arial" w:hAnsi="Arial"/>
+        </w:rPr>
+        <w:t xml:space="preserve"> (Apple 5.1.1(i); Google User Data policy). Link it in the store listing and inside the app, and keep it matching what the app collects.</w:t>
       </w:r>
     </w:p>
     <w:p>
@@ -1305,13 +1503,13 @@
           <w:b/>
           <w:bCs/>
         </w:rPr>
-        <w:t xml:space="preserve">Crashes, placeholder text or “beta” labels</w:t>
-      </w:r>
-      <w:r>
-        <w:rPr>
-          <w:rFonts w:ascii="Arial" w:cs="Arial" w:eastAsia="Arial" w:hAnsi="Arial"/>
-        </w:rPr>
-        <w:t xml:space="preserve"> (Apple 2.1). Test the release build on real phones first.</w:t>
+        <w:t xml:space="preserve">Privacy answers that don't match the app</w:t>
+      </w:r>
+      <w:r>
+        <w:rPr>
+          <w:rFonts w:ascii="Arial" w:cs="Arial" w:eastAsia="Arial" w:hAnsi="Arial"/>
+        </w:rPr>
+        <w:t xml:space="preserve"> (Apple App Privacy; Google Data safety). Declare every data type, including what the Firebase SDKs collect.</w:t>
       </w:r>
     </w:p>
     <w:p>
@@ -1329,13 +1527,13 @@
           <w:b/>
           <w:bCs/>
         </w:rPr>
-        <w:t xml:space="preserve">Charging for digital features outside store billing</w:t>
-      </w:r>
-      <w:r>
-        <w:rPr>
-          <w:rFonts w:ascii="Arial" w:cs="Arial" w:eastAsia="Arial" w:hAnsi="Arial"/>
-        </w:rPr>
-        <w:t xml:space="preserve"> (Apple 3.1.1; Google Payments policy). If teams ever pay inside the app for features, use in-app purchase. In the US, Apple now also allows a link to pay on the web.</w:t>
+        <w:t xml:space="preserve">Reviewers can't get in</w:t>
+      </w:r>
+      <w:r>
+        <w:rPr>
+          <w:rFonts w:ascii="Arial" w:cs="Arial" w:eastAsia="Arial" w:hAnsi="Arial"/>
+        </w:rPr>
+        <w:t xml:space="preserve"> (Apple 2.1; Google app access). Battleplan is invite-only, so give them a demo account already on a sample team.</w:t>
       </w:r>
     </w:p>
     <w:p>
@@ -1353,13 +1551,13 @@
           <w:b/>
           <w:bCs/>
         </w:rPr>
-        <w:t xml:space="preserve">Looking like a kids' app.</w:t>
-      </w:r>
-      <w:r>
-        <w:rPr>
-          <w:rFonts w:ascii="Arial" w:cs="Arial" w:eastAsia="Arial" w:hAnsi="Arial"/>
-        </w:rPr>
-        <w:t xml:space="preserve"> Accounts are for adults, who manage youth players. Keep sign-up 18+, set Google's target audience to adults, and never market to children, or Kids and Families rules apply.</w:t>
+        <w:t xml:space="preserve">Crashes, placeholder text or “beta” labels</w:t>
+      </w:r>
+      <w:r>
+        <w:rPr>
+          <w:rFonts w:ascii="Arial" w:cs="Arial" w:eastAsia="Arial" w:hAnsi="Arial"/>
+        </w:rPr>
+        <w:t xml:space="preserve"> (Apple 2.1). Test the release build on real phones first.</w:t>
       </w:r>
     </w:p>
     <w:p>
@@ -1377,13 +1575,13 @@
           <w:b/>
           <w:bCs/>
         </w:rPr>
-        <w:t xml:space="preserve">Name or logo conflicts</w:t>
-      </w:r>
-      <w:r>
-        <w:rPr>
-          <w:rFonts w:ascii="Arial" w:cs="Arial" w:eastAsia="Arial" w:hAnsi="Arial"/>
-        </w:rPr>
-        <w:t xml:space="preserve"> (Apple 5.2; Google intellectual property policy). Another software company already uses “Battleplan”, so run a trademark search first.</w:t>
+        <w:t xml:space="preserve">Charging for digital features outside store billing</w:t>
+      </w:r>
+      <w:r>
+        <w:rPr>
+          <w:rFonts w:ascii="Arial" w:cs="Arial" w:eastAsia="Arial" w:hAnsi="Arial"/>
+        </w:rPr>
+        <w:t xml:space="preserve"> (Apple 3.1.1; Google Payments policy). If teams ever pay inside the app for features, use in-app purchase. In the US, Apple now also allows a link to pay on the web.</w:t>
       </w:r>
     </w:p>
     <w:p>
@@ -1401,13 +1599,13 @@
           <w:b/>
           <w:bCs/>
         </w:rPr>
-        <w:t xml:space="preserve">Outdated build tools.</w:t>
-      </w:r>
-      <w:r>
-        <w:rPr>
-          <w:rFonts w:ascii="Arial" w:cs="Arial" w:eastAsia="Arial" w:hAnsi="Arial"/>
-        </w:rPr>
-        <w:t xml:space="preserve"> Apple has required Xcode 26 and the iOS 26 SDK since April 28, 2026. Google has required new apps and updates to target Android 16 (API 36) since August 31, 2026. Both requirements rise every year.</w:t>
+        <w:t xml:space="preserve">Looking like a kids' app.</w:t>
+      </w:r>
+      <w:r>
+        <w:rPr>
+          <w:rFonts w:ascii="Arial" w:cs="Arial" w:eastAsia="Arial" w:hAnsi="Arial"/>
+        </w:rPr>
+        <w:t xml:space="preserve"> Accounts are for adults, who manage youth players. Keep sign-up 18+, set Google's target audience to adults, and never market to children, or Kids and Families rules apply.</w:t>
       </w:r>
     </w:p>
     <w:p>
@@ -1425,24 +1623,13 @@
           <w:b/>
           <w:bCs/>
         </w:rPr>
-        <w:t xml:space="preserve">A lapsed Apple membership.</w:t>
-      </w:r>
-      <w:r>
-        <w:rPr>
-          <w:rFonts w:ascii="Arial" w:cs="Arial" w:eastAsia="Arial" w:hAnsi="Arial"/>
-        </w:rPr>
-        <w:t xml:space="preserve"> Battleplan leaves the App Store, and Yafie can't get new certificates. Copies already installed keep running.</w:t>
-      </w:r>
-    </w:p>
-    <w:p>
-      <w:pPr>
-        <w:pStyle w:val="Heading2"/>
-      </w:pPr>
-      <w:r>
-        <w:rPr>
-          <w:rFonts w:ascii="Arial" w:cs="Arial" w:eastAsia="Arial" w:hAnsi="Arial"/>
-        </w:rPr>
-        <w:t xml:space="preserve">Apple only</w:t>
+        <w:t xml:space="preserve">Name or logo conflicts</w:t>
+      </w:r>
+      <w:r>
+        <w:rPr>
+          <w:rFonts w:ascii="Arial" w:cs="Arial" w:eastAsia="Arial" w:hAnsi="Arial"/>
+        </w:rPr>
+        <w:t xml:space="preserve"> (Apple 5.2; Google intellectual property policy). Another software company already uses “Battleplan”, so run a trademark search first.</w:t>
       </w:r>
     </w:p>
     <w:p>
@@ -1460,13 +1647,13 @@
           <w:b/>
           <w:bCs/>
         </w:rPr>
-        <w:t xml:space="preserve">Google or Facebook sign-in without a private alternative</w:t>
-      </w:r>
-      <w:r>
-        <w:rPr>
-          <w:rFonts w:ascii="Arial" w:cs="Arial" w:eastAsia="Arial" w:hAnsi="Arial"/>
-        </w:rPr>
-        <w:t xml:space="preserve"> (4.8). Offer Sign in with Apple, which meets the rule, everywhere the others appear.</w:t>
+        <w:t xml:space="preserve">Outdated build tools.</w:t>
+      </w:r>
+      <w:r>
+        <w:rPr>
+          <w:rFonts w:ascii="Arial" w:cs="Arial" w:eastAsia="Arial" w:hAnsi="Arial"/>
+        </w:rPr>
+        <w:t xml:space="preserve"> Apple has required Xcode 26 and the iOS 26 SDK since April 28, 2026. Google has required new apps and updates to target Android 16 (API 36) since August 31, 2026. Both requirements rise every year.</w:t>
       </w:r>
     </w:p>
     <w:p>
@@ -1484,13 +1671,24 @@
           <w:b/>
           <w:bCs/>
         </w:rPr>
-        <w:t xml:space="preserve">An app that's just the website</w:t>
-      </w:r>
-      <w:r>
-        <w:rPr>
-          <w:rFonts w:ascii="Arial" w:cs="Arial" w:eastAsia="Arial" w:hAnsi="Arial"/>
-        </w:rPr>
-        <w:t xml:space="preserve"> (4.2). Since the website ships first, give the iPhone app native value: push notifications, offline use, calendar and photos.</w:t>
+        <w:t xml:space="preserve">A lapsed Apple membership.</w:t>
+      </w:r>
+      <w:r>
+        <w:rPr>
+          <w:rFonts w:ascii="Arial" w:cs="Arial" w:eastAsia="Arial" w:hAnsi="Arial"/>
+        </w:rPr>
+        <w:t xml:space="preserve"> Battleplan leaves the App Store, and Yafie can't get new certificates. Copies already installed keep running.</w:t>
+      </w:r>
+    </w:p>
+    <w:p>
+      <w:pPr>
+        <w:pStyle w:val="Heading2"/>
+      </w:pPr>
+      <w:r>
+        <w:rPr>
+          <w:rFonts w:ascii="Arial" w:cs="Arial" w:eastAsia="Arial" w:hAnsi="Arial"/>
+        </w:rPr>
+        <w:t xml:space="preserve">Apple only</w:t>
       </w:r>
     </w:p>
     <w:p>
@@ -1508,13 +1706,13 @@
           <w:b/>
           <w:bCs/>
         </w:rPr>
-        <w:t xml:space="preserve">Mentioning Android</w:t>
-      </w:r>
-      <w:r>
-        <w:rPr>
-          <w:rFonts w:ascii="Arial" w:cs="Arial" w:eastAsia="Arial" w:hAnsi="Arial"/>
-        </w:rPr>
-        <w:t xml:space="preserve"> in App Store text or screenshots (2.3.10).</w:t>
+        <w:t xml:space="preserve">Google or Facebook sign-in without a private alternative</w:t>
+      </w:r>
+      <w:r>
+        <w:rPr>
+          <w:rFonts w:ascii="Arial" w:cs="Arial" w:eastAsia="Arial" w:hAnsi="Arial"/>
+        </w:rPr>
+        <w:t xml:space="preserve"> (4.8). Offer Sign in with Apple, which meets the rule, everywhere the others appear.</w:t>
       </w:r>
     </w:p>
     <w:p>
@@ -1532,13 +1730,13 @@
           <w:b/>
           <w:bCs/>
         </w:rPr>
-        <w:t xml:space="preserve">Missing privacy-manifest reasons</w:t>
-      </w:r>
-      <w:r>
-        <w:rPr>
-          <w:rFonts w:ascii="Arial" w:cs="Arial" w:eastAsia="Arial" w:hAnsi="Arial"/>
-        </w:rPr>
-        <w:t xml:space="preserve"> (upload error ITMS-91053). Declare the app's own required-reason APIs; Flutter and Firebase ship theirs.</w:t>
+        <w:t xml:space="preserve">An app that's just the website</w:t>
+      </w:r>
+      <w:r>
+        <w:rPr>
+          <w:rFonts w:ascii="Arial" w:cs="Arial" w:eastAsia="Arial" w:hAnsi="Arial"/>
+        </w:rPr>
+        <w:t xml:space="preserve"> (4.2). Since the website ships first, give the iPhone app native value: push notifications, offline use, calendar and photos.</w:t>
       </w:r>
     </w:p>
     <w:p>
@@ -1556,24 +1754,13 @@
           <w:b/>
           <w:bCs/>
         </w:rPr>
-        <w:t xml:space="preserve">No EU trader status.</w:t>
-      </w:r>
-      <w:r>
-        <w:rPr>
-          <w:rFonts w:ascii="Arial" w:cs="Arial" w:eastAsia="Arial" w:hAnsi="Arial"/>
-        </w:rPr>
-        <w:t xml:space="preserve"> Apple requires every developer to declare one, and has pulled undeclared apps from EU storefronts since February 2025.</w:t>
-      </w:r>
-    </w:p>
-    <w:p>
-      <w:pPr>
-        <w:pStyle w:val="Heading2"/>
-      </w:pPr>
-      <w:r>
-        <w:rPr>
-          <w:rFonts w:ascii="Arial" w:cs="Arial" w:eastAsia="Arial" w:hAnsi="Arial"/>
-        </w:rPr>
-        <w:t xml:space="preserve">Google only</w:t>
+        <w:t xml:space="preserve">Mentioning Android</w:t>
+      </w:r>
+      <w:r>
+        <w:rPr>
+          <w:rFonts w:ascii="Arial" w:cs="Arial" w:eastAsia="Arial" w:hAnsi="Arial"/>
+        </w:rPr>
+        <w:t xml:space="preserve"> in App Store text or screenshots (2.3.10).</w:t>
       </w:r>
     </w:p>
     <w:p>
@@ -1591,13 +1778,13 @@
           <w:b/>
           <w:bCs/>
         </w:rPr>
-        <w:t xml:space="preserve">Broad photo access</w:t>
-      </w:r>
-      <w:r>
-        <w:rPr>
-          <w:rFonts w:ascii="Arial" w:cs="Arial" w:eastAsia="Arial" w:hAnsi="Arial"/>
-        </w:rPr>
-        <w:t xml:space="preserve"> instead of the system photo picker (Google Play Photo and Video Permissions policy).</w:t>
+        <w:t xml:space="preserve">Missing privacy-manifest reasons</w:t>
+      </w:r>
+      <w:r>
+        <w:rPr>
+          <w:rFonts w:ascii="Arial" w:cs="Arial" w:eastAsia="Arial" w:hAnsi="Arial"/>
+        </w:rPr>
+        <w:t xml:space="preserve"> (upload error ITMS-91053). Declare the app's own required-reason APIs; Flutter and Firebase ship theirs.</w:t>
       </w:r>
     </w:p>
     <w:p>
@@ -1615,13 +1802,24 @@
           <w:b/>
           <w:bCs/>
         </w:rPr>
-        <w:t xml:space="preserve">Account details that don't match your ID.</w:t>
-      </w:r>
-      <w:r>
-        <w:rPr>
-          <w:rFonts w:ascii="Arial" w:cs="Arial" w:eastAsia="Arial" w:hAnsi="Arial"/>
-        </w:rPr>
-        <w:t xml:space="preserve"> Google checks your legal name and address, and mismatches stall verification.</w:t>
+        <w:t xml:space="preserve">No EU trader status.</w:t>
+      </w:r>
+      <w:r>
+        <w:rPr>
+          <w:rFonts w:ascii="Arial" w:cs="Arial" w:eastAsia="Arial" w:hAnsi="Arial"/>
+        </w:rPr>
+        <w:t xml:space="preserve"> Apple requires every developer to declare one, and has pulled undeclared apps from EU storefronts since February 2025.</w:t>
+      </w:r>
+    </w:p>
+    <w:p>
+      <w:pPr>
+        <w:pStyle w:val="Heading2"/>
+      </w:pPr>
+      <w:r>
+        <w:rPr>
+          <w:rFonts w:ascii="Arial" w:cs="Arial" w:eastAsia="Arial" w:hAnsi="Arial"/>
+        </w:rPr>
+        <w:t xml:space="preserve">Google only</w:t>
       </w:r>
     </w:p>
     <w:p>
@@ -1639,24 +1837,13 @@
           <w:b/>
           <w:bCs/>
         </w:rPr>
-        <w:t xml:space="preserve">Production access refused</w:t>
-      </w:r>
-      <w:r>
-        <w:rPr>
-          <w:rFonts w:ascii="Arial" w:cs="Arial" w:eastAsia="Arial" w:hAnsi="Arial"/>
-        </w:rPr>
-        <w:t xml:space="preserve"> (Google Play testing requirement for new personal accounts). Recruit a few more than 12 testers in case some leave, and note what they report: the application asks what the test found.</w:t>
-      </w:r>
-    </w:p>
-    <w:p>
-      <w:pPr>
-        <w:pStyle w:val="Heading2"/>
-      </w:pPr>
-      <w:r>
-        <w:rPr>
-          <w:rFonts w:ascii="Arial" w:cs="Arial" w:eastAsia="Arial" w:hAnsi="Arial"/>
-        </w:rPr>
-        <w:t xml:space="preserve">Yafie</w:t>
+        <w:t xml:space="preserve">Broad photo access</w:t>
+      </w:r>
+      <w:r>
+        <w:rPr>
+          <w:rFonts w:ascii="Arial" w:cs="Arial" w:eastAsia="Arial" w:hAnsi="Arial"/>
+        </w:rPr>
+        <w:t xml:space="preserve"> instead of the system photo picker (Google Play Photo and Video Permissions policy).</w:t>
       </w:r>
     </w:p>
     <w:p>
@@ -1674,13 +1861,13 @@
           <w:b/>
           <w:bCs/>
         </w:rPr>
-        <w:t xml:space="preserve">The Mac App Store is not an option as built</w:t>
-      </w:r>
-      <w:r>
-        <w:rPr>
-          <w:rFonts w:ascii="Arial" w:cs="Arial" w:eastAsia="Arial" w:hAnsi="Arial"/>
-        </w:rPr>
-        <w:t xml:space="preserve"> (Apple 2.4.5). Yafie edits sudoers for the lid-closed feature and updates itself. Keep it a Developer ID download.</w:t>
+        <w:t xml:space="preserve">Account details that don't match your ID.</w:t>
+      </w:r>
+      <w:r>
+        <w:rPr>
+          <w:rFonts w:ascii="Arial" w:cs="Arial" w:eastAsia="Arial" w:hAnsi="Arial"/>
+        </w:rPr>
+        <w:t xml:space="preserve"> Google checks your legal name and address, and mismatches stall verification.</w:t>
       </w:r>
     </w:p>
     <w:p>
@@ -1698,6 +1885,65 @@
           <w:b/>
           <w:bCs/>
         </w:rPr>
+        <w:t xml:space="preserve">Production access refused</w:t>
+      </w:r>
+      <w:r>
+        <w:rPr>
+          <w:rFonts w:ascii="Arial" w:cs="Arial" w:eastAsia="Arial" w:hAnsi="Arial"/>
+        </w:rPr>
+        <w:t xml:space="preserve"> (Google Play testing requirement for new personal accounts). Recruit a few more than 12 testers in case some leave, and note what they report: the application asks what the test found.</w:t>
+      </w:r>
+    </w:p>
+    <w:p>
+      <w:pPr>
+        <w:pStyle w:val="Heading2"/>
+      </w:pPr>
+      <w:r>
+        <w:rPr>
+          <w:rFonts w:ascii="Arial" w:cs="Arial" w:eastAsia="Arial" w:hAnsi="Arial"/>
+        </w:rPr>
+        <w:t xml:space="preserve">Yafie</w:t>
+      </w:r>
+    </w:p>
+    <w:p>
+      <w:pPr>
+        <w:pStyle w:val="ListParagraph"/>
+        <w:numPr>
+          <w:ilvl w:val="0"/>
+          <w:numId w:val="2"/>
+        </w:numPr>
+        <w:spacing w:after="60"/>
+      </w:pPr>
+      <w:r>
+        <w:rPr>
+          <w:rFonts w:ascii="Arial" w:cs="Arial" w:eastAsia="Arial" w:hAnsi="Arial"/>
+          <w:b/>
+          <w:bCs/>
+        </w:rPr>
+        <w:t xml:space="preserve">The Mac App Store is not an option as built</w:t>
+      </w:r>
+      <w:r>
+        <w:rPr>
+          <w:rFonts w:ascii="Arial" w:cs="Arial" w:eastAsia="Arial" w:hAnsi="Arial"/>
+        </w:rPr>
+        <w:t xml:space="preserve"> (Apple 2.4.5). Yafie edits sudoers for the lid-closed feature and updates itself. Keep it a Developer ID download.</w:t>
+      </w:r>
+    </w:p>
+    <w:p>
+      <w:pPr>
+        <w:pStyle w:val="ListParagraph"/>
+        <w:numPr>
+          <w:ilvl w:val="0"/>
+          <w:numId w:val="2"/>
+        </w:numPr>
+        <w:spacing w:after="60"/>
+      </w:pPr>
+      <w:r>
+        <w:rPr>
+          <w:rFonts w:ascii="Arial" w:cs="Arial" w:eastAsia="Arial" w:hAnsi="Arial"/>
+          <w:b/>
+          <w:bCs/>
+        </w:rPr>
         <w:t xml:space="preserve">Notarization fails</w:t>
       </w:r>
       <w:r>
@@ -1716,6 +1962,1017 @@
           <w:rFonts w:ascii="Arial" w:cs="Arial" w:eastAsia="Arial" w:hAnsi="Arial"/>
         </w:rPr>
         <w:t xml:space="preserve">3. Accounts and email addresses</w:t>
+      </w:r>
+    </w:p>
+    <w:p>
+      <w:pPr>
+        <w:pStyle w:val="Heading2"/>
+      </w:pPr>
+      <w:r>
+        <w:rPr>
+          <w:rFonts w:ascii="Arial" w:cs="Arial" w:eastAsia="Arial" w:hAnsi="Arial"/>
+        </w:rPr>
+        <w:t xml:space="preserve">Accounts to sign up for</w:t>
+      </w:r>
+    </w:p>
+    <w:p>
+      <w:pPr>
+        <w:spacing w:after="120"/>
+      </w:pPr>
+      <w:r>
+        <w:rPr>
+          <w:rFonts w:ascii="Arial" w:cs="Arial" w:eastAsia="Arial" w:hAnsi="Arial"/>
+        </w:rPr>
+        <w:t xml:space="preserve">In the order you need them. Apple, Google Play and the DMCA filing need your legal name; the others only need an email.</w:t>
+      </w:r>
+    </w:p>
+    <w:tbl>
+      <w:tblPr>
+        <w:tblW w:type="dxa" w:w="9360"/>
+        <w:tblBorders>
+          <w:top w:val="single" w:color="C9D2E3" w:sz="4"/>
+          <w:left w:val="single" w:color="C9D2E3" w:sz="4"/>
+          <w:bottom w:val="single" w:color="C9D2E3" w:sz="4"/>
+          <w:right w:val="single" w:color="C9D2E3" w:sz="4"/>
+          <w:insideH w:val="single" w:color="C9D2E3" w:sz="4"/>
+          <w:insideV w:val="single" w:color="C9D2E3" w:sz="4"/>
+        </w:tblBorders>
+        <w:tblLayout w:type="fixed"/>
+      </w:tblPr>
+      <w:tblGrid>
+        <w:gridCol w:w="1600"/>
+        <w:gridCol w:w="3400"/>
+        <w:gridCol w:w="1600"/>
+        <w:gridCol w:w="2760"/>
+      </w:tblGrid>
+      <w:tr>
+        <w:trPr>
+          <w:cantSplit/>
+          <w:tblHeader/>
+        </w:trPr>
+        <w:tc>
+          <w:tcPr>
+            <w:tcW w:type="dxa" w:w="1600"/>
+            <w:shd w:fill="E8EEF9" w:color="auto" w:val="clear"/>
+            <w:tcMar>
+              <w:top w:type="dxa" w:w="60"/>
+              <w:left w:type="dxa" w:w="110"/>
+              <w:bottom w:type="dxa" w:w="60"/>
+              <w:right w:type="dxa" w:w="110"/>
+            </w:tcMar>
+          </w:tcPr>
+          <w:p>
+            <w:pPr>
+              <w:spacing w:after="0"/>
+            </w:pPr>
+            <w:r>
+              <w:rPr>
+                <w:rFonts w:ascii="Arial" w:cs="Arial" w:eastAsia="Arial" w:hAnsi="Arial"/>
+                <w:b/>
+                <w:bCs/>
+                <w:color w:val="1B2B4B"/>
+                <w:sz w:val="18"/>
+                <w:szCs w:val="18"/>
+              </w:rPr>
+              <w:t xml:space="preserve">Account</w:t>
+            </w:r>
+          </w:p>
+        </w:tc>
+        <w:tc>
+          <w:tcPr>
+            <w:tcW w:type="dxa" w:w="3400"/>
+            <w:shd w:fill="E8EEF9" w:color="auto" w:val="clear"/>
+            <w:tcMar>
+              <w:top w:type="dxa" w:w="60"/>
+              <w:left w:type="dxa" w:w="110"/>
+              <w:bottom w:type="dxa" w:w="60"/>
+              <w:right w:type="dxa" w:w="110"/>
+            </w:tcMar>
+          </w:tcPr>
+          <w:p>
+            <w:pPr>
+              <w:spacing w:after="0"/>
+            </w:pPr>
+            <w:r>
+              <w:rPr>
+                <w:rFonts w:ascii="Arial" w:cs="Arial" w:eastAsia="Arial" w:hAnsi="Arial"/>
+                <w:b/>
+                <w:bCs/>
+                <w:color w:val="1B2B4B"/>
+                <w:sz w:val="18"/>
+                <w:szCs w:val="18"/>
+              </w:rPr>
+              <w:t xml:space="preserve">Sign up at</w:t>
+            </w:r>
+          </w:p>
+        </w:tc>
+        <w:tc>
+          <w:tcPr>
+            <w:tcW w:type="dxa" w:w="1600"/>
+            <w:shd w:fill="E8EEF9" w:color="auto" w:val="clear"/>
+            <w:tcMar>
+              <w:top w:type="dxa" w:w="60"/>
+              <w:left w:type="dxa" w:w="110"/>
+              <w:bottom w:type="dxa" w:w="60"/>
+              <w:right w:type="dxa" w:w="110"/>
+            </w:tcMar>
+          </w:tcPr>
+          <w:p>
+            <w:pPr>
+              <w:spacing w:after="0"/>
+            </w:pPr>
+            <w:r>
+              <w:rPr>
+                <w:rFonts w:ascii="Arial" w:cs="Arial" w:eastAsia="Arial" w:hAnsi="Arial"/>
+                <w:b/>
+                <w:bCs/>
+                <w:color w:val="1B2B4B"/>
+                <w:sz w:val="18"/>
+                <w:szCs w:val="18"/>
+              </w:rPr>
+              <w:t xml:space="preserve">Sign in with</w:t>
+            </w:r>
+          </w:p>
+        </w:tc>
+        <w:tc>
+          <w:tcPr>
+            <w:tcW w:type="dxa" w:w="2760"/>
+            <w:shd w:fill="E8EEF9" w:color="auto" w:val="clear"/>
+            <w:tcMar>
+              <w:top w:type="dxa" w:w="60"/>
+              <w:left w:type="dxa" w:w="110"/>
+              <w:bottom w:type="dxa" w:w="60"/>
+              <w:right w:type="dxa" w:w="110"/>
+            </w:tcMar>
+          </w:tcPr>
+          <w:p>
+            <w:pPr>
+              <w:spacing w:after="0"/>
+            </w:pPr>
+            <w:r>
+              <w:rPr>
+                <w:rFonts w:ascii="Arial" w:cs="Arial" w:eastAsia="Arial" w:hAnsi="Arial"/>
+                <w:b/>
+                <w:bCs/>
+                <w:color w:val="1B2B4B"/>
+                <w:sz w:val="18"/>
+                <w:szCs w:val="18"/>
+              </w:rPr>
+              <w:t xml:space="preserve">When and cost</w:t>
+            </w:r>
+          </w:p>
+        </w:tc>
+      </w:tr>
+      <w:tr>
+        <w:trPr>
+          <w:cantSplit/>
+        </w:trPr>
+        <w:tc>
+          <w:tcPr>
+            <w:tcW w:type="dxa" w:w="1600"/>
+            <w:tcMar>
+              <w:top w:type="dxa" w:w="60"/>
+              <w:left w:type="dxa" w:w="110"/>
+              <w:bottom w:type="dxa" w:w="60"/>
+              <w:right w:type="dxa" w:w="110"/>
+            </w:tcMar>
+          </w:tcPr>
+          <w:p>
+            <w:pPr>
+              <w:spacing w:after="0"/>
+            </w:pPr>
+            <w:r>
+              <w:rPr>
+                <w:rFonts w:ascii="Arial" w:cs="Arial" w:eastAsia="Arial" w:hAnsi="Arial"/>
+                <w:sz w:val="18"/>
+                <w:szCs w:val="18"/>
+              </w:rPr>
+              <w:t xml:space="preserve">Google Group</w:t>
+            </w:r>
+          </w:p>
+        </w:tc>
+        <w:tc>
+          <w:tcPr>
+            <w:tcW w:type="dxa" w:w="3400"/>
+            <w:tcMar>
+              <w:top w:type="dxa" w:w="60"/>
+              <w:left w:type="dxa" w:w="110"/>
+              <w:bottom w:type="dxa" w:w="60"/>
+              <w:right w:type="dxa" w:w="110"/>
+            </w:tcMar>
+          </w:tcPr>
+          <w:p>
+            <w:pPr>
+              <w:spacing w:after="0"/>
+            </w:pPr>
+            <w:hyperlink w:history="1" r:id="rIdDom15">
+              <w:r>
+                <w:rPr>
+                  <w:rFonts w:ascii="Arial" w:cs="Arial" w:eastAsia="Arial" w:hAnsi="Arial"/>
+                  <w:color w:val="2F5BEA"/>
+                  <w:sz w:val="18"/>
+                  <w:szCs w:val="18"/>
+                  <w:u w:val="single"/>
+                </w:rPr>
+                <w:t xml:space="preserve">groups.google.com</w:t>
+              </w:r>
+            </w:hyperlink>
+          </w:p>
+        </w:tc>
+        <w:tc>
+          <w:tcPr>
+            <w:tcW w:type="dxa" w:w="1600"/>
+            <w:tcMar>
+              <w:top w:type="dxa" w:w="60"/>
+              <w:left w:type="dxa" w:w="110"/>
+              <w:bottom w:type="dxa" w:w="60"/>
+              <w:right w:type="dxa" w:w="110"/>
+            </w:tcMar>
+          </w:tcPr>
+          <w:p>
+            <w:pPr>
+              <w:spacing w:after="0"/>
+            </w:pPr>
+            <w:r>
+              <w:rPr>
+                <w:rFonts w:ascii="Arial" w:cs="Arial" w:eastAsia="Arial" w:hAnsi="Arial"/>
+                <w:sz w:val="18"/>
+                <w:szCs w:val="18"/>
+              </w:rPr>
+              <w:t xml:space="preserve">Your Gmail</w:t>
+            </w:r>
+          </w:p>
+        </w:tc>
+        <w:tc>
+          <w:tcPr>
+            <w:tcW w:type="dxa" w:w="2760"/>
+            <w:tcMar>
+              <w:top w:type="dxa" w:w="60"/>
+              <w:left w:type="dxa" w:w="110"/>
+              <w:bottom w:type="dxa" w:w="60"/>
+              <w:right w:type="dxa" w:w="110"/>
+            </w:tcMar>
+          </w:tcPr>
+          <w:p>
+            <w:pPr>
+              <w:spacing w:after="0"/>
+            </w:pPr>
+            <w:r>
+              <w:rPr>
+                <w:rFonts w:ascii="Arial" w:cs="Arial" w:eastAsia="Arial" w:hAnsi="Arial"/>
+                <w:sz w:val="18"/>
+                <w:szCs w:val="18"/>
+              </w:rPr>
+              <w:t xml:space="preserve">Done: battleplan-help@googlegroups.com</w:t>
+            </w:r>
+          </w:p>
+        </w:tc>
+      </w:tr>
+      <w:tr>
+        <w:trPr>
+          <w:cantSplit/>
+        </w:trPr>
+        <w:tc>
+          <w:tcPr>
+            <w:tcW w:type="dxa" w:w="1600"/>
+            <w:tcMar>
+              <w:top w:type="dxa" w:w="60"/>
+              <w:left w:type="dxa" w:w="110"/>
+              <w:bottom w:type="dxa" w:w="60"/>
+              <w:right w:type="dxa" w:w="110"/>
+            </w:tcMar>
+          </w:tcPr>
+          <w:p>
+            <w:pPr>
+              <w:spacing w:after="0"/>
+            </w:pPr>
+            <w:r>
+              <w:rPr>
+                <w:rFonts w:ascii="Arial" w:cs="Arial" w:eastAsia="Arial" w:hAnsi="Arial"/>
+                <w:sz w:val="18"/>
+                <w:szCs w:val="18"/>
+              </w:rPr>
+              <w:t xml:space="preserve">Cloudflare</w:t>
+            </w:r>
+          </w:p>
+        </w:tc>
+        <w:tc>
+          <w:tcPr>
+            <w:tcW w:type="dxa" w:w="3400"/>
+            <w:tcMar>
+              <w:top w:type="dxa" w:w="60"/>
+              <w:left w:type="dxa" w:w="110"/>
+              <w:bottom w:type="dxa" w:w="60"/>
+              <w:right w:type="dxa" w:w="110"/>
+            </w:tcMar>
+          </w:tcPr>
+          <w:p>
+            <w:pPr>
+              <w:spacing w:after="0"/>
+            </w:pPr>
+            <w:hyperlink w:history="1" r:id="rIdDom16">
+              <w:r>
+                <w:rPr>
+                  <w:rFonts w:ascii="Arial" w:cs="Arial" w:eastAsia="Arial" w:hAnsi="Arial"/>
+                  <w:color w:val="2F5BEA"/>
+                  <w:sz w:val="18"/>
+                  <w:szCs w:val="18"/>
+                  <w:u w:val="single"/>
+                </w:rPr>
+                <w:t xml:space="preserve">dash.cloudflare.com/​sign-up</w:t>
+              </w:r>
+            </w:hyperlink>
+          </w:p>
+        </w:tc>
+        <w:tc>
+          <w:tcPr>
+            <w:tcW w:type="dxa" w:w="1600"/>
+            <w:tcMar>
+              <w:top w:type="dxa" w:w="60"/>
+              <w:left w:type="dxa" w:w="110"/>
+              <w:bottom w:type="dxa" w:w="60"/>
+              <w:right w:type="dxa" w:w="110"/>
+            </w:tcMar>
+          </w:tcPr>
+          <w:p>
+            <w:pPr>
+              <w:spacing w:after="0"/>
+            </w:pPr>
+            <w:r>
+              <w:rPr>
+                <w:rFonts w:ascii="Arial" w:cs="Arial" w:eastAsia="Arial" w:hAnsi="Arial"/>
+                <w:sz w:val="18"/>
+                <w:szCs w:val="18"/>
+              </w:rPr>
+              <w:t xml:space="preserve">Your Gmail</w:t>
+            </w:r>
+          </w:p>
+        </w:tc>
+        <w:tc>
+          <w:tcPr>
+            <w:tcW w:type="dxa" w:w="2760"/>
+            <w:tcMar>
+              <w:top w:type="dxa" w:w="60"/>
+              <w:left w:type="dxa" w:w="110"/>
+              <w:bottom w:type="dxa" w:w="60"/>
+              <w:right w:type="dxa" w:w="110"/>
+            </w:tcMar>
+          </w:tcPr>
+          <w:p>
+            <w:pPr>
+              <w:spacing w:after="0"/>
+            </w:pPr>
+            <w:r>
+              <w:rPr>
+                <w:rFonts w:ascii="Arial" w:cs="Arial" w:eastAsia="Arial" w:hAnsi="Arial"/>
+                <w:sz w:val="18"/>
+                <w:szCs w:val="18"/>
+              </w:rPr>
+              <w:t xml:space="preserve">Done: getbattleplan.app bought Oct 10. $8.20, then $14.20 a year</w:t>
+            </w:r>
+          </w:p>
+        </w:tc>
+      </w:tr>
+      <w:tr>
+        <w:trPr>
+          <w:cantSplit/>
+        </w:trPr>
+        <w:tc>
+          <w:tcPr>
+            <w:tcW w:type="dxa" w:w="1600"/>
+            <w:tcMar>
+              <w:top w:type="dxa" w:w="60"/>
+              <w:left w:type="dxa" w:w="110"/>
+              <w:bottom w:type="dxa" w:w="60"/>
+              <w:right w:type="dxa" w:w="110"/>
+            </w:tcMar>
+          </w:tcPr>
+          <w:p>
+            <w:pPr>
+              <w:spacing w:after="0"/>
+            </w:pPr>
+            <w:r>
+              <w:rPr>
+                <w:rFonts w:ascii="Arial" w:cs="Arial" w:eastAsia="Arial" w:hAnsi="Arial"/>
+                <w:sz w:val="18"/>
+                <w:szCs w:val="18"/>
+              </w:rPr>
+              <w:t xml:space="preserve">Firebase</w:t>
+            </w:r>
+          </w:p>
+        </w:tc>
+        <w:tc>
+          <w:tcPr>
+            <w:tcW w:type="dxa" w:w="3400"/>
+            <w:tcMar>
+              <w:top w:type="dxa" w:w="60"/>
+              <w:left w:type="dxa" w:w="110"/>
+              <w:bottom w:type="dxa" w:w="60"/>
+              <w:right w:type="dxa" w:w="110"/>
+            </w:tcMar>
+          </w:tcPr>
+          <w:p>
+            <w:pPr>
+              <w:spacing w:after="0"/>
+            </w:pPr>
+            <w:hyperlink w:history="1" r:id="rIdDom17">
+              <w:r>
+                <w:rPr>
+                  <w:rFonts w:ascii="Arial" w:cs="Arial" w:eastAsia="Arial" w:hAnsi="Arial"/>
+                  <w:color w:val="2F5BEA"/>
+                  <w:sz w:val="18"/>
+                  <w:szCs w:val="18"/>
+                  <w:u w:val="single"/>
+                </w:rPr>
+                <w:t xml:space="preserve">console.firebase.google.com</w:t>
+              </w:r>
+            </w:hyperlink>
+          </w:p>
+        </w:tc>
+        <w:tc>
+          <w:tcPr>
+            <w:tcW w:type="dxa" w:w="1600"/>
+            <w:tcMar>
+              <w:top w:type="dxa" w:w="60"/>
+              <w:left w:type="dxa" w:w="110"/>
+              <w:bottom w:type="dxa" w:w="60"/>
+              <w:right w:type="dxa" w:w="110"/>
+            </w:tcMar>
+          </w:tcPr>
+          <w:p>
+            <w:pPr>
+              <w:spacing w:after="0"/>
+            </w:pPr>
+            <w:r>
+              <w:rPr>
+                <w:rFonts w:ascii="Arial" w:cs="Arial" w:eastAsia="Arial" w:hAnsi="Arial"/>
+                <w:sz w:val="18"/>
+                <w:szCs w:val="18"/>
+              </w:rPr>
+              <w:t xml:space="preserve">Your Gmail</w:t>
+            </w:r>
+          </w:p>
+        </w:tc>
+        <w:tc>
+          <w:tcPr>
+            <w:tcW w:type="dxa" w:w="2760"/>
+            <w:tcMar>
+              <w:top w:type="dxa" w:w="60"/>
+              <w:left w:type="dxa" w:w="110"/>
+              <w:bottom w:type="dxa" w:w="60"/>
+              <w:right w:type="dxa" w:w="110"/>
+            </w:tcMar>
+          </w:tcPr>
+          <w:p>
+            <w:pPr>
+              <w:spacing w:after="0"/>
+            </w:pPr>
+            <w:r>
+              <w:rPr>
+                <w:rFonts w:ascii="Arial" w:cs="Arial" w:eastAsia="Arial" w:hAnsi="Arial"/>
+                <w:sz w:val="18"/>
+                <w:szCs w:val="18"/>
+              </w:rPr>
+              <w:t xml:space="preserve">Done: battleplan-dev-ecce4 and battleplan-prod, both free for now. Prod needs a card in Phase 1; ≈ $0–3 a month</w:t>
+            </w:r>
+          </w:p>
+        </w:tc>
+      </w:tr>
+      <w:tr>
+        <w:trPr>
+          <w:cantSplit/>
+        </w:trPr>
+        <w:tc>
+          <w:tcPr>
+            <w:tcW w:type="dxa" w:w="1600"/>
+            <w:tcMar>
+              <w:top w:type="dxa" w:w="60"/>
+              <w:left w:type="dxa" w:w="110"/>
+              <w:bottom w:type="dxa" w:w="60"/>
+              <w:right w:type="dxa" w:w="110"/>
+            </w:tcMar>
+          </w:tcPr>
+          <w:p>
+            <w:pPr>
+              <w:spacing w:after="0"/>
+            </w:pPr>
+            <w:r>
+              <w:rPr>
+                <w:rFonts w:ascii="Arial" w:cs="Arial" w:eastAsia="Arial" w:hAnsi="Arial"/>
+                <w:sz w:val="18"/>
+                <w:szCs w:val="18"/>
+              </w:rPr>
+              <w:t xml:space="preserve">Resend</w:t>
+            </w:r>
+          </w:p>
+        </w:tc>
+        <w:tc>
+          <w:tcPr>
+            <w:tcW w:type="dxa" w:w="3400"/>
+            <w:tcMar>
+              <w:top w:type="dxa" w:w="60"/>
+              <w:left w:type="dxa" w:w="110"/>
+              <w:bottom w:type="dxa" w:w="60"/>
+              <w:right w:type="dxa" w:w="110"/>
+            </w:tcMar>
+          </w:tcPr>
+          <w:p>
+            <w:pPr>
+              <w:spacing w:after="0"/>
+            </w:pPr>
+            <w:hyperlink w:history="1" r:id="rIdDom18">
+              <w:r>
+                <w:rPr>
+                  <w:rFonts w:ascii="Arial" w:cs="Arial" w:eastAsia="Arial" w:hAnsi="Arial"/>
+                  <w:color w:val="2F5BEA"/>
+                  <w:sz w:val="18"/>
+                  <w:szCs w:val="18"/>
+                  <w:u w:val="single"/>
+                </w:rPr>
+                <w:t xml:space="preserve">resend.com/​signup</w:t>
+              </w:r>
+            </w:hyperlink>
+          </w:p>
+        </w:tc>
+        <w:tc>
+          <w:tcPr>
+            <w:tcW w:type="dxa" w:w="1600"/>
+            <w:tcMar>
+              <w:top w:type="dxa" w:w="60"/>
+              <w:left w:type="dxa" w:w="110"/>
+              <w:bottom w:type="dxa" w:w="60"/>
+              <w:right w:type="dxa" w:w="110"/>
+            </w:tcMar>
+          </w:tcPr>
+          <w:p>
+            <w:pPr>
+              <w:spacing w:after="0"/>
+            </w:pPr>
+            <w:r>
+              <w:rPr>
+                <w:rFonts w:ascii="Arial" w:cs="Arial" w:eastAsia="Arial" w:hAnsi="Arial"/>
+                <w:sz w:val="18"/>
+                <w:szCs w:val="18"/>
+              </w:rPr>
+              <w:t xml:space="preserve">Your Gmail</w:t>
+            </w:r>
+          </w:p>
+        </w:tc>
+        <w:tc>
+          <w:tcPr>
+            <w:tcW w:type="dxa" w:w="2760"/>
+            <w:tcMar>
+              <w:top w:type="dxa" w:w="60"/>
+              <w:left w:type="dxa" w:w="110"/>
+              <w:bottom w:type="dxa" w:w="60"/>
+              <w:right w:type="dxa" w:w="110"/>
+            </w:tcMar>
+          </w:tcPr>
+          <w:p>
+            <w:pPr>
+              <w:spacing w:after="0"/>
+            </w:pPr>
+            <w:r>
+              <w:rPr>
+                <w:rFonts w:ascii="Arial" w:cs="Arial" w:eastAsia="Arial" w:hAnsi="Arial"/>
+                <w:sz w:val="18"/>
+                <w:szCs w:val="18"/>
+              </w:rPr>
+              <w:t xml:space="preserve">Phase 1. Free up to 3,000 emails a month</w:t>
+            </w:r>
+          </w:p>
+        </w:tc>
+      </w:tr>
+      <w:tr>
+        <w:trPr>
+          <w:cantSplit/>
+        </w:trPr>
+        <w:tc>
+          <w:tcPr>
+            <w:tcW w:type="dxa" w:w="1600"/>
+            <w:tcMar>
+              <w:top w:type="dxa" w:w="60"/>
+              <w:left w:type="dxa" w:w="110"/>
+              <w:bottom w:type="dxa" w:w="60"/>
+              <w:right w:type="dxa" w:w="110"/>
+            </w:tcMar>
+          </w:tcPr>
+          <w:p>
+            <w:pPr>
+              <w:spacing w:after="0"/>
+            </w:pPr>
+            <w:r>
+              <w:rPr>
+                <w:rFonts w:ascii="Arial" w:cs="Arial" w:eastAsia="Arial" w:hAnsi="Arial"/>
+                <w:sz w:val="18"/>
+                <w:szCs w:val="18"/>
+              </w:rPr>
+              <w:t xml:space="preserve">Meta for Developers</w:t>
+            </w:r>
+          </w:p>
+        </w:tc>
+        <w:tc>
+          <w:tcPr>
+            <w:tcW w:type="dxa" w:w="3400"/>
+            <w:tcMar>
+              <w:top w:type="dxa" w:w="60"/>
+              <w:left w:type="dxa" w:w="110"/>
+              <w:bottom w:type="dxa" w:w="60"/>
+              <w:right w:type="dxa" w:w="110"/>
+            </w:tcMar>
+          </w:tcPr>
+          <w:p>
+            <w:pPr>
+              <w:spacing w:after="0"/>
+            </w:pPr>
+            <w:hyperlink w:history="1" r:id="rIdDom19">
+              <w:r>
+                <w:rPr>
+                  <w:rFonts w:ascii="Arial" w:cs="Arial" w:eastAsia="Arial" w:hAnsi="Arial"/>
+                  <w:color w:val="2F5BEA"/>
+                  <w:sz w:val="18"/>
+                  <w:szCs w:val="18"/>
+                  <w:u w:val="single"/>
+                </w:rPr>
+                <w:t xml:space="preserve">developers.facebook.com</w:t>
+              </w:r>
+            </w:hyperlink>
+          </w:p>
+        </w:tc>
+        <w:tc>
+          <w:tcPr>
+            <w:tcW w:type="dxa" w:w="1600"/>
+            <w:tcMar>
+              <w:top w:type="dxa" w:w="60"/>
+              <w:left w:type="dxa" w:w="110"/>
+              <w:bottom w:type="dxa" w:w="60"/>
+              <w:right w:type="dxa" w:w="110"/>
+            </w:tcMar>
+          </w:tcPr>
+          <w:p>
+            <w:pPr>
+              <w:spacing w:after="0"/>
+            </w:pPr>
+            <w:r>
+              <w:rPr>
+                <w:rFonts w:ascii="Arial" w:cs="Arial" w:eastAsia="Arial" w:hAnsi="Arial"/>
+                <w:sz w:val="18"/>
+                <w:szCs w:val="18"/>
+              </w:rPr>
+              <w:t xml:space="preserve">Your Facebook account</w:t>
+            </w:r>
+          </w:p>
+        </w:tc>
+        <w:tc>
+          <w:tcPr>
+            <w:tcW w:type="dxa" w:w="2760"/>
+            <w:tcMar>
+              <w:top w:type="dxa" w:w="60"/>
+              <w:left w:type="dxa" w:w="110"/>
+              <w:bottom w:type="dxa" w:w="60"/>
+              <w:right w:type="dxa" w:w="110"/>
+            </w:tcMar>
+          </w:tcPr>
+          <w:p>
+            <w:pPr>
+              <w:spacing w:after="0"/>
+            </w:pPr>
+            <w:r>
+              <w:rPr>
+                <w:rFonts w:ascii="Arial" w:cs="Arial" w:eastAsia="Arial" w:hAnsi="Arial"/>
+                <w:sz w:val="18"/>
+                <w:szCs w:val="18"/>
+              </w:rPr>
+              <w:t xml:space="preserve">Phase 1. Free</w:t>
+            </w:r>
+          </w:p>
+        </w:tc>
+      </w:tr>
+      <w:tr>
+        <w:trPr>
+          <w:cantSplit/>
+        </w:trPr>
+        <w:tc>
+          <w:tcPr>
+            <w:tcW w:type="dxa" w:w="1600"/>
+            <w:tcMar>
+              <w:top w:type="dxa" w:w="60"/>
+              <w:left w:type="dxa" w:w="110"/>
+              <w:bottom w:type="dxa" w:w="60"/>
+              <w:right w:type="dxa" w:w="110"/>
+            </w:tcMar>
+          </w:tcPr>
+          <w:p>
+            <w:pPr>
+              <w:spacing w:after="0"/>
+            </w:pPr>
+            <w:r>
+              <w:rPr>
+                <w:rFonts w:ascii="Arial" w:cs="Arial" w:eastAsia="Arial" w:hAnsi="Arial"/>
+                <w:sz w:val="18"/>
+                <w:szCs w:val="18"/>
+              </w:rPr>
+              <w:t xml:space="preserve">DMCA agent</w:t>
+            </w:r>
+          </w:p>
+        </w:tc>
+        <w:tc>
+          <w:tcPr>
+            <w:tcW w:type="dxa" w:w="3400"/>
+            <w:tcMar>
+              <w:top w:type="dxa" w:w="60"/>
+              <w:left w:type="dxa" w:w="110"/>
+              <w:bottom w:type="dxa" w:w="60"/>
+              <w:right w:type="dxa" w:w="110"/>
+            </w:tcMar>
+          </w:tcPr>
+          <w:p>
+            <w:pPr>
+              <w:spacing w:after="0"/>
+            </w:pPr>
+            <w:hyperlink w:history="1" r:id="rIdDom20">
+              <w:r>
+                <w:rPr>
+                  <w:rFonts w:ascii="Arial" w:cs="Arial" w:eastAsia="Arial" w:hAnsi="Arial"/>
+                  <w:color w:val="2F5BEA"/>
+                  <w:sz w:val="18"/>
+                  <w:szCs w:val="18"/>
+                  <w:u w:val="single"/>
+                </w:rPr>
+                <w:t xml:space="preserve">dmca.copyright.gov</w:t>
+              </w:r>
+            </w:hyperlink>
+          </w:p>
+        </w:tc>
+        <w:tc>
+          <w:tcPr>
+            <w:tcW w:type="dxa" w:w="1600"/>
+            <w:tcMar>
+              <w:top w:type="dxa" w:w="60"/>
+              <w:left w:type="dxa" w:w="110"/>
+              <w:bottom w:type="dxa" w:w="60"/>
+              <w:right w:type="dxa" w:w="110"/>
+            </w:tcMar>
+          </w:tcPr>
+          <w:p>
+            <w:pPr>
+              <w:spacing w:after="0"/>
+            </w:pPr>
+            <w:r>
+              <w:rPr>
+                <w:rFonts w:ascii="Arial" w:cs="Arial" w:eastAsia="Arial" w:hAnsi="Arial"/>
+                <w:sz w:val="18"/>
+                <w:szCs w:val="18"/>
+              </w:rPr>
+              <w:t xml:space="preserve">A new Copyright Office account</w:t>
+            </w:r>
+          </w:p>
+        </w:tc>
+        <w:tc>
+          <w:tcPr>
+            <w:tcW w:type="dxa" w:w="2760"/>
+            <w:tcMar>
+              <w:top w:type="dxa" w:w="60"/>
+              <w:left w:type="dxa" w:w="110"/>
+              <w:bottom w:type="dxa" w:w="60"/>
+              <w:right w:type="dxa" w:w="110"/>
+            </w:tcMar>
+          </w:tcPr>
+          <w:p>
+            <w:pPr>
+              <w:spacing w:after="0"/>
+            </w:pPr>
+            <w:r>
+              <w:rPr>
+                <w:rFonts w:ascii="Arial" w:cs="Arial" w:eastAsia="Arial" w:hAnsi="Arial"/>
+                <w:sz w:val="18"/>
+                <w:szCs w:val="18"/>
+              </w:rPr>
+              <w:t xml:space="preserve">Phase 1, before public uploads. $6 every 3 years</w:t>
+            </w:r>
+          </w:p>
+        </w:tc>
+      </w:tr>
+      <w:tr>
+        <w:trPr>
+          <w:cantSplit/>
+        </w:trPr>
+        <w:tc>
+          <w:tcPr>
+            <w:tcW w:type="dxa" w:w="1600"/>
+            <w:tcMar>
+              <w:top w:type="dxa" w:w="60"/>
+              <w:left w:type="dxa" w:w="110"/>
+              <w:bottom w:type="dxa" w:w="60"/>
+              <w:right w:type="dxa" w:w="110"/>
+            </w:tcMar>
+          </w:tcPr>
+          <w:p>
+            <w:pPr>
+              <w:spacing w:after="0"/>
+            </w:pPr>
+            <w:r>
+              <w:rPr>
+                <w:rFonts w:ascii="Arial" w:cs="Arial" w:eastAsia="Arial" w:hAnsi="Arial"/>
+                <w:sz w:val="18"/>
+                <w:szCs w:val="18"/>
+              </w:rPr>
+              <w:t xml:space="preserve">Apple Developer Program</w:t>
+            </w:r>
+          </w:p>
+        </w:tc>
+        <w:tc>
+          <w:tcPr>
+            <w:tcW w:type="dxa" w:w="3400"/>
+            <w:tcMar>
+              <w:top w:type="dxa" w:w="60"/>
+              <w:left w:type="dxa" w:w="110"/>
+              <w:bottom w:type="dxa" w:w="60"/>
+              <w:right w:type="dxa" w:w="110"/>
+            </w:tcMar>
+          </w:tcPr>
+          <w:p>
+            <w:pPr>
+              <w:spacing w:after="0"/>
+            </w:pPr>
+            <w:hyperlink w:history="1" r:id="rIdDom21">
+              <w:r>
+                <w:rPr>
+                  <w:rFonts w:ascii="Arial" w:cs="Arial" w:eastAsia="Arial" w:hAnsi="Arial"/>
+                  <w:color w:val="2F5BEA"/>
+                  <w:sz w:val="18"/>
+                  <w:szCs w:val="18"/>
+                  <w:u w:val="single"/>
+                </w:rPr>
+                <w:t xml:space="preserve">developer.apple.com/​programs/​enroll</w:t>
+              </w:r>
+            </w:hyperlink>
+          </w:p>
+        </w:tc>
+        <w:tc>
+          <w:tcPr>
+            <w:tcW w:type="dxa" w:w="1600"/>
+            <w:tcMar>
+              <w:top w:type="dxa" w:w="60"/>
+              <w:left w:type="dxa" w:w="110"/>
+              <w:bottom w:type="dxa" w:w="60"/>
+              <w:right w:type="dxa" w:w="110"/>
+            </w:tcMar>
+          </w:tcPr>
+          <w:p>
+            <w:pPr>
+              <w:spacing w:after="0"/>
+            </w:pPr>
+            <w:r>
+              <w:rPr>
+                <w:rFonts w:ascii="Arial" w:cs="Arial" w:eastAsia="Arial" w:hAnsi="Arial"/>
+                <w:sz w:val="18"/>
+                <w:szCs w:val="18"/>
+              </w:rPr>
+              <w:t xml:space="preserve">Your Apple Account</w:t>
+            </w:r>
+          </w:p>
+        </w:tc>
+        <w:tc>
+          <w:tcPr>
+            <w:tcW w:type="dxa" w:w="2760"/>
+            <w:tcMar>
+              <w:top w:type="dxa" w:w="60"/>
+              <w:left w:type="dxa" w:w="110"/>
+              <w:bottom w:type="dxa" w:w="60"/>
+              <w:right w:type="dxa" w:w="110"/>
+            </w:tcMar>
+          </w:tcPr>
+          <w:p>
+            <w:pPr>
+              <w:spacing w:after="0"/>
+            </w:pPr>
+            <w:r>
+              <w:rPr>
+                <w:rFonts w:ascii="Arial" w:cs="Arial" w:eastAsia="Arial" w:hAnsi="Arial"/>
+                <w:sz w:val="18"/>
+                <w:szCs w:val="18"/>
+              </w:rPr>
+              <w:t xml:space="preserve">Phase 2. $99 a year</w:t>
+            </w:r>
+          </w:p>
+        </w:tc>
+      </w:tr>
+      <w:tr>
+        <w:trPr>
+          <w:cantSplit/>
+        </w:trPr>
+        <w:tc>
+          <w:tcPr>
+            <w:tcW w:type="dxa" w:w="1600"/>
+            <w:tcMar>
+              <w:top w:type="dxa" w:w="60"/>
+              <w:left w:type="dxa" w:w="110"/>
+              <w:bottom w:type="dxa" w:w="60"/>
+              <w:right w:type="dxa" w:w="110"/>
+            </w:tcMar>
+          </w:tcPr>
+          <w:p>
+            <w:pPr>
+              <w:spacing w:after="0"/>
+            </w:pPr>
+            <w:r>
+              <w:rPr>
+                <w:rFonts w:ascii="Arial" w:cs="Arial" w:eastAsia="Arial" w:hAnsi="Arial"/>
+                <w:sz w:val="18"/>
+                <w:szCs w:val="18"/>
+              </w:rPr>
+              <w:t xml:space="preserve">Google Play Console</w:t>
+            </w:r>
+          </w:p>
+        </w:tc>
+        <w:tc>
+          <w:tcPr>
+            <w:tcW w:type="dxa" w:w="3400"/>
+            <w:tcMar>
+              <w:top w:type="dxa" w:w="60"/>
+              <w:left w:type="dxa" w:w="110"/>
+              <w:bottom w:type="dxa" w:w="60"/>
+              <w:right w:type="dxa" w:w="110"/>
+            </w:tcMar>
+          </w:tcPr>
+          <w:p>
+            <w:pPr>
+              <w:spacing w:after="0"/>
+            </w:pPr>
+            <w:hyperlink w:history="1" r:id="rIdDom22">
+              <w:r>
+                <w:rPr>
+                  <w:rFonts w:ascii="Arial" w:cs="Arial" w:eastAsia="Arial" w:hAnsi="Arial"/>
+                  <w:color w:val="2F5BEA"/>
+                  <w:sz w:val="18"/>
+                  <w:szCs w:val="18"/>
+                  <w:u w:val="single"/>
+                </w:rPr>
+                <w:t xml:space="preserve">play.google.com/​console/​signup</w:t>
+              </w:r>
+            </w:hyperlink>
+          </w:p>
+        </w:tc>
+        <w:tc>
+          <w:tcPr>
+            <w:tcW w:type="dxa" w:w="1600"/>
+            <w:tcMar>
+              <w:top w:type="dxa" w:w="60"/>
+              <w:left w:type="dxa" w:w="110"/>
+              <w:bottom w:type="dxa" w:w="60"/>
+              <w:right w:type="dxa" w:w="110"/>
+            </w:tcMar>
+          </w:tcPr>
+          <w:p>
+            <w:pPr>
+              <w:spacing w:after="0"/>
+            </w:pPr>
+            <w:r>
+              <w:rPr>
+                <w:rFonts w:ascii="Arial" w:cs="Arial" w:eastAsia="Arial" w:hAnsi="Arial"/>
+                <w:sz w:val="18"/>
+                <w:szCs w:val="18"/>
+              </w:rPr>
+              <w:t xml:space="preserve">Your Gmail</w:t>
+            </w:r>
+          </w:p>
+        </w:tc>
+        <w:tc>
+          <w:tcPr>
+            <w:tcW w:type="dxa" w:w="2760"/>
+            <w:tcMar>
+              <w:top w:type="dxa" w:w="60"/>
+              <w:left w:type="dxa" w:w="110"/>
+              <w:bottom w:type="dxa" w:w="60"/>
+              <w:right w:type="dxa" w:w="110"/>
+            </w:tcMar>
+          </w:tcPr>
+          <w:p>
+            <w:pPr>
+              <w:spacing w:after="0"/>
+            </w:pPr>
+            <w:r>
+              <w:rPr>
+                <w:rFonts w:ascii="Arial" w:cs="Arial" w:eastAsia="Arial" w:hAnsi="Arial"/>
+                <w:sz w:val="18"/>
+                <w:szCs w:val="18"/>
+              </w:rPr>
+              <w:t xml:space="preserve">Phase 3. $25 once</w:t>
+            </w:r>
+          </w:p>
+        </w:tc>
+      </w:tr>
+    </w:tbl>
+    <w:p>
+      <w:pPr>
+        <w:pStyle w:val="Heading2"/>
+      </w:pPr>
+      <w:r>
+        <w:rPr>
+          <w:rFonts w:ascii="Arial" w:cs="Arial" w:eastAsia="Arial" w:hAnsi="Arial"/>
+        </w:rPr>
+        <w:t xml:space="preserve">Email addresses</w:t>
       </w:r>
     </w:p>
     <w:p>
@@ -2193,7 +3450,7 @@
                 <w:sz w:val="18"/>
                 <w:szCs w:val="18"/>
               </w:rPr>
-              <w:t xml:space="preserve">support@battleplan.team</w:t>
+              <w:t xml:space="preserve">support@getbattleplan.app</w:t>
             </w:r>
           </w:p>
         </w:tc>
@@ -2294,7 +3551,7 @@
                 <w:sz w:val="18"/>
                 <w:szCs w:val="18"/>
               </w:rPr>
-              <w:t xml:space="preserve">privacy@battleplan.team</w:t>
+              <w:t xml:space="preserve">privacy@getbattleplan.app</w:t>
             </w:r>
           </w:p>
         </w:tc>
@@ -2395,7 +3652,7 @@
                 <w:sz w:val="18"/>
                 <w:szCs w:val="18"/>
               </w:rPr>
-              <w:t xml:space="preserve">noreply@battleplan.team</w:t>
+              <w:t xml:space="preserve">noreply@getbattleplan.app</w:t>
             </w:r>
           </w:p>
         </w:tc>
@@ -3725,7 +4982,7 @@
         <w:rPr>
           <w:rFonts w:ascii="Arial" w:cs="Arial" w:eastAsia="Arial" w:hAnsi="Arial"/>
         </w:rPr>
-        <w:t xml:space="preserve">6. Domain and hosting: Cloudflare, not AWS</w:t>
+        <w:t xml:space="preserve">6. Domain and hosting: Cloudflare for the domain, Firebase for the app</w:t>
       </w:r>
     </w:p>
     <w:p>
@@ -3736,7 +4993,7 @@
         <w:rPr>
           <w:rFonts w:ascii="Arial" w:cs="Arial" w:eastAsia="Arial" w:hAnsi="Arial"/>
         </w:rPr>
-        <w:t xml:space="preserve">Register the domain at Cloudflare and host the site on Firebase Hosting. AWS Route 53 works, but battleplan.team costs $40 a year there instead of $28.20, DNS adds $6 a year, and there is no simple email forwarding.</w:t>
+        <w:t xml:space="preserve">Register the domain at Cloudflare, which sells it at cost and includes DNS and email forwarding, and keep the app on Firebase Hosting. Cloudflare's yearly prices:</w:t>
       </w:r>
     </w:p>
     <w:tbl>
@@ -3786,7 +5043,7 @@
                 <w:sz w:val="18"/>
                 <w:szCs w:val="18"/>
               </w:rPr>
-              <w:t xml:space="preserve">Item</w:t>
+              <w:t xml:space="preserve">Ending</w:t>
             </w:r>
           </w:p>
         </w:tc>
@@ -3814,7 +5071,7 @@
                 <w:sz w:val="18"/>
                 <w:szCs w:val="18"/>
               </w:rPr>
-              <w:t xml:space="preserve">Cloudflare</w:t>
+              <w:t xml:space="preserve">Cloudflare price</w:t>
             </w:r>
           </w:p>
         </w:tc>
@@ -3842,7 +5099,7 @@
                 <w:sz w:val="18"/>
                 <w:szCs w:val="18"/>
               </w:rPr>
-              <w:t xml:space="preserve">AWS Route 53</w:t>
+              <w:t xml:space="preserve">Battleplan names</w:t>
             </w:r>
           </w:p>
         </w:tc>
@@ -3871,7 +5128,7 @@
                 <w:sz w:val="18"/>
                 <w:szCs w:val="18"/>
               </w:rPr>
-              <w:t xml:space="preserve">battleplan.team, per year</w:t>
+              <w:t xml:space="preserve">.app</w:t>
             </w:r>
           </w:p>
         </w:tc>
@@ -3895,7 +5152,7 @@
                 <w:sz w:val="18"/>
                 <w:szCs w:val="18"/>
               </w:rPr>
-              <w:t xml:space="preserve">$28.20 (at cost)</w:t>
+              <w:t xml:space="preserve">$8.20 the first year, then $14.20</w:t>
             </w:r>
           </w:p>
         </w:tc>
@@ -3919,7 +5176,7 @@
                 <w:sz w:val="18"/>
                 <w:szCs w:val="18"/>
               </w:rPr>
-              <w:t xml:space="preserve">$40 (since July 1, 2026)</w:t>
+              <w:t xml:space="preserve">getbattleplan.app (chosen); battleplan.app is taken</w:t>
             </w:r>
           </w:p>
         </w:tc>
@@ -3948,7 +5205,7 @@
                 <w:sz w:val="18"/>
                 <w:szCs w:val="18"/>
               </w:rPr>
-              <w:t xml:space="preserve">.com, per year</w:t>
+              <w:t xml:space="preserve">.com</w:t>
             </w:r>
           </w:p>
         </w:tc>
@@ -3972,7 +5229,7 @@
                 <w:sz w:val="18"/>
                 <w:szCs w:val="18"/>
               </w:rPr>
-              <w:t xml:space="preserve">$10.46 (at cost)</w:t>
+              <w:t xml:space="preserve">$10.46</w:t>
             </w:r>
           </w:p>
         </w:tc>
@@ -3996,7 +5253,7 @@
                 <w:sz w:val="18"/>
                 <w:szCs w:val="18"/>
               </w:rPr>
-              <w:t xml:space="preserve">$16</w:t>
+              <w:t xml:space="preserve">battleplan.com and getbattleplan.com are taken</w:t>
             </w:r>
           </w:p>
         </w:tc>
@@ -4025,7 +5282,7 @@
                 <w:sz w:val="18"/>
                 <w:szCs w:val="18"/>
               </w:rPr>
-              <w:t xml:space="preserve">DNS</w:t>
+              <w:t xml:space="preserve">.team</w:t>
             </w:r>
           </w:p>
         </w:tc>
@@ -4049,7 +5306,7 @@
                 <w:sz w:val="18"/>
                 <w:szCs w:val="18"/>
               </w:rPr>
-              <w:t xml:space="preserve">Free</w:t>
+              <w:t xml:space="preserve">$28.20</w:t>
             </w:r>
           </w:p>
         </w:tc>
@@ -4073,7 +5330,7 @@
                 <w:sz w:val="18"/>
                 <w:szCs w:val="18"/>
               </w:rPr>
-              <w:t xml:space="preserve">$0.50 a month per domain, plus query fees</w:t>
+              <w:t xml:space="preserve">battleplan.team is free</w:t>
             </w:r>
           </w:p>
         </w:tc>
@@ -4102,7 +5359,7 @@
                 <w:sz w:val="18"/>
                 <w:szCs w:val="18"/>
               </w:rPr>
-              <w:t xml:space="preserve">Email forwarding</w:t>
+              <w:t xml:space="preserve">.io</w:t>
             </w:r>
           </w:p>
         </w:tc>
@@ -4126,7 +5383,7 @@
                 <w:sz w:val="18"/>
                 <w:szCs w:val="18"/>
               </w:rPr>
-              <w:t xml:space="preserve">Free (Email Routing)</w:t>
+              <w:t xml:space="preserve">$32 the first year, then $50</w:t>
             </w:r>
           </w:p>
         </w:tc>
@@ -4150,7 +5407,7 @@
                 <w:sz w:val="18"/>
                 <w:szCs w:val="18"/>
               </w:rPr>
-              <w:t xml:space="preserve">Not built in: needs SES, S3 and Lambda. AWS's WorkMail mailboxes end March 31, 2027.</w:t>
+              <w:t xml:space="preserve">battleplan.io is taken</w:t>
             </w:r>
           </w:p>
         </w:tc>
@@ -4179,7 +5436,7 @@
                 <w:sz w:val="18"/>
                 <w:szCs w:val="18"/>
               </w:rPr>
-              <w:t xml:space="preserve">Works with Firebase Hosting</w:t>
+              <w:t xml:space="preserve">DNS and email forwarding</w:t>
             </w:r>
           </w:p>
         </w:tc>
@@ -4203,7 +5460,7 @@
                 <w:sz w:val="18"/>
                 <w:szCs w:val="18"/>
               </w:rPr>
-              <w:t xml:space="preserve">Yes</w:t>
+              <w:t xml:space="preserve">Free</w:t>
             </w:r>
           </w:p>
         </w:tc>
@@ -4227,7 +5484,7 @@
                 <w:sz w:val="18"/>
                 <w:szCs w:val="18"/>
               </w:rPr>
-              <w:t xml:space="preserve">Yes</w:t>
+              <w:t xml:space="preserve">Included with the domain</w:t>
             </w:r>
           </w:p>
         </w:tc>
@@ -4244,7 +5501,32 @@
           <w:sz w:val="18"/>
           <w:szCs w:val="18"/>
         </w:rPr>
-        <w:t xml:space="preserve">Choose AWS only if you already run other systems there. Either way, Firebase Hosting serves the site.</w:t>
+        <w:t xml:space="preserve">getbattleplan.com belongs to someone else, so share invite links as taps or QR codes rather than asking people to type the address. .io costs the most, and its long-term future is uncertain while the UK's handover of its territory to Mauritius is unresolved.</w:t>
+      </w:r>
+    </w:p>
+    <w:p>
+      <w:pPr>
+        <w:spacing w:after="160" w:before="80"/>
+      </w:pPr>
+      <w:r>
+        <w:rPr>
+          <w:rFonts w:ascii="Arial" w:cs="Arial" w:eastAsia="Arial" w:hAnsi="Arial"/>
+          <w:b/>
+          <w:bCs/>
+          <w:color w:val="5A6475"/>
+          <w:sz w:val="18"/>
+          <w:szCs w:val="18"/>
+        </w:rPr>
+        <w:t xml:space="preserve">Why not host the app on Cloudflare too?</w:t>
+      </w:r>
+      <w:r>
+        <w:rPr>
+          <w:rFonts w:ascii="Arial" w:cs="Arial" w:eastAsia="Arial" w:hAnsi="Arial"/>
+          <w:color w:val="5A6475"/>
+          <w:sz w:val="18"/>
+          <w:szCs w:val="18"/>
+        </w:rPr>
+        <w:t xml:space="preserve"> Cloudflare could serve the web app's files, but Firebase Hosting does jobs the plan depends on: email sign-in links that open the phone apps must use a domain on Firebase Hosting, and invite-link previews, pull-request previews and Google sign-in's redirect handler are built in. It's free at this size. Cloudflare's database, storage and server products can't replace the rest either: it has no sign-in service, offline-syncing database or push notifications, so moving the backend would mean building those yourself.</w:t>
       </w:r>
     </w:p>
     <w:p>
@@ -4419,7 +5701,7 @@
                 <w:sz w:val="18"/>
                 <w:szCs w:val="18"/>
               </w:rPr>
-              <w:t xml:space="preserve">Domain: battleplan.team at Cloudflare</w:t>
+              <w:t xml:space="preserve">Domain: getbattleplan.app at Cloudflare</w:t>
             </w:r>
           </w:p>
         </w:tc>
@@ -4467,7 +5749,7 @@
                 <w:sz w:val="18"/>
                 <w:szCs w:val="18"/>
               </w:rPr>
-              <w:t xml:space="preserve">$28.20</w:t>
+              <w:t xml:space="preserve">$8.20 the first year, then $14.20</w:t>
             </w:r>
           </w:p>
         </w:tc>
@@ -5385,7 +6667,7 @@
                 <w:sz w:val="18"/>
                 <w:szCs w:val="18"/>
               </w:rPr>
-              <w:t xml:space="preserve">≈ $127 + Firebase</w:t>
+              <w:t xml:space="preserve">≈ $113 + Firebase ($107 the first year)</w:t>
             </w:r>
           </w:p>
         </w:tc>
@@ -5412,7 +6694,7 @@
                 <w:sz w:val="18"/>
                 <w:szCs w:val="18"/>
               </w:rPr>
-              <w:t xml:space="preserve">First year ≈ $158</w:t>
+              <w:t xml:space="preserve">First year ≈ $138</w:t>
             </w:r>
           </w:p>
         </w:tc>
@@ -5429,7 +6711,7 @@
           <w:sz w:val="18"/>
           <w:szCs w:val="18"/>
         </w:rPr>
-        <w:t xml:space="preserve">Later years run about $129, with the DMCA renewal spread out. Firebase grows with use: about $15–35 a month at 100 active teams (Battleplan architecture doc, section 10). Optional extras: a .com instead of .team saves about $18 a year; a Workspace mailbox is $7 per user per month on an annual plan.</w:t>
+        <w:t xml:space="preserve">Later years run about $115, with the DMCA renewal spread out. Firebase grows with use: about $15–35 a month at 100 active teams (Battleplan architecture doc, section 10). Optional extra: a Workspace mailbox is $7 per user per month on an annual plan.</w:t>
       </w:r>
     </w:p>
     <w:p>
@@ -5908,7 +7190,7 @@
         </w:rPr>
         <w:t xml:space="preserve">Google sign-in: </w:t>
       </w:r>
-      <w:hyperlink w:history="1" r:id="rIdGmail2">
+      <w:hyperlink w:history="1" r:id="rIdDom23">
         <w:r>
           <w:rPr>
             <w:rFonts w:ascii="Arial" w:cs="Arial" w:eastAsia="Arial" w:hAnsi="Arial"/>
@@ -5918,6 +7200,22 @@
           <w:t xml:space="preserve">support email rules</w:t>
         </w:r>
       </w:hyperlink>
+      <w:r>
+        <w:rPr>
+          <w:rFonts w:ascii="Arial" w:cs="Arial" w:eastAsia="Arial" w:hAnsi="Arial"/>
+        </w:rPr>
+        <w:t xml:space="preserve">, </w:t>
+      </w:r>
+      <w:hyperlink w:history="1" r:id="rIdDom24">
+        <w:r>
+          <w:rPr>
+            <w:rFonts w:ascii="Arial" w:cs="Arial" w:eastAsia="Arial" w:hAnsi="Arial"/>
+            <w:color w:val="2F5BEA"/>
+            <w:u w:val="single"/>
+          </w:rPr>
+          <w:t xml:space="preserve">branding page</w:t>
+        </w:r>
+      </w:hyperlink>
     </w:p>
     <w:p>
       <w:pPr>
@@ -5934,7 +7232,7 @@
         </w:rPr>
         <w:t xml:space="preserve">Firebase: </w:t>
       </w:r>
-      <w:hyperlink w:history="1" r:id="rIdl2v_1hzaof6whpmqwjjko">
+      <w:hyperlink w:history="1" r:id="rIdDom25">
         <w:r>
           <w:rPr>
             <w:rFonts w:ascii="Arial" w:cs="Arial" w:eastAsia="Arial" w:hAnsi="Arial"/>
@@ -5942,6 +7240,38 @@
             <w:u w:val="single"/>
           </w:rPr>
           <w:t xml:space="preserve">pricing</w:t>
+        </w:r>
+      </w:hyperlink>
+      <w:r>
+        <w:rPr>
+          <w:rFonts w:ascii="Arial" w:cs="Arial" w:eastAsia="Arial" w:hAnsi="Arial"/>
+        </w:rPr>
+        <w:t xml:space="preserve">, </w:t>
+      </w:r>
+      <w:hyperlink w:history="1" r:id="rIdDom26">
+        <w:r>
+          <w:rPr>
+            <w:rFonts w:ascii="Arial" w:cs="Arial" w:eastAsia="Arial" w:hAnsi="Arial"/>
+            <w:color w:val="2F5BEA"/>
+            <w:u w:val="single"/>
+          </w:rPr>
+          <w:t xml:space="preserve">custom domains</w:t>
+        </w:r>
+      </w:hyperlink>
+      <w:r>
+        <w:rPr>
+          <w:rFonts w:ascii="Arial" w:cs="Arial" w:eastAsia="Arial" w:hAnsi="Arial"/>
+        </w:rPr>
+        <w:t xml:space="preserve">, </w:t>
+      </w:r>
+      <w:hyperlink w:history="1" r:id="rIdDom27">
+        <w:r>
+          <w:rPr>
+            <w:rFonts w:ascii="Arial" w:cs="Arial" w:eastAsia="Arial" w:hAnsi="Arial"/>
+            <w:color w:val="2F5BEA"/>
+            <w:u w:val="single"/>
+          </w:rPr>
+          <w:t xml:space="preserve">email-link domains</w:t>
         </w:r>
       </w:hyperlink>
       <w:r>
@@ -6040,7 +7370,7 @@
         </w:rPr>
         <w:t xml:space="preserve">Domains: </w:t>
       </w:r>
-      <w:hyperlink w:history="1" r:id="rIdjxh6dqtnnmffhbphzhhnq">
+      <w:hyperlink w:history="1" r:id="rIdDom28">
         <w:r>
           <w:rPr>
             <w:rFonts w:ascii="Arial" w:cs="Arial" w:eastAsia="Arial" w:hAnsi="Arial"/>
@@ -6056,7 +7386,39 @@
         </w:rPr>
         <w:t xml:space="preserve">, </w:t>
       </w:r>
-      <w:hyperlink w:history="1" r:id="rIdtd9g86fm6d-r4kfibxvef">
+      <w:hyperlink w:history="1" r:id="rIdDom29">
+        <w:r>
+          <w:rPr>
+            <w:rFonts w:ascii="Arial" w:cs="Arial" w:eastAsia="Arial" w:hAnsi="Arial"/>
+            <w:color w:val="2F5BEA"/>
+            <w:u w:val="single"/>
+          </w:rPr>
+          <w:t xml:space="preserve">registering a domain</w:t>
+        </w:r>
+      </w:hyperlink>
+      <w:r>
+        <w:rPr>
+          <w:rFonts w:ascii="Arial" w:cs="Arial" w:eastAsia="Arial" w:hAnsi="Arial"/>
+        </w:rPr>
+        <w:t xml:space="preserve">, </w:t>
+      </w:r>
+      <w:hyperlink w:history="1" r:id="rIdDom30">
+        <w:r>
+          <w:rPr>
+            <w:rFonts w:ascii="Arial" w:cs="Arial" w:eastAsia="Arial" w:hAnsi="Arial"/>
+            <w:color w:val="2F5BEA"/>
+            <w:u w:val="single"/>
+          </w:rPr>
+          <w:t xml:space="preserve">Email Routing setup</w:t>
+        </w:r>
+      </w:hyperlink>
+      <w:r>
+        <w:rPr>
+          <w:rFonts w:ascii="Arial" w:cs="Arial" w:eastAsia="Arial" w:hAnsi="Arial"/>
+        </w:rPr>
+        <w:t xml:space="preserve">, </w:t>
+      </w:r>
+      <w:hyperlink w:history="1" r:id="rIdDom31">
         <w:r>
           <w:rPr>
             <w:rFonts w:ascii="Arial" w:cs="Arial" w:eastAsia="Arial" w:hAnsi="Arial"/>
@@ -6072,46 +7434,14 @@
         </w:rPr>
         <w:t xml:space="preserve"> (a third-party list), </w:t>
       </w:r>
-      <w:hyperlink w:history="1" r:id="rId6lxjhk4crg9vnhplsmxax">
+      <w:hyperlink w:history="1" r:id="rIdDom32">
         <w:r>
           <w:rPr>
             <w:rFonts w:ascii="Arial" w:cs="Arial" w:eastAsia="Arial" w:hAnsi="Arial"/>
             <w:color w:val="2F5BEA"/>
             <w:u w:val="single"/>
           </w:rPr>
-          <w:t xml:space="preserve">Route 53 pricing</w:t>
-        </w:r>
-      </w:hyperlink>
-      <w:r>
-        <w:rPr>
-          <w:rFonts w:ascii="Arial" w:cs="Arial" w:eastAsia="Arial" w:hAnsi="Arial"/>
-        </w:rPr>
-        <w:t xml:space="preserve">, </w:t>
-      </w:r>
-      <w:hyperlink w:history="1" r:id="rIdx5qmzwrfrj--yxpbtqvyv">
-        <w:r>
-          <w:rPr>
-            <w:rFonts w:ascii="Arial" w:cs="Arial" w:eastAsia="Arial" w:hAnsi="Arial"/>
-            <w:color w:val="2F5BEA"/>
-            <w:u w:val="single"/>
-          </w:rPr>
-          <w:t xml:space="preserve">Route 53 domain prices</w:t>
-        </w:r>
-      </w:hyperlink>
-      <w:r>
-        <w:rPr>
-          <w:rFonts w:ascii="Arial" w:cs="Arial" w:eastAsia="Arial" w:hAnsi="Arial"/>
-        </w:rPr>
-        <w:t xml:space="preserve">, </w:t>
-      </w:r>
-      <w:hyperlink w:history="1" r:id="rIdkkqa2igmqbwzarhtcg4gb">
-        <w:r>
-          <w:rPr>
-            <w:rFonts w:ascii="Arial" w:cs="Arial" w:eastAsia="Arial" w:hAnsi="Arial"/>
-            <w:color w:val="2F5BEA"/>
-            <w:u w:val="single"/>
-          </w:rPr>
-          <w:t xml:space="preserve">AWS WorkMail</w:t>
+          <w:t xml:space="preserve">.io's future</w:t>
         </w:r>
       </w:hyperlink>
     </w:p>
